--- a/ADG/04장/4장_실습문제.docx
+++ b/ADG/04장/4장_실습문제.docx
@@ -51,34 +51,34 @@
           <w:rFonts w:ascii="맑은 고딕" w:hAnsi="맑은 고딕" w:eastAsia="맑은 고딕"/>
           <w:sz w:val="21"/>
         </w:rPr>
-        <w:t>① ARCHIVELOG</w:t>
-      </w:r>
-    </w:p>
-    <w:p>
-      <w:r>
-        <w:rPr>
-          <w:rFonts w:ascii="맑은 고딕" w:hAnsi="맑은 고딕" w:eastAsia="맑은 고딕"/>
-          <w:sz w:val="21"/>
-        </w:rPr>
-        <w:t>② NOARCHIVELOG</w:t>
-      </w:r>
-    </w:p>
-    <w:p>
-      <w:r>
-        <w:rPr>
-          <w:rFonts w:ascii="맑은 고딕" w:hAnsi="맑은 고딕" w:eastAsia="맑은 고딕"/>
-          <w:sz w:val="21"/>
-        </w:rPr>
-        <w:t>③ FORCE LOGGING만 있으면 무관</w:t>
-      </w:r>
-    </w:p>
-    <w:p>
-      <w:r>
-        <w:rPr>
-          <w:rFonts w:ascii="맑은 고딕" w:hAnsi="맑은 고딕" w:eastAsia="맑은 고딕"/>
-          <w:sz w:val="21"/>
-        </w:rPr>
-        <w:t>④ FLASHBACK</w:t>
+        <w:t>① FLASHBACK</w:t>
+      </w:r>
+    </w:p>
+    <w:p>
+      <w:r>
+        <w:rPr>
+          <w:rFonts w:ascii="맑은 고딕" w:hAnsi="맑은 고딕" w:eastAsia="맑은 고딕"/>
+          <w:sz w:val="21"/>
+        </w:rPr>
+        <w:t>② FORCE LOGGING만 있으면 무관</w:t>
+      </w:r>
+    </w:p>
+    <w:p>
+      <w:r>
+        <w:rPr>
+          <w:rFonts w:ascii="맑은 고딕" w:hAnsi="맑은 고딕" w:eastAsia="맑은 고딕"/>
+          <w:sz w:val="21"/>
+        </w:rPr>
+        <w:t>③ NOARCHIVELOG</w:t>
+      </w:r>
+    </w:p>
+    <w:p>
+      <w:r>
+        <w:rPr>
+          <w:rFonts w:ascii="맑은 고딕" w:hAnsi="맑은 고딕" w:eastAsia="맑은 고딕"/>
+          <w:sz w:val="21"/>
+        </w:rPr>
+        <w:t>④ ARCHIVELOG</w:t>
       </w:r>
     </w:p>
     <w:p>
@@ -105,34 +105,34 @@
           <w:rFonts w:ascii="맑은 고딕" w:hAnsi="맑은 고딕" w:eastAsia="맑은 고딕"/>
           <w:sz w:val="21"/>
         </w:rPr>
-        <w:t>① MOUNT</w:t>
-      </w:r>
-    </w:p>
-    <w:p>
-      <w:r>
-        <w:rPr>
-          <w:rFonts w:ascii="맑은 고딕" w:hAnsi="맑은 고딕" w:eastAsia="맑은 고딕"/>
-          <w:sz w:val="21"/>
-        </w:rPr>
-        <w:t>② OPEN</w:t>
-      </w:r>
-    </w:p>
-    <w:p>
-      <w:r>
-        <w:rPr>
-          <w:rFonts w:ascii="맑은 고딕" w:hAnsi="맑은 고딕" w:eastAsia="맑은 고딕"/>
-          <w:sz w:val="21"/>
-        </w:rPr>
-        <w:t>③ NOMOUNT</w:t>
-      </w:r>
-    </w:p>
-    <w:p>
-      <w:r>
-        <w:rPr>
-          <w:rFonts w:ascii="맑은 고딕" w:hAnsi="맑은 고딕" w:eastAsia="맑은 고딕"/>
-          <w:sz w:val="21"/>
-        </w:rPr>
-        <w:t>④ 어느 상태든 가능</w:t>
+        <w:t>① NOMOUNT</w:t>
+      </w:r>
+    </w:p>
+    <w:p>
+      <w:r>
+        <w:rPr>
+          <w:rFonts w:ascii="맑은 고딕" w:hAnsi="맑은 고딕" w:eastAsia="맑은 고딕"/>
+          <w:sz w:val="21"/>
+        </w:rPr>
+        <w:t>② 어느 상태든 가능</w:t>
+      </w:r>
+    </w:p>
+    <w:p>
+      <w:r>
+        <w:rPr>
+          <w:rFonts w:ascii="맑은 고딕" w:hAnsi="맑은 고딕" w:eastAsia="맑은 고딕"/>
+          <w:sz w:val="21"/>
+        </w:rPr>
+        <w:t>③ MOUNT</w:t>
+      </w:r>
+    </w:p>
+    <w:p>
+      <w:r>
+        <w:rPr>
+          <w:rFonts w:ascii="맑은 고딕" w:hAnsi="맑은 고딕" w:eastAsia="맑은 고딕"/>
+          <w:sz w:val="21"/>
+        </w:rPr>
+        <w:t>④ OPEN</w:t>
       </w:r>
     </w:p>
     <w:p>
@@ -159,7 +159,7 @@
           <w:rFonts w:ascii="맑은 고딕" w:hAnsi="맑은 고딕" w:eastAsia="맑은 고딕"/>
           <w:sz w:val="21"/>
         </w:rPr>
-        <w:t>① ARCHIVE LOG LIST</w:t>
+        <w:t>① LIST ARCHIVELOG</w:t>
       </w:r>
     </w:p>
     <w:p>
@@ -177,7 +177,7 @@
           <w:rFonts w:ascii="맑은 고딕" w:hAnsi="맑은 고딕" w:eastAsia="맑은 고딕"/>
           <w:sz w:val="21"/>
         </w:rPr>
-        <w:t>③ LIST ARCHIVELOG</w:t>
+        <w:t>③ ARCHIVE LOG LIST</w:t>
       </w:r>
     </w:p>
     <w:p>
@@ -213,25 +213,25 @@
           <w:rFonts w:ascii="맑은 고딕" w:hAnsi="맑은 고딕" w:eastAsia="맑은 고딕"/>
           <w:sz w:val="21"/>
         </w:rPr>
-        <w:t>① 시퀀스 번호</w:t>
-      </w:r>
-    </w:p>
-    <w:p>
-      <w:r>
-        <w:rPr>
-          <w:rFonts w:ascii="맑은 고딕" w:hAnsi="맑은 고딕" w:eastAsia="맑은 고딕"/>
-          <w:sz w:val="21"/>
-        </w:rPr>
-        <w:t>② 스레드 번호</w:t>
-      </w:r>
-    </w:p>
-    <w:p>
-      <w:r>
-        <w:rPr>
-          <w:rFonts w:ascii="맑은 고딕" w:hAnsi="맑은 고딕" w:eastAsia="맑은 고딕"/>
-          <w:sz w:val="21"/>
-        </w:rPr>
-        <w:t>③ resetlogs ID</w:t>
+        <w:t>① resetlogs ID</w:t>
+      </w:r>
+    </w:p>
+    <w:p>
+      <w:r>
+        <w:rPr>
+          <w:rFonts w:ascii="맑은 고딕" w:hAnsi="맑은 고딕" w:eastAsia="맑은 고딕"/>
+          <w:sz w:val="21"/>
+        </w:rPr>
+        <w:t>② 시퀀스 번호</w:t>
+      </w:r>
+    </w:p>
+    <w:p>
+      <w:r>
+        <w:rPr>
+          <w:rFonts w:ascii="맑은 고딕" w:hAnsi="맑은 고딕" w:eastAsia="맑은 고딕"/>
+          <w:sz w:val="21"/>
+        </w:rPr>
+        <w:t>③ 스레드 번호</w:t>
       </w:r>
     </w:p>
     <w:p>
@@ -330,25 +330,25 @@
           <w:rFonts w:ascii="맑은 고딕" w:hAnsi="맑은 고딕" w:eastAsia="맑은 고딕"/>
           <w:sz w:val="21"/>
         </w:rPr>
-        <w:t>② 리두를 압축한다</w:t>
-      </w:r>
-    </w:p>
-    <w:p>
-      <w:r>
-        <w:rPr>
-          <w:rFonts w:ascii="맑은 고딕" w:hAnsi="맑은 고딕" w:eastAsia="맑은 고딕"/>
-          <w:sz w:val="21"/>
-        </w:rPr>
-        <w:t>③ 아카이브 속도를 높인다</w:t>
-      </w:r>
-    </w:p>
-    <w:p>
-      <w:r>
-        <w:rPr>
-          <w:rFonts w:ascii="맑은 고딕" w:hAnsi="맑은 고딕" w:eastAsia="맑은 고딕"/>
-          <w:sz w:val="21"/>
-        </w:rPr>
-        <w:t>④ 리두를 두 벌 기록한다</w:t>
+        <w:t>② 리두를 두 벌 기록한다</w:t>
+      </w:r>
+    </w:p>
+    <w:p>
+      <w:r>
+        <w:rPr>
+          <w:rFonts w:ascii="맑은 고딕" w:hAnsi="맑은 고딕" w:eastAsia="맑은 고딕"/>
+          <w:sz w:val="21"/>
+        </w:rPr>
+        <w:t>③ 리두를 압축한다</w:t>
+      </w:r>
+    </w:p>
+    <w:p>
+      <w:r>
+        <w:rPr>
+          <w:rFonts w:ascii="맑은 고딕" w:hAnsi="맑은 고딕" w:eastAsia="맑은 고딕"/>
+          <w:sz w:val="21"/>
+        </w:rPr>
+        <w:t>④ 아카이브 속도를 높인다</w:t>
       </w:r>
     </w:p>
     <w:p>
@@ -375,7 +375,7 @@
           <w:rFonts w:ascii="맑은 고딕" w:hAnsi="맑은 고딕" w:eastAsia="맑은 고딕"/>
           <w:sz w:val="21"/>
         </w:rPr>
-        <w:t>① 약 4.52MB</w:t>
+        <w:t>① 0바이트</w:t>
       </w:r>
     </w:p>
     <w:p>
@@ -402,7 +402,7 @@
           <w:rFonts w:ascii="맑은 고딕" w:hAnsi="맑은 고딕" w:eastAsia="맑은 고딕"/>
           <w:sz w:val="21"/>
         </w:rPr>
-        <w:t>④ 0바이트</w:t>
+        <w:t>④ 약 4.52MB</w:t>
       </w:r>
     </w:p>
     <w:p>
@@ -438,7 +438,7 @@
           <w:rFonts w:ascii="맑은 고딕" w:hAnsi="맑은 고딕" w:eastAsia="맑은 고딕"/>
           <w:sz w:val="21"/>
         </w:rPr>
-        <w:t>② 약 4.52MB</w:t>
+        <w:t>② 약 44MB</w:t>
       </w:r>
     </w:p>
     <w:p>
@@ -456,7 +456,7 @@
           <w:rFonts w:ascii="맑은 고딕" w:hAnsi="맑은 고딕" w:eastAsia="맑은 고딕"/>
           <w:sz w:val="21"/>
         </w:rPr>
-        <w:t>④ 약 44MB</w:t>
+        <w:t>④ 약 4.52MB</w:t>
       </w:r>
     </w:p>
     <w:p>
@@ -483,7 +483,7 @@
           <w:rFonts w:ascii="맑은 고딕" w:hAnsi="맑은 고딕" w:eastAsia="맑은 고딕"/>
           <w:sz w:val="21"/>
         </w:rPr>
-        <w:t>① 온라인 리두 그룹 수 + 1 이상</w:t>
+        <w:t>① CPU 수와 동일</w:t>
       </w:r>
     </w:p>
     <w:p>
@@ -510,7 +510,7 @@
           <w:rFonts w:ascii="맑은 고딕" w:hAnsi="맑은 고딕" w:eastAsia="맑은 고딕"/>
           <w:sz w:val="21"/>
         </w:rPr>
-        <w:t>④ CPU 수와 동일</w:t>
+        <w:t>④ 온라인 리두 그룹 수 + 1 이상</w:t>
       </w:r>
     </w:p>
     <w:p>
@@ -537,34 +537,34 @@
           <w:rFonts w:ascii="맑은 고딕" w:hAnsi="맑은 고딕" w:eastAsia="맑은 고딕"/>
           <w:sz w:val="21"/>
         </w:rPr>
-        <w:t>① 온라인 리두와 정확히 같아야 한다</w:t>
-      </w:r>
-    </w:p>
-    <w:p>
-      <w:r>
-        <w:rPr>
-          <w:rFonts w:ascii="맑은 고딕" w:hAnsi="맑은 고딕" w:eastAsia="맑은 고딕"/>
-          <w:sz w:val="21"/>
-        </w:rPr>
-        <w:t>② 온라인 리두의 절반</w:t>
-      </w:r>
-    </w:p>
-    <w:p>
-      <w:r>
-        <w:rPr>
-          <w:rFonts w:ascii="맑은 고딕" w:hAnsi="맑은 고딕" w:eastAsia="맑은 고딕"/>
-          <w:sz w:val="21"/>
-        </w:rPr>
-        <w:t>③ 온라인 리두의 두 배</w:t>
-      </w:r>
-    </w:p>
-    <w:p>
-      <w:r>
-        <w:rPr>
-          <w:rFonts w:ascii="맑은 고딕" w:hAnsi="맑은 고딕" w:eastAsia="맑은 고딕"/>
-          <w:sz w:val="21"/>
-        </w:rPr>
-        <w:t>④ 아무 크기나 무방</w:t>
+        <w:t>① 온라인 리두의 절반</w:t>
+      </w:r>
+    </w:p>
+    <w:p>
+      <w:r>
+        <w:rPr>
+          <w:rFonts w:ascii="맑은 고딕" w:hAnsi="맑은 고딕" w:eastAsia="맑은 고딕"/>
+          <w:sz w:val="21"/>
+        </w:rPr>
+        <w:t>② 온라인 리두와 정확히 같아야 한다</w:t>
+      </w:r>
+    </w:p>
+    <w:p>
+      <w:r>
+        <w:rPr>
+          <w:rFonts w:ascii="맑은 고딕" w:hAnsi="맑은 고딕" w:eastAsia="맑은 고딕"/>
+          <w:sz w:val="21"/>
+        </w:rPr>
+        <w:t>③ 아무 크기나 무방</w:t>
+      </w:r>
+    </w:p>
+    <w:p>
+      <w:r>
+        <w:rPr>
+          <w:rFonts w:ascii="맑은 고딕" w:hAnsi="맑은 고딕" w:eastAsia="맑은 고딕"/>
+          <w:sz w:val="21"/>
+        </w:rPr>
+        <w:t>④ 온라인 리두의 두 배</w:t>
       </w:r>
     </w:p>
     <w:p>
@@ -654,16 +654,16 @@
           <w:rFonts w:ascii="맑은 고딕" w:hAnsi="맑은 고딕" w:eastAsia="맑은 고딕"/>
           <w:sz w:val="21"/>
         </w:rPr>
-        <w:t>② 크기가 잘못됐기 때문</w:t>
-      </w:r>
-    </w:p>
-    <w:p>
-      <w:r>
-        <w:rPr>
-          <w:rFonts w:ascii="맑은 고딕" w:hAnsi="맑은 고딕" w:eastAsia="맑은 고딕"/>
-          <w:sz w:val="21"/>
-        </w:rPr>
-        <w:t>③ 아직 생성되지 않았기 때문</w:t>
+        <w:t>② 아직 생성되지 않았기 때문</w:t>
+      </w:r>
+    </w:p>
+    <w:p>
+      <w:r>
+        <w:rPr>
+          <w:rFonts w:ascii="맑은 고딕" w:hAnsi="맑은 고딕" w:eastAsia="맑은 고딕"/>
+          <w:sz w:val="21"/>
+        </w:rPr>
+        <w:t>③ 크기가 잘못됐기 때문</w:t>
       </w:r>
     </w:p>
     <w:p>
@@ -699,7 +699,7 @@
           <w:rFonts w:ascii="맑은 고딕" w:hAnsi="맑은 고딕" w:eastAsia="맑은 고딕"/>
           <w:sz w:val="21"/>
         </w:rPr>
-        <w:t>① 역할 전환 이후 즉시 필요해지기 때문</w:t>
+        <w:t>① 라이선스 요건이기 때문</w:t>
       </w:r>
     </w:p>
     <w:p>
@@ -717,16 +717,16 @@
           <w:rFonts w:ascii="맑은 고딕" w:hAnsi="맑은 고딕" w:eastAsia="맑은 고딕"/>
           <w:sz w:val="21"/>
         </w:rPr>
-        <w:t>③ 백업에 필요하기 때문</w:t>
-      </w:r>
-    </w:p>
-    <w:p>
-      <w:r>
-        <w:rPr>
-          <w:rFonts w:ascii="맑은 고딕" w:hAnsi="맑은 고딕" w:eastAsia="맑은 고딕"/>
-          <w:sz w:val="21"/>
-        </w:rPr>
-        <w:t>④ 라이선스 요건이기 때문</w:t>
+        <w:t>③ 역할 전환 이후 즉시 필요해지기 때문</w:t>
+      </w:r>
+    </w:p>
+    <w:p>
+      <w:r>
+        <w:rPr>
+          <w:rFonts w:ascii="맑은 고딕" w:hAnsi="맑은 고딕" w:eastAsia="맑은 고딕"/>
+          <w:sz w:val="21"/>
+        </w:rPr>
+        <w:t>④ 백업에 필요하기 때문</w:t>
       </w:r>
     </w:p>
     <w:p>
@@ -753,34 +753,34 @@
           <w:rFonts w:ascii="맑은 고딕" w:hAnsi="맑은 고딕" w:eastAsia="맑은 고딕"/>
           <w:sz w:val="21"/>
         </w:rPr>
-        <w:t>① 같은 이름의 파일이 있으면 덮어쓴다</w:t>
-      </w:r>
-    </w:p>
-    <w:p>
-      <w:r>
-        <w:rPr>
-          <w:rFonts w:ascii="맑은 고딕" w:hAnsi="맑은 고딕" w:eastAsia="맑은 고딕"/>
-          <w:sz w:val="21"/>
-        </w:rPr>
-        <w:t>② 기존 그룹 번호를 재사용한다</w:t>
-      </w:r>
-    </w:p>
-    <w:p>
-      <w:r>
-        <w:rPr>
-          <w:rFonts w:ascii="맑은 고딕" w:hAnsi="맑은 고딕" w:eastAsia="맑은 고딕"/>
-          <w:sz w:val="21"/>
-        </w:rPr>
-        <w:t>③ 온라인 리두를 SRL로 전환한다</w:t>
-      </w:r>
-    </w:p>
-    <w:p>
-      <w:r>
-        <w:rPr>
-          <w:rFonts w:ascii="맑은 고딕" w:hAnsi="맑은 고딕" w:eastAsia="맑은 고딕"/>
-          <w:sz w:val="21"/>
-        </w:rPr>
-        <w:t>④ 압축해 저장한다</w:t>
+        <w:t>① 기존 그룹 번호를 재사용한다</w:t>
+      </w:r>
+    </w:p>
+    <w:p>
+      <w:r>
+        <w:rPr>
+          <w:rFonts w:ascii="맑은 고딕" w:hAnsi="맑은 고딕" w:eastAsia="맑은 고딕"/>
+          <w:sz w:val="21"/>
+        </w:rPr>
+        <w:t>② 압축해 저장한다</w:t>
+      </w:r>
+    </w:p>
+    <w:p>
+      <w:r>
+        <w:rPr>
+          <w:rFonts w:ascii="맑은 고딕" w:hAnsi="맑은 고딕" w:eastAsia="맑은 고딕"/>
+          <w:sz w:val="21"/>
+        </w:rPr>
+        <w:t>③ 같은 이름의 파일이 있으면 덮어쓴다</w:t>
+      </w:r>
+    </w:p>
+    <w:p>
+      <w:r>
+        <w:rPr>
+          <w:rFonts w:ascii="맑은 고딕" w:hAnsi="맑은 고딕" w:eastAsia="맑은 고딕"/>
+          <w:sz w:val="21"/>
+        </w:rPr>
+        <w:t>④ 온라인 리두를 SRL로 전환한다</w:t>
       </w:r>
     </w:p>
     <w:p>
@@ -807,34 +807,34 @@
           <w:rFonts w:ascii="맑은 고딕" w:hAnsi="맑은 고딕" w:eastAsia="맑은 고딕"/>
           <w:sz w:val="21"/>
         </w:rPr>
-        <w:t>① FOR DATA AVAILABILITY / FOR LOAD PERFORMANCE</w:t>
-      </w:r>
-    </w:p>
-    <w:p>
-      <w:r>
-        <w:rPr>
-          <w:rFonts w:ascii="맑은 고딕" w:hAnsi="맑은 고딕" w:eastAsia="맑은 고딕"/>
-          <w:sz w:val="21"/>
-        </w:rPr>
-        <w:t>② FOR PROTECTION / FOR PERFORMANCE</w:t>
-      </w:r>
-    </w:p>
-    <w:p>
-      <w:r>
-        <w:rPr>
-          <w:rFonts w:ascii="맑은 고딕" w:hAnsi="맑은 고딕" w:eastAsia="맑은 고딕"/>
-          <w:sz w:val="21"/>
-        </w:rPr>
-        <w:t>③ FOR SYNC / FOR ASYNC</w:t>
-      </w:r>
-    </w:p>
-    <w:p>
-      <w:r>
-        <w:rPr>
-          <w:rFonts w:ascii="맑은 고딕" w:hAnsi="맑은 고딕" w:eastAsia="맑은 고딕"/>
-          <w:sz w:val="21"/>
-        </w:rPr>
-        <w:t>④ FOR PRIMARY / FOR STANDBY</w:t>
+        <w:t>① FOR SYNC / FOR ASYNC</w:t>
+      </w:r>
+    </w:p>
+    <w:p>
+      <w:r>
+        <w:rPr>
+          <w:rFonts w:ascii="맑은 고딕" w:hAnsi="맑은 고딕" w:eastAsia="맑은 고딕"/>
+          <w:sz w:val="21"/>
+        </w:rPr>
+        <w:t>② FOR PRIMARY / FOR STANDBY</w:t>
+      </w:r>
+    </w:p>
+    <w:p>
+      <w:r>
+        <w:rPr>
+          <w:rFonts w:ascii="맑은 고딕" w:hAnsi="맑은 고딕" w:eastAsia="맑은 고딕"/>
+          <w:sz w:val="21"/>
+        </w:rPr>
+        <w:t>③ FOR PROTECTION / FOR PERFORMANCE</w:t>
+      </w:r>
+    </w:p>
+    <w:p>
+      <w:r>
+        <w:rPr>
+          <w:rFonts w:ascii="맑은 고딕" w:hAnsi="맑은 고딕" w:eastAsia="맑은 고딕"/>
+          <w:sz w:val="21"/>
+        </w:rPr>
+        <w:t>④ FOR DATA AVAILABILITY / FOR LOAD PERFORMANCE</w:t>
       </w:r>
     </w:p>
     <w:p>
@@ -861,34 +861,34 @@
           <w:rFonts w:ascii="맑은 고딕" w:hAnsi="맑은 고딕" w:eastAsia="맑은 고딕"/>
           <w:sz w:val="21"/>
         </w:rPr>
-        <w:t>① ORA-01126</w:t>
-      </w:r>
-    </w:p>
-    <w:p>
-      <w:r>
-        <w:rPr>
-          <w:rFonts w:ascii="맑은 고딕" w:hAnsi="맑은 고딕" w:eastAsia="맑은 고딕"/>
-          <w:sz w:val="21"/>
-        </w:rPr>
-        <w:t>② ORA-00261</w:t>
-      </w:r>
-    </w:p>
-    <w:p>
-      <w:r>
-        <w:rPr>
-          <w:rFonts w:ascii="맑은 고딕" w:hAnsi="맑은 고딕" w:eastAsia="맑은 고딕"/>
-          <w:sz w:val="21"/>
-        </w:rPr>
-        <w:t>③ ORA-01153</w:t>
-      </w:r>
-    </w:p>
-    <w:p>
-      <w:r>
-        <w:rPr>
-          <w:rFonts w:ascii="맑은 고딕" w:hAnsi="맑은 고딕" w:eastAsia="맑은 고딕"/>
-          <w:sz w:val="21"/>
-        </w:rPr>
-        <w:t>④ ORA-01184</w:t>
+        <w:t>① ORA-00261</w:t>
+      </w:r>
+    </w:p>
+    <w:p>
+      <w:r>
+        <w:rPr>
+          <w:rFonts w:ascii="맑은 고딕" w:hAnsi="맑은 고딕" w:eastAsia="맑은 고딕"/>
+          <w:sz w:val="21"/>
+        </w:rPr>
+        <w:t>② ORA-01126</w:t>
+      </w:r>
+    </w:p>
+    <w:p>
+      <w:r>
+        <w:rPr>
+          <w:rFonts w:ascii="맑은 고딕" w:hAnsi="맑은 고딕" w:eastAsia="맑은 고딕"/>
+          <w:sz w:val="21"/>
+        </w:rPr>
+        <w:t>③ ORA-01184</w:t>
+      </w:r>
+    </w:p>
+    <w:p>
+      <w:r>
+        <w:rPr>
+          <w:rFonts w:ascii="맑은 고딕" w:hAnsi="맑은 고딕" w:eastAsia="맑은 고딕"/>
+          <w:sz w:val="21"/>
+        </w:rPr>
+        <w:t>④ ORA-01153</w:t>
       </w:r>
     </w:p>
     <w:p>
@@ -915,34 +915,34 @@
           <w:rFonts w:ascii="맑은 고딕" w:hAnsi="맑은 고딕" w:eastAsia="맑은 고딕"/>
           <w:sz w:val="21"/>
         </w:rPr>
-        <w:t>① ORA-00261</w:t>
-      </w:r>
-    </w:p>
-    <w:p>
-      <w:r>
-        <w:rPr>
-          <w:rFonts w:ascii="맑은 고딕" w:hAnsi="맑은 고딕" w:eastAsia="맑은 고딕"/>
-          <w:sz w:val="21"/>
-        </w:rPr>
-        <w:t>② ORA-01184</w:t>
-      </w:r>
-    </w:p>
-    <w:p>
-      <w:r>
-        <w:rPr>
-          <w:rFonts w:ascii="맑은 고딕" w:hAnsi="맑은 고딕" w:eastAsia="맑은 고딕"/>
-          <w:sz w:val="21"/>
-        </w:rPr>
-        <w:t>③ ORA-01153</w:t>
-      </w:r>
-    </w:p>
-    <w:p>
-      <w:r>
-        <w:rPr>
-          <w:rFonts w:ascii="맑은 고딕" w:hAnsi="맑은 고딕" w:eastAsia="맑은 고딕"/>
-          <w:sz w:val="21"/>
-        </w:rPr>
-        <w:t>④ ORA-16191</w:t>
+        <w:t>① ORA-01184</w:t>
+      </w:r>
+    </w:p>
+    <w:p>
+      <w:r>
+        <w:rPr>
+          <w:rFonts w:ascii="맑은 고딕" w:hAnsi="맑은 고딕" w:eastAsia="맑은 고딕"/>
+          <w:sz w:val="21"/>
+        </w:rPr>
+        <w:t>② ORA-01153</w:t>
+      </w:r>
+    </w:p>
+    <w:p>
+      <w:r>
+        <w:rPr>
+          <w:rFonts w:ascii="맑은 고딕" w:hAnsi="맑은 고딕" w:eastAsia="맑은 고딕"/>
+          <w:sz w:val="21"/>
+        </w:rPr>
+        <w:t>③ ORA-16191</w:t>
+      </w:r>
+    </w:p>
+    <w:p>
+      <w:r>
+        <w:rPr>
+          <w:rFonts w:ascii="맑은 고딕" w:hAnsi="맑은 고딕" w:eastAsia="맑은 고딕"/>
+          <w:sz w:val="21"/>
+        </w:rPr>
+        <w:t>④ ORA-00261</w:t>
       </w:r>
     </w:p>
     <w:p>
@@ -969,7 +969,7 @@
           <w:rFonts w:ascii="맑은 고딕" w:hAnsi="맑은 고딕" w:eastAsia="맑은 고딕"/>
           <w:sz w:val="21"/>
         </w:rPr>
-        <w:t>① 4096</w:t>
+        <w:t>① 1024</w:t>
       </w:r>
     </w:p>
     <w:p>
@@ -996,7 +996,7 @@
           <w:rFonts w:ascii="맑은 고딕" w:hAnsi="맑은 고딕" w:eastAsia="맑은 고딕"/>
           <w:sz w:val="21"/>
         </w:rPr>
-        <w:t>④ 1024</w:t>
+        <w:t>④ 4096</w:t>
       </w:r>
     </w:p>
     <w:p>
@@ -1023,34 +1023,34 @@
           <w:rFonts w:ascii="맑은 고딕" w:hAnsi="맑은 고딕" w:eastAsia="맑은 고딕"/>
           <w:sz w:val="21"/>
         </w:rPr>
-        <w:t>① 경고(DBT-06208)가 나오고 생성은 진행된다</w:t>
-      </w:r>
-    </w:p>
-    <w:p>
-      <w:r>
-        <w:rPr>
-          <w:rFonts w:ascii="맑은 고딕" w:hAnsi="맑은 고딕" w:eastAsia="맑은 고딕"/>
-          <w:sz w:val="21"/>
-        </w:rPr>
-        <w:t>② 즉시 중단된다</w:t>
-      </w:r>
-    </w:p>
-    <w:p>
-      <w:r>
-        <w:rPr>
-          <w:rFonts w:ascii="맑은 고딕" w:hAnsi="맑은 고딕" w:eastAsia="맑은 고딕"/>
-          <w:sz w:val="21"/>
-        </w:rPr>
-        <w:t>③ 자동으로 강한 비밀번호로 바뀐다</w:t>
-      </w:r>
-    </w:p>
-    <w:p>
-      <w:r>
-        <w:rPr>
-          <w:rFonts w:ascii="맑은 고딕" w:hAnsi="맑은 고딕" w:eastAsia="맑은 고딕"/>
-          <w:sz w:val="21"/>
-        </w:rPr>
-        <w:t>④ 아무 표시도 없다</w:t>
+        <w:t>① 아무 표시도 없다</w:t>
+      </w:r>
+    </w:p>
+    <w:p>
+      <w:r>
+        <w:rPr>
+          <w:rFonts w:ascii="맑은 고딕" w:hAnsi="맑은 고딕" w:eastAsia="맑은 고딕"/>
+          <w:sz w:val="21"/>
+        </w:rPr>
+        <w:t>② 자동으로 강한 비밀번호로 바뀐다</w:t>
+      </w:r>
+    </w:p>
+    <w:p>
+      <w:r>
+        <w:rPr>
+          <w:rFonts w:ascii="맑은 고딕" w:hAnsi="맑은 고딕" w:eastAsia="맑은 고딕"/>
+          <w:sz w:val="21"/>
+        </w:rPr>
+        <w:t>③ 즉시 중단된다</w:t>
+      </w:r>
+    </w:p>
+    <w:p>
+      <w:r>
+        <w:rPr>
+          <w:rFonts w:ascii="맑은 고딕" w:hAnsi="맑은 고딕" w:eastAsia="맑은 고딕"/>
+          <w:sz w:val="21"/>
+        </w:rPr>
+        <w:t>④ 경고(DBT-06208)가 나오고 생성은 진행된다</w:t>
       </w:r>
     </w:p>
     <w:p>
@@ -1077,34 +1077,34 @@
           <w:rFonts w:ascii="맑은 고딕" w:hAnsi="맑은 고딕" w:eastAsia="맑은 고딕"/>
           <w:sz w:val="21"/>
         </w:rPr>
-        <w:t>① 그 파일에 리두 없이 변경된 부분이 있다</w:t>
-      </w:r>
-    </w:p>
-    <w:p>
-      <w:r>
-        <w:rPr>
-          <w:rFonts w:ascii="맑은 고딕" w:hAnsi="맑은 고딕" w:eastAsia="맑은 고딕"/>
-          <w:sz w:val="21"/>
-        </w:rPr>
-        <w:t>② 파일이 손상됐다</w:t>
-      </w:r>
-    </w:p>
-    <w:p>
-      <w:r>
-        <w:rPr>
-          <w:rFonts w:ascii="맑은 고딕" w:hAnsi="맑은 고딕" w:eastAsia="맑은 고딕"/>
-          <w:sz w:val="21"/>
-        </w:rPr>
-        <w:t>③ 백업이 필요하다</w:t>
-      </w:r>
-    </w:p>
-    <w:p>
-      <w:r>
-        <w:rPr>
-          <w:rFonts w:ascii="맑은 고딕" w:hAnsi="맑은 고딕" w:eastAsia="맑은 고딕"/>
-          <w:sz w:val="21"/>
-        </w:rPr>
-        <w:t>④ 아카이브가 밀렸다</w:t>
+        <w:t>① 파일이 손상됐다</w:t>
+      </w:r>
+    </w:p>
+    <w:p>
+      <w:r>
+        <w:rPr>
+          <w:rFonts w:ascii="맑은 고딕" w:hAnsi="맑은 고딕" w:eastAsia="맑은 고딕"/>
+          <w:sz w:val="21"/>
+        </w:rPr>
+        <w:t>② 그 파일에 리두 없이 변경된 부분이 있다</w:t>
+      </w:r>
+    </w:p>
+    <w:p>
+      <w:r>
+        <w:rPr>
+          <w:rFonts w:ascii="맑은 고딕" w:hAnsi="맑은 고딕" w:eastAsia="맑은 고딕"/>
+          <w:sz w:val="21"/>
+        </w:rPr>
+        <w:t>③ 아카이브가 밀렸다</w:t>
+      </w:r>
+    </w:p>
+    <w:p>
+      <w:r>
+        <w:rPr>
+          <w:rFonts w:ascii="맑은 고딕" w:hAnsi="맑은 고딕" w:eastAsia="맑은 고딕"/>
+          <w:sz w:val="21"/>
+        </w:rPr>
+        <w:t>④ 백업이 필요하다</w:t>
       </w:r>
     </w:p>
     <w:p>
@@ -1139,34 +1139,34 @@
           <w:rFonts w:ascii="맑은 고딕" w:hAnsi="맑은 고딕" w:eastAsia="맑은 고딕"/>
           <w:sz w:val="21"/>
         </w:rPr>
-        <w:t>① 사실상 같다 (4,737,636 vs 4,693,784)</w:t>
-      </w:r>
-    </w:p>
-    <w:p>
-      <w:r>
-        <w:rPr>
-          <w:rFonts w:ascii="맑은 고딕" w:hAnsi="맑은 고딕" w:eastAsia="맑은 고딕"/>
-          <w:sz w:val="21"/>
-        </w:rPr>
-        <w:t>② NOLOGGING이 절반이다</w:t>
-      </w:r>
-    </w:p>
-    <w:p>
-      <w:r>
-        <w:rPr>
-          <w:rFonts w:ascii="맑은 고딕" w:hAnsi="맑은 고딕" w:eastAsia="맑은 고딕"/>
-          <w:sz w:val="21"/>
-        </w:rPr>
-        <w:t>③ NOLOGGING이 두 배다</w:t>
-      </w:r>
-    </w:p>
-    <w:p>
-      <w:r>
-        <w:rPr>
-          <w:rFonts w:ascii="맑은 고딕" w:hAnsi="맑은 고딕" w:eastAsia="맑은 고딕"/>
-          <w:sz w:val="21"/>
-        </w:rPr>
-        <w:t>④ LOGGING이 44배다</w:t>
+        <w:t>① NOLOGGING이 절반이다</w:t>
+      </w:r>
+    </w:p>
+    <w:p>
+      <w:r>
+        <w:rPr>
+          <w:rFonts w:ascii="맑은 고딕" w:hAnsi="맑은 고딕" w:eastAsia="맑은 고딕"/>
+          <w:sz w:val="21"/>
+        </w:rPr>
+        <w:t>② 사실상 같다 (4,737,636 vs 4,693,784)</w:t>
+      </w:r>
+    </w:p>
+    <w:p>
+      <w:r>
+        <w:rPr>
+          <w:rFonts w:ascii="맑은 고딕" w:hAnsi="맑은 고딕" w:eastAsia="맑은 고딕"/>
+          <w:sz w:val="21"/>
+        </w:rPr>
+        <w:t>③ LOGGING이 44배다</w:t>
+      </w:r>
+    </w:p>
+    <w:p>
+      <w:r>
+        <w:rPr>
+          <w:rFonts w:ascii="맑은 고딕" w:hAnsi="맑은 고딕" w:eastAsia="맑은 고딕"/>
+          <w:sz w:val="21"/>
+        </w:rPr>
+        <w:t>④ NOLOGGING이 두 배다</w:t>
       </w:r>
     </w:p>
     <w:p>
@@ -1193,34 +1193,34 @@
           <w:rFonts w:ascii="맑은 고딕" w:hAnsi="맑은 고딕" w:eastAsia="맑은 고딕"/>
           <w:sz w:val="21"/>
         </w:rPr>
-        <w:t>① 같은 데이터를 만들었는데 리두만 다르다</w:t>
-      </w:r>
-    </w:p>
-    <w:p>
-      <w:r>
-        <w:rPr>
-          <w:rFonts w:ascii="맑은 고딕" w:hAnsi="맑은 고딕" w:eastAsia="맑은 고딕"/>
-          <w:sz w:val="21"/>
-        </w:rPr>
-        <w:t>② 측정이 잘못됐다</w:t>
-      </w:r>
-    </w:p>
-    <w:p>
-      <w:r>
-        <w:rPr>
-          <w:rFonts w:ascii="맑은 고딕" w:hAnsi="맑은 고딕" w:eastAsia="맑은 고딕"/>
-          <w:sz w:val="21"/>
-        </w:rPr>
-        <w:t>③ NOLOGGING이 데이터를 줄인다</w:t>
-      </w:r>
-    </w:p>
-    <w:p>
-      <w:r>
-        <w:rPr>
-          <w:rFonts w:ascii="맑은 고딕" w:hAnsi="맑은 고딕" w:eastAsia="맑은 고딕"/>
-          <w:sz w:val="21"/>
-        </w:rPr>
-        <w:t>④ FORCE LOGGING이 세그먼트를 키운다</w:t>
+        <w:t>① FORCE LOGGING이 세그먼트를 키운다</w:t>
+      </w:r>
+    </w:p>
+    <w:p>
+      <w:r>
+        <w:rPr>
+          <w:rFonts w:ascii="맑은 고딕" w:hAnsi="맑은 고딕" w:eastAsia="맑은 고딕"/>
+          <w:sz w:val="21"/>
+        </w:rPr>
+        <w:t>② 같은 데이터를 만들었는데 리두만 다르다</w:t>
+      </w:r>
+    </w:p>
+    <w:p>
+      <w:r>
+        <w:rPr>
+          <w:rFonts w:ascii="맑은 고딕" w:hAnsi="맑은 고딕" w:eastAsia="맑은 고딕"/>
+          <w:sz w:val="21"/>
+        </w:rPr>
+        <w:t>③ 측정이 잘못됐다</w:t>
+      </w:r>
+    </w:p>
+    <w:p>
+      <w:r>
+        <w:rPr>
+          <w:rFonts w:ascii="맑은 고딕" w:hAnsi="맑은 고딕" w:eastAsia="맑은 고딕"/>
+          <w:sz w:val="21"/>
+        </w:rPr>
+        <w:t>④ NOLOGGING이 데이터를 줄인다</w:t>
       </w:r>
     </w:p>
     <w:p>
@@ -1247,7 +1247,7 @@
           <w:rFonts w:ascii="맑은 고딕" w:hAnsi="맑은 고딕" w:eastAsia="맑은 고딕"/>
           <w:sz w:val="21"/>
         </w:rPr>
-        <w:t>① 데이터베이스 수준</w:t>
+        <w:t>① 둘 다 AND 조건으로 적용</w:t>
       </w:r>
     </w:p>
     <w:p>
@@ -1265,16 +1265,16 @@
           <w:rFonts w:ascii="맑은 고딕" w:hAnsi="맑은 고딕" w:eastAsia="맑은 고딕"/>
           <w:sz w:val="21"/>
         </w:rPr>
-        <w:t>③ 나중에 설정한 쪽</w:t>
-      </w:r>
-    </w:p>
-    <w:p>
-      <w:r>
-        <w:rPr>
-          <w:rFonts w:ascii="맑은 고딕" w:hAnsi="맑은 고딕" w:eastAsia="맑은 고딕"/>
-          <w:sz w:val="21"/>
-        </w:rPr>
-        <w:t>④ 둘 다 AND 조건으로 적용</w:t>
+        <w:t>③ 데이터베이스 수준</w:t>
+      </w:r>
+    </w:p>
+    <w:p>
+      <w:r>
+        <w:rPr>
+          <w:rFonts w:ascii="맑은 고딕" w:hAnsi="맑은 고딕" w:eastAsia="맑은 고딕"/>
+          <w:sz w:val="21"/>
+        </w:rPr>
+        <w:t>④ 나중에 설정한 쪽</w:t>
       </w:r>
     </w:p>
     <w:p>
@@ -1301,34 +1301,34 @@
           <w:rFonts w:ascii="맑은 고딕" w:hAnsi="맑은 고딕" w:eastAsia="맑은 고딕"/>
           <w:sz w:val="21"/>
         </w:rPr>
-        <w:t>① 데이터베이스 수준이 YES였기 때문</w:t>
-      </w:r>
-    </w:p>
-    <w:p>
-      <w:r>
-        <w:rPr>
-          <w:rFonts w:ascii="맑은 고딕" w:hAnsi="맑은 고딕" w:eastAsia="맑은 고딕"/>
-          <w:sz w:val="21"/>
-        </w:rPr>
-        <w:t>② 테이블스페이스 설정이 반영되지 않았기 때문</w:t>
-      </w:r>
-    </w:p>
-    <w:p>
-      <w:r>
-        <w:rPr>
-          <w:rFonts w:ascii="맑은 고딕" w:hAnsi="맑은 고딕" w:eastAsia="맑은 고딕"/>
-          <w:sz w:val="21"/>
-        </w:rPr>
-        <w:t>③ 측정 오차 때문</w:t>
-      </w:r>
-    </w:p>
-    <w:p>
-      <w:r>
-        <w:rPr>
-          <w:rFonts w:ascii="맑은 고딕" w:hAnsi="맑은 고딕" w:eastAsia="맑은 고딕"/>
-          <w:sz w:val="21"/>
-        </w:rPr>
-        <w:t>④ 아카이브 때문</w:t>
+        <w:t>① 측정 오차 때문</w:t>
+      </w:r>
+    </w:p>
+    <w:p>
+      <w:r>
+        <w:rPr>
+          <w:rFonts w:ascii="맑은 고딕" w:hAnsi="맑은 고딕" w:eastAsia="맑은 고딕"/>
+          <w:sz w:val="21"/>
+        </w:rPr>
+        <w:t>② 데이터베이스 수준이 YES였기 때문</w:t>
+      </w:r>
+    </w:p>
+    <w:p>
+      <w:r>
+        <w:rPr>
+          <w:rFonts w:ascii="맑은 고딕" w:hAnsi="맑은 고딕" w:eastAsia="맑은 고딕"/>
+          <w:sz w:val="21"/>
+        </w:rPr>
+        <w:t>③ 아카이브 때문</w:t>
+      </w:r>
+    </w:p>
+    <w:p>
+      <w:r>
+        <w:rPr>
+          <w:rFonts w:ascii="맑은 고딕" w:hAnsi="맑은 고딕" w:eastAsia="맑은 고딕"/>
+          <w:sz w:val="21"/>
+        </w:rPr>
+        <w:t>④ 테이블스페이스 설정이 반영되지 않았기 때문</w:t>
       </w:r>
     </w:p>
     <w:p>
@@ -1364,25 +1364,25 @@
           <w:rFonts w:ascii="맑은 고딕" w:hAnsi="맑은 고딕" w:eastAsia="맑은 고딕"/>
           <w:sz w:val="21"/>
         </w:rPr>
-        <w:t>② 생성 자체가 거부된다</w:t>
-      </w:r>
-    </w:p>
-    <w:p>
-      <w:r>
-        <w:rPr>
-          <w:rFonts w:ascii="맑은 고딕" w:hAnsi="맑은 고딕" w:eastAsia="맑은 고딕"/>
-          <w:sz w:val="21"/>
-        </w:rPr>
-        <w:t>③ 자동으로 크기가 조정된다</w:t>
-      </w:r>
-    </w:p>
-    <w:p>
-      <w:r>
-        <w:rPr>
-          <w:rFonts w:ascii="맑은 고딕" w:hAnsi="맑은 고딕" w:eastAsia="맑은 고딕"/>
-          <w:sz w:val="21"/>
-        </w:rPr>
-        <w:t>④ 온라인 리두가 그 크기로 바뀐다</w:t>
+        <w:t>② 온라인 리두가 그 크기로 바뀐다</w:t>
+      </w:r>
+    </w:p>
+    <w:p>
+      <w:r>
+        <w:rPr>
+          <w:rFonts w:ascii="맑은 고딕" w:hAnsi="맑은 고딕" w:eastAsia="맑은 고딕"/>
+          <w:sz w:val="21"/>
+        </w:rPr>
+        <w:t>③ 생성 자체가 거부된다</w:t>
+      </w:r>
+    </w:p>
+    <w:p>
+      <w:r>
+        <w:rPr>
+          <w:rFonts w:ascii="맑은 고딕" w:hAnsi="맑은 고딕" w:eastAsia="맑은 고딕"/>
+          <w:sz w:val="21"/>
+        </w:rPr>
+        <w:t>④ 자동으로 크기가 조정된다</w:t>
       </w:r>
     </w:p>
     <w:p>
@@ -1409,34 +1409,34 @@
           <w:rFonts w:ascii="맑은 고딕" w:hAnsi="맑은 고딕" w:eastAsia="맑은 고딕"/>
           <w:sz w:val="21"/>
         </w:rPr>
-        <w:t>① 그대로 남는다 (OMF가 아닌 경우)</w:t>
-      </w:r>
-    </w:p>
-    <w:p>
-      <w:r>
-        <w:rPr>
-          <w:rFonts w:ascii="맑은 고딕" w:hAnsi="맑은 고딕" w:eastAsia="맑은 고딕"/>
-          <w:sz w:val="21"/>
-        </w:rPr>
-        <w:t>② 자동으로 삭제된다</w:t>
-      </w:r>
-    </w:p>
-    <w:p>
-      <w:r>
-        <w:rPr>
-          <w:rFonts w:ascii="맑은 고딕" w:hAnsi="맑은 고딕" w:eastAsia="맑은 고딕"/>
-          <w:sz w:val="21"/>
-        </w:rPr>
-        <w:t>③ 0바이트로 줄어든다</w:t>
-      </w:r>
-    </w:p>
-    <w:p>
-      <w:r>
-        <w:rPr>
-          <w:rFonts w:ascii="맑은 고딕" w:hAnsi="맑은 고딕" w:eastAsia="맑은 고딕"/>
-          <w:sz w:val="21"/>
-        </w:rPr>
-        <w:t>④ 백업 디렉터리로 이동한다</w:t>
+        <w:t>① 자동으로 삭제된다</w:t>
+      </w:r>
+    </w:p>
+    <w:p>
+      <w:r>
+        <w:rPr>
+          <w:rFonts w:ascii="맑은 고딕" w:hAnsi="맑은 고딕" w:eastAsia="맑은 고딕"/>
+          <w:sz w:val="21"/>
+        </w:rPr>
+        <w:t>② 백업 디렉터리로 이동한다</w:t>
+      </w:r>
+    </w:p>
+    <w:p>
+      <w:r>
+        <w:rPr>
+          <w:rFonts w:ascii="맑은 고딕" w:hAnsi="맑은 고딕" w:eastAsia="맑은 고딕"/>
+          <w:sz w:val="21"/>
+        </w:rPr>
+        <w:t>③ 그대로 남는다 (OMF가 아닌 경우)</w:t>
+      </w:r>
+    </w:p>
+    <w:p>
+      <w:r>
+        <w:rPr>
+          <w:rFonts w:ascii="맑은 고딕" w:hAnsi="맑은 고딕" w:eastAsia="맑은 고딕"/>
+          <w:sz w:val="21"/>
+        </w:rPr>
+        <w:t>④ 0바이트로 줄어든다</w:t>
       </w:r>
     </w:p>
     <w:p>
@@ -1463,34 +1463,34 @@
           <w:rFonts w:ascii="맑은 고딕" w:hAnsi="맑은 고딕" w:eastAsia="맑은 고딕"/>
           <w:sz w:val="21"/>
         </w:rPr>
-        <w:t>① 적용은 멈췄지만 수신(RFS)은 계속되기 때문</w:t>
-      </w:r>
-    </w:p>
-    <w:p>
-      <w:r>
-        <w:rPr>
-          <w:rFonts w:ascii="맑은 고딕" w:hAnsi="맑은 고딕" w:eastAsia="맑은 고딕"/>
-          <w:sz w:val="21"/>
-        </w:rPr>
-        <w:t>② CANCEL이 실패했기 때문</w:t>
-      </w:r>
-    </w:p>
-    <w:p>
-      <w:r>
-        <w:rPr>
-          <w:rFonts w:ascii="맑은 고딕" w:hAnsi="맑은 고딕" w:eastAsia="맑은 고딕"/>
-          <w:sz w:val="21"/>
-        </w:rPr>
-        <w:t>③ SRL이 손상됐기 때문</w:t>
-      </w:r>
-    </w:p>
-    <w:p>
-      <w:r>
-        <w:rPr>
-          <w:rFonts w:ascii="맑은 고딕" w:hAnsi="맑은 고딕" w:eastAsia="맑은 고딕"/>
-          <w:sz w:val="21"/>
-        </w:rPr>
-        <w:t>④ 아카이브가 진행 중이기 때문</w:t>
+        <w:t>① 아카이브가 진행 중이기 때문</w:t>
+      </w:r>
+    </w:p>
+    <w:p>
+      <w:r>
+        <w:rPr>
+          <w:rFonts w:ascii="맑은 고딕" w:hAnsi="맑은 고딕" w:eastAsia="맑은 고딕"/>
+          <w:sz w:val="21"/>
+        </w:rPr>
+        <w:t>② SRL이 손상됐기 때문</w:t>
+      </w:r>
+    </w:p>
+    <w:p>
+      <w:r>
+        <w:rPr>
+          <w:rFonts w:ascii="맑은 고딕" w:hAnsi="맑은 고딕" w:eastAsia="맑은 고딕"/>
+          <w:sz w:val="21"/>
+        </w:rPr>
+        <w:t>③ CANCEL이 실패했기 때문</w:t>
+      </w:r>
+    </w:p>
+    <w:p>
+      <w:r>
+        <w:rPr>
+          <w:rFonts w:ascii="맑은 고딕" w:hAnsi="맑은 고딕" w:eastAsia="맑은 고딕"/>
+          <w:sz w:val="21"/>
+        </w:rPr>
+        <w:t>④ 적용은 멈췄지만 수신(RFS)은 계속되기 때문</w:t>
       </w:r>
     </w:p>
     <w:p>
@@ -1517,25 +1517,25 @@
           <w:rFonts w:ascii="맑은 고딕" w:hAnsi="맑은 고딕" w:eastAsia="맑은 고딕"/>
           <w:sz w:val="21"/>
         </w:rPr>
-        <w:t>① 성공한다. 다만 지연이 커질 수 있다</w:t>
-      </w:r>
-    </w:p>
-    <w:p>
-      <w:r>
-        <w:rPr>
-          <w:rFonts w:ascii="맑은 고딕" w:hAnsi="맑은 고딕" w:eastAsia="맑은 고딕"/>
-          <w:sz w:val="21"/>
-        </w:rPr>
-        <w:t>② ORA-16037로 실패한다</w:t>
-      </w:r>
-    </w:p>
-    <w:p>
-      <w:r>
-        <w:rPr>
-          <w:rFonts w:ascii="맑은 고딕" w:hAnsi="맑은 고딕" w:eastAsia="맑은 고딕"/>
-          <w:sz w:val="21"/>
-        </w:rPr>
-        <w:t>③ 인스턴스가 종료된다</w:t>
+        <w:t>① ORA-16037로 실패한다</w:t>
+      </w:r>
+    </w:p>
+    <w:p>
+      <w:r>
+        <w:rPr>
+          <w:rFonts w:ascii="맑은 고딕" w:hAnsi="맑은 고딕" w:eastAsia="맑은 고딕"/>
+          <w:sz w:val="21"/>
+        </w:rPr>
+        <w:t>② 인스턴스가 종료된다</w:t>
+      </w:r>
+    </w:p>
+    <w:p>
+      <w:r>
+        <w:rPr>
+          <w:rFonts w:ascii="맑은 고딕" w:hAnsi="맑은 고딕" w:eastAsia="맑은 고딕"/>
+          <w:sz w:val="21"/>
+        </w:rPr>
+        <w:t>③ 성공한다. 다만 지연이 커질 수 있다</w:t>
       </w:r>
     </w:p>
     <w:p>
@@ -1580,16 +1580,16 @@
           <w:rFonts w:ascii="맑은 고딕" w:hAnsi="맑은 고딕" w:eastAsia="맑은 고딕"/>
           <w:sz w:val="21"/>
         </w:rPr>
-        <w:t>② ORA-00261</w:t>
-      </w:r>
-    </w:p>
-    <w:p>
-      <w:r>
-        <w:rPr>
-          <w:rFonts w:ascii="맑은 고딕" w:hAnsi="맑은 고딕" w:eastAsia="맑은 고딕"/>
-          <w:sz w:val="21"/>
-        </w:rPr>
-        <w:t>③ ORA-01184</w:t>
+        <w:t>② ORA-01184</w:t>
+      </w:r>
+    </w:p>
+    <w:p>
+      <w:r>
+        <w:rPr>
+          <w:rFonts w:ascii="맑은 고딕" w:hAnsi="맑은 고딕" w:eastAsia="맑은 고딕"/>
+          <w:sz w:val="21"/>
+        </w:rPr>
+        <w:t>③ ORA-00261</w:t>
       </w:r>
     </w:p>
     <w:p>
@@ -1634,25 +1634,25 @@
           <w:rFonts w:ascii="맑은 고딕" w:hAnsi="맑은 고딕" w:eastAsia="맑은 고딕"/>
           <w:sz w:val="21"/>
         </w:rPr>
-        <w:t>② 중복된 것만 건너뛰고 나머지는 추가된다</w:t>
-      </w:r>
-    </w:p>
-    <w:p>
-      <w:r>
-        <w:rPr>
-          <w:rFonts w:ascii="맑은 고딕" w:hAnsi="맑은 고딕" w:eastAsia="맑은 고딕"/>
-          <w:sz w:val="21"/>
-        </w:rPr>
-        <w:t>③ 경고만 나고 전부 추가된다</w:t>
-      </w:r>
-    </w:p>
-    <w:p>
-      <w:r>
-        <w:rPr>
-          <w:rFonts w:ascii="맑은 고딕" w:hAnsi="맑은 고딕" w:eastAsia="맑은 고딕"/>
-          <w:sz w:val="21"/>
-        </w:rPr>
-        <w:t>④ 중복된 그룹이 덮어써진다</w:t>
+        <w:t>② 중복된 그룹이 덮어써진다</w:t>
+      </w:r>
+    </w:p>
+    <w:p>
+      <w:r>
+        <w:rPr>
+          <w:rFonts w:ascii="맑은 고딕" w:hAnsi="맑은 고딕" w:eastAsia="맑은 고딕"/>
+          <w:sz w:val="21"/>
+        </w:rPr>
+        <w:t>③ 중복된 것만 건너뛰고 나머지는 추가된다</w:t>
+      </w:r>
+    </w:p>
+    <w:p>
+      <w:r>
+        <w:rPr>
+          <w:rFonts w:ascii="맑은 고딕" w:hAnsi="맑은 고딕" w:eastAsia="맑은 고딕"/>
+          <w:sz w:val="21"/>
+        </w:rPr>
+        <w:t>④ 경고만 나고 전부 추가된다</w:t>
       </w:r>
     </w:p>
     <w:p>
@@ -1679,25 +1679,25 @@
           <w:rFonts w:ascii="맑은 고딕" w:hAnsi="맑은 고딕" w:eastAsia="맑은 고딕"/>
           <w:sz w:val="21"/>
         </w:rPr>
-        <w:t>① Standby가 적용하지 않은 아카이브를 오라클이 지우지 않기 때문</w:t>
-      </w:r>
-    </w:p>
-    <w:p>
-      <w:r>
-        <w:rPr>
-          <w:rFonts w:ascii="맑은 고딕" w:hAnsi="맑은 고딕" w:eastAsia="맑은 고딕"/>
-          <w:sz w:val="21"/>
-        </w:rPr>
-        <w:t>② Standby가 FRA를 공유하기 때문</w:t>
-      </w:r>
-    </w:p>
-    <w:p>
-      <w:r>
-        <w:rPr>
-          <w:rFonts w:ascii="맑은 고딕" w:hAnsi="맑은 고딕" w:eastAsia="맑은 고딕"/>
-          <w:sz w:val="21"/>
-        </w:rPr>
-        <w:t>③ 아카이브가 Standby에 저장되기 때문</w:t>
+        <w:t>① Standby가 FRA를 공유하기 때문</w:t>
+      </w:r>
+    </w:p>
+    <w:p>
+      <w:r>
+        <w:rPr>
+          <w:rFonts w:ascii="맑은 고딕" w:hAnsi="맑은 고딕" w:eastAsia="맑은 고딕"/>
+          <w:sz w:val="21"/>
+        </w:rPr>
+        <w:t>② 아카이브가 Standby에 저장되기 때문</w:t>
+      </w:r>
+    </w:p>
+    <w:p>
+      <w:r>
+        <w:rPr>
+          <w:rFonts w:ascii="맑은 고딕" w:hAnsi="맑은 고딕" w:eastAsia="맑은 고딕"/>
+          <w:sz w:val="21"/>
+        </w:rPr>
+        <w:t>③ Standby가 적용하지 않은 아카이브를 오라클이 지우지 않기 때문</w:t>
       </w:r>
     </w:p>
     <w:p>
@@ -1742,7 +1742,7 @@
           <w:rFonts w:ascii="맑은 고딕" w:hAnsi="맑은 고딕" w:eastAsia="맑은 고딕"/>
           <w:sz w:val="21"/>
         </w:rPr>
-        <w:t>② 6번만 압축되지 않았다</w:t>
+        <w:t>② 6번은 Standby에서 온 것이다</w:t>
       </w:r>
     </w:p>
     <w:p>
@@ -1760,7 +1760,7 @@
           <w:rFonts w:ascii="맑은 고딕" w:hAnsi="맑은 고딕" w:eastAsia="맑은 고딕"/>
           <w:sz w:val="21"/>
         </w:rPr>
-        <w:t>④ 6번은 Standby에서 온 것이다</w:t>
+        <w:t>④ 6번만 압축되지 않았다</w:t>
       </w:r>
     </w:p>
     <w:p>
@@ -1787,25 +1787,25 @@
           <w:rFonts w:ascii="맑은 고딕" w:hAnsi="맑은 고딕" w:eastAsia="맑은 고딕"/>
           <w:sz w:val="21"/>
         </w:rPr>
-        <w:t>① 문자셋과 DB_BLOCK_SIZE</w:t>
-      </w:r>
-    </w:p>
-    <w:p>
-      <w:r>
-        <w:rPr>
-          <w:rFonts w:ascii="맑은 고딕" w:hAnsi="맑은 고딕" w:eastAsia="맑은 고딕"/>
-          <w:sz w:val="21"/>
-        </w:rPr>
-        <w:t>② ARCHIVELOG 모드</w:t>
-      </w:r>
-    </w:p>
-    <w:p>
-      <w:r>
-        <w:rPr>
-          <w:rFonts w:ascii="맑은 고딕" w:hAnsi="맑은 고딕" w:eastAsia="맑은 고딕"/>
-          <w:sz w:val="21"/>
-        </w:rPr>
-        <w:t>③ FORCE LOGGING</w:t>
+        <w:t>① ARCHIVELOG 모드</w:t>
+      </w:r>
+    </w:p>
+    <w:p>
+      <w:r>
+        <w:rPr>
+          <w:rFonts w:ascii="맑은 고딕" w:hAnsi="맑은 고딕" w:eastAsia="맑은 고딕"/>
+          <w:sz w:val="21"/>
+        </w:rPr>
+        <w:t>② FORCE LOGGING</w:t>
+      </w:r>
+    </w:p>
+    <w:p>
+      <w:r>
+        <w:rPr>
+          <w:rFonts w:ascii="맑은 고딕" w:hAnsi="맑은 고딕" w:eastAsia="맑은 고딕"/>
+          <w:sz w:val="21"/>
+        </w:rPr>
+        <w:t>③ 문자셋과 DB_BLOCK_SIZE</w:t>
       </w:r>
     </w:p>
     <w:p>
@@ -1841,34 +1841,34 @@
           <w:rFonts w:ascii="맑은 고딕" w:hAnsi="맑은 고딕" w:eastAsia="맑은 고딕"/>
           <w:sz w:val="21"/>
         </w:rPr>
-        <w:t>① `/etc/oratab`에 같은 SID가 이미 등록되어 있었다</w:t>
-      </w:r>
-    </w:p>
-    <w:p>
-      <w:r>
-        <w:rPr>
-          <w:rFonts w:ascii="맑은 고딕" w:hAnsi="맑은 고딕" w:eastAsia="맑은 고딕"/>
-          <w:sz w:val="21"/>
-        </w:rPr>
-        <w:t>② 디스크 공간이 부족했다</w:t>
-      </w:r>
-    </w:p>
-    <w:p>
-      <w:r>
-        <w:rPr>
-          <w:rFonts w:ascii="맑은 고딕" w:hAnsi="맑은 고딕" w:eastAsia="맑은 고딕"/>
-          <w:sz w:val="21"/>
-        </w:rPr>
-        <w:t>③ 리스너가 없었다</w:t>
-      </w:r>
-    </w:p>
-    <w:p>
-      <w:r>
-        <w:rPr>
-          <w:rFonts w:ascii="맑은 고딕" w:hAnsi="맑은 고딕" w:eastAsia="맑은 고딕"/>
-          <w:sz w:val="21"/>
-        </w:rPr>
-        <w:t>④ 비밀번호가 약했다</w:t>
+        <w:t>① 디스크 공간이 부족했다</w:t>
+      </w:r>
+    </w:p>
+    <w:p>
+      <w:r>
+        <w:rPr>
+          <w:rFonts w:ascii="맑은 고딕" w:hAnsi="맑은 고딕" w:eastAsia="맑은 고딕"/>
+          <w:sz w:val="21"/>
+        </w:rPr>
+        <w:t>② `/etc/oratab`에 같은 SID가 이미 등록되어 있었다</w:t>
+      </w:r>
+    </w:p>
+    <w:p>
+      <w:r>
+        <w:rPr>
+          <w:rFonts w:ascii="맑은 고딕" w:hAnsi="맑은 고딕" w:eastAsia="맑은 고딕"/>
+          <w:sz w:val="21"/>
+        </w:rPr>
+        <w:t>③ 비밀번호가 약했다</w:t>
+      </w:r>
+    </w:p>
+    <w:p>
+      <w:r>
+        <w:rPr>
+          <w:rFonts w:ascii="맑은 고딕" w:hAnsi="맑은 고딕" w:eastAsia="맑은 고딕"/>
+          <w:sz w:val="21"/>
+        </w:rPr>
+        <w:t>④ 리스너가 없었다</w:t>
       </w:r>
     </w:p>
     <w:p>
@@ -1895,7 +1895,7 @@
           <w:rFonts w:ascii="맑은 고딕" w:hAnsi="맑은 고딕" w:eastAsia="맑은 고딕"/>
           <w:sz w:val="21"/>
         </w:rPr>
-        <w:t>① WARNING은 진행되고 FATAL은 즉시 중단된다</w:t>
+        <w:t>① 둘 다 진행된다</w:t>
       </w:r>
     </w:p>
     <w:p>
@@ -1913,7 +1913,7 @@
           <w:rFonts w:ascii="맑은 고딕" w:hAnsi="맑은 고딕" w:eastAsia="맑은 고딕"/>
           <w:sz w:val="21"/>
         </w:rPr>
-        <w:t>③ 둘 다 진행된다</w:t>
+        <w:t>③ WARNING은 진행되고 FATAL은 즉시 중단된다</w:t>
       </w:r>
     </w:p>
     <w:p>
@@ -1949,7 +1949,7 @@
           <w:rFonts w:ascii="맑은 고딕" w:hAnsi="맑은 고딕" w:eastAsia="맑은 고딕"/>
           <w:sz w:val="21"/>
         </w:rPr>
-        <w:t>① 컴파일 단계에서 ORA-00942</w:t>
+        <w:t>① 경고만 나고 진행된다</w:t>
       </w:r>
     </w:p>
     <w:p>
@@ -1967,16 +1967,16 @@
           <w:rFonts w:ascii="맑은 고딕" w:hAnsi="맑은 고딕" w:eastAsia="맑은 고딕"/>
           <w:sz w:val="21"/>
         </w:rPr>
-        <w:t>③ NULL이 반환된다</w:t>
-      </w:r>
-    </w:p>
-    <w:p>
-      <w:r>
-        <w:rPr>
-          <w:rFonts w:ascii="맑은 고딕" w:hAnsi="맑은 고딕" w:eastAsia="맑은 고딕"/>
-          <w:sz w:val="21"/>
-        </w:rPr>
-        <w:t>④ 경고만 나고 진행된다</w:t>
+        <w:t>③ 컴파일 단계에서 ORA-00942</w:t>
+      </w:r>
+    </w:p>
+    <w:p>
+      <w:r>
+        <w:rPr>
+          <w:rFonts w:ascii="맑은 고딕" w:hAnsi="맑은 고딕" w:eastAsia="맑은 고딕"/>
+          <w:sz w:val="21"/>
+        </w:rPr>
+        <w:t>④ NULL이 반환된다</w:t>
       </w:r>
     </w:p>
     <w:p>
@@ -2021,16 +2021,16 @@
           <w:rFonts w:ascii="맑은 고딕" w:hAnsi="맑은 고딕" w:eastAsia="맑은 고딕"/>
           <w:sz w:val="21"/>
         </w:rPr>
-        <w:t>③ CDB에서만 다르게 표시된다</w:t>
-      </w:r>
-    </w:p>
-    <w:p>
-      <w:r>
-        <w:rPr>
-          <w:rFonts w:ascii="맑은 고딕" w:hAnsi="맑은 고딕" w:eastAsia="맑은 고딕"/>
-          <w:sz w:val="21"/>
-        </w:rPr>
-        <w:t>④ 버그다</w:t>
+        <w:t>③ 버그다</w:t>
+      </w:r>
+    </w:p>
+    <w:p>
+      <w:r>
+        <w:rPr>
+          <w:rFonts w:ascii="맑은 고딕" w:hAnsi="맑은 고딕" w:eastAsia="맑은 고딕"/>
+          <w:sz w:val="21"/>
+        </w:rPr>
+        <w:t>④ CDB에서만 다르게 표시된다</w:t>
       </w:r>
     </w:p>
     <w:p>
@@ -2057,34 +2057,34 @@
           <w:rFonts w:ascii="맑은 고딕" w:hAnsi="맑은 고딕" w:eastAsia="맑은 고딕"/>
           <w:sz w:val="21"/>
         </w:rPr>
-        <w:t>① 블록을 Standby로 직접 보내고 받을 때까지 기다린다</w:t>
-      </w:r>
-    </w:p>
-    <w:p>
-      <w:r>
-        <w:rPr>
-          <w:rFonts w:ascii="맑은 고딕" w:hAnsi="맑은 고딕" w:eastAsia="맑은 고딕"/>
-          <w:sz w:val="21"/>
-        </w:rPr>
-        <w:t>② 리두를 두 배로 남긴다</w:t>
-      </w:r>
-    </w:p>
-    <w:p>
-      <w:r>
-        <w:rPr>
-          <w:rFonts w:ascii="맑은 고딕" w:hAnsi="맑은 고딕" w:eastAsia="맑은 고딕"/>
-          <w:sz w:val="21"/>
-        </w:rPr>
-        <w:t>③ Standby의 적용을 지연시킨다</w:t>
-      </w:r>
-    </w:p>
-    <w:p>
-      <w:r>
-        <w:rPr>
-          <w:rFonts w:ascii="맑은 고딕" w:hAnsi="맑은 고딕" w:eastAsia="맑은 고딕"/>
-          <w:sz w:val="21"/>
-        </w:rPr>
-        <w:t>④ 아카이브를 압축한다</w:t>
+        <w:t>① 리두를 두 배로 남긴다</w:t>
+      </w:r>
+    </w:p>
+    <w:p>
+      <w:r>
+        <w:rPr>
+          <w:rFonts w:ascii="맑은 고딕" w:hAnsi="맑은 고딕" w:eastAsia="맑은 고딕"/>
+          <w:sz w:val="21"/>
+        </w:rPr>
+        <w:t>② 블록을 Standby로 직접 보내고 받을 때까지 기다린다</w:t>
+      </w:r>
+    </w:p>
+    <w:p>
+      <w:r>
+        <w:rPr>
+          <w:rFonts w:ascii="맑은 고딕" w:hAnsi="맑은 고딕" w:eastAsia="맑은 고딕"/>
+          <w:sz w:val="21"/>
+        </w:rPr>
+        <w:t>③ 아카이브를 압축한다</w:t>
+      </w:r>
+    </w:p>
+    <w:p>
+      <w:r>
+        <w:rPr>
+          <w:rFonts w:ascii="맑은 고딕" w:hAnsi="맑은 고딕" w:eastAsia="맑은 고딕"/>
+          <w:sz w:val="21"/>
+        </w:rPr>
+        <w:t>④ Standby의 적용을 지연시킨다</w:t>
       </w:r>
     </w:p>
     <w:p>
@@ -2111,34 +2111,34 @@
           <w:rFonts w:ascii="맑은 고딕" w:hAnsi="맑은 고딕" w:eastAsia="맑은 고딕"/>
           <w:sz w:val="21"/>
         </w:rPr>
-        <w:t>① Standby가 못 받은 블록이 구멍으로 남는다</w:t>
-      </w:r>
-    </w:p>
-    <w:p>
-      <w:r>
-        <w:rPr>
-          <w:rFonts w:ascii="맑은 고딕" w:hAnsi="맑은 고딕" w:eastAsia="맑은 고딕"/>
-          <w:sz w:val="21"/>
-        </w:rPr>
-        <w:t>② Primary가 멈출 수 있다</w:t>
-      </w:r>
-    </w:p>
-    <w:p>
-      <w:r>
-        <w:rPr>
-          <w:rFonts w:ascii="맑은 고딕" w:hAnsi="맑은 고딕" w:eastAsia="맑은 고딕"/>
-          <w:sz w:val="21"/>
-        </w:rPr>
-        <w:t>③ 아카이브가 손상된다</w:t>
-      </w:r>
-    </w:p>
-    <w:p>
-      <w:r>
-        <w:rPr>
-          <w:rFonts w:ascii="맑은 고딕" w:hAnsi="맑은 고딕" w:eastAsia="맑은 고딕"/>
-          <w:sz w:val="21"/>
-        </w:rPr>
-        <w:t>④ 보호 모드가 내려간다</w:t>
+        <w:t>① 아카이브가 손상된다</w:t>
+      </w:r>
+    </w:p>
+    <w:p>
+      <w:r>
+        <w:rPr>
+          <w:rFonts w:ascii="맑은 고딕" w:hAnsi="맑은 고딕" w:eastAsia="맑은 고딕"/>
+          <w:sz w:val="21"/>
+        </w:rPr>
+        <w:t>② 보호 모드가 내려간다</w:t>
+      </w:r>
+    </w:p>
+    <w:p>
+      <w:r>
+        <w:rPr>
+          <w:rFonts w:ascii="맑은 고딕" w:hAnsi="맑은 고딕" w:eastAsia="맑은 고딕"/>
+          <w:sz w:val="21"/>
+        </w:rPr>
+        <w:t>③ Primary가 멈출 수 있다</w:t>
+      </w:r>
+    </w:p>
+    <w:p>
+      <w:r>
+        <w:rPr>
+          <w:rFonts w:ascii="맑은 고딕" w:hAnsi="맑은 고딕" w:eastAsia="맑은 고딕"/>
+          <w:sz w:val="21"/>
+        </w:rPr>
+        <w:t>④ Standby가 못 받은 블록이 구멍으로 남는다</w:t>
       </w:r>
     </w:p>
     <w:p>
@@ -2165,16 +2165,16 @@
           <w:rFonts w:ascii="맑은 고딕" w:hAnsi="맑은 고딕" w:eastAsia="맑은 고딕"/>
           <w:sz w:val="21"/>
         </w:rPr>
-        <w:t>① 직접 경로 적재 등 블록을 통째로 만드는 작업</w:t>
-      </w:r>
-    </w:p>
-    <w:p>
-      <w:r>
-        <w:rPr>
-          <w:rFonts w:ascii="맑은 고딕" w:hAnsi="맑은 고딕" w:eastAsia="맑은 고딕"/>
-          <w:sz w:val="21"/>
-        </w:rPr>
-        <w:t>② 모든 DML</w:t>
+        <w:t>① 모든 DML</w:t>
+      </w:r>
+    </w:p>
+    <w:p>
+      <w:r>
+        <w:rPr>
+          <w:rFonts w:ascii="맑은 고딕" w:hAnsi="맑은 고딕" w:eastAsia="맑은 고딕"/>
+          <w:sz w:val="21"/>
+        </w:rPr>
+        <w:t>② 직접 경로 적재 등 블록을 통째로 만드는 작업</w:t>
       </w:r>
     </w:p>
     <w:p>
@@ -2227,34 +2227,34 @@
           <w:rFonts w:ascii="맑은 고딕" w:hAnsi="맑은 고딕" w:eastAsia="맑은 고딕"/>
           <w:sz w:val="21"/>
         </w:rPr>
-        <w:t>① 약 44.5배. NOLOGGING이 실제로 동작하면 그만큼 리두가 줄고 Standby에 구멍이 생긴다</w:t>
-      </w:r>
-    </w:p>
-    <w:p>
-      <w:r>
-        <w:rPr>
-          <w:rFonts w:ascii="맑은 고딕" w:hAnsi="맑은 고딕" w:eastAsia="맑은 고딕"/>
-          <w:sz w:val="21"/>
-        </w:rPr>
-        <w:t>② 약 4.5배. 성능 차이는 크지 않다</w:t>
-      </w:r>
-    </w:p>
-    <w:p>
-      <w:r>
-        <w:rPr>
-          <w:rFonts w:ascii="맑은 고딕" w:hAnsi="맑은 고딕" w:eastAsia="맑은 고딕"/>
-          <w:sz w:val="21"/>
-        </w:rPr>
-        <w:t>③ 약 445배. 측정 오류다</w:t>
-      </w:r>
-    </w:p>
-    <w:p>
-      <w:r>
-        <w:rPr>
-          <w:rFonts w:ascii="맑은 고딕" w:hAnsi="맑은 고딕" w:eastAsia="맑은 고딕"/>
-          <w:sz w:val="21"/>
-        </w:rPr>
-        <w:t>④ 배수는 의미가 없다</w:t>
+        <w:t>① 약 445배. 측정 오류다</w:t>
+      </w:r>
+    </w:p>
+    <w:p>
+      <w:r>
+        <w:rPr>
+          <w:rFonts w:ascii="맑은 고딕" w:hAnsi="맑은 고딕" w:eastAsia="맑은 고딕"/>
+          <w:sz w:val="21"/>
+        </w:rPr>
+        <w:t>② 배수는 의미가 없다</w:t>
+      </w:r>
+    </w:p>
+    <w:p>
+      <w:r>
+        <w:rPr>
+          <w:rFonts w:ascii="맑은 고딕" w:hAnsi="맑은 고딕" w:eastAsia="맑은 고딕"/>
+          <w:sz w:val="21"/>
+        </w:rPr>
+        <w:t>③ 약 4.5배. 성능 차이는 크지 않다</w:t>
+      </w:r>
+    </w:p>
+    <w:p>
+      <w:r>
+        <w:rPr>
+          <w:rFonts w:ascii="맑은 고딕" w:hAnsi="맑은 고딕" w:eastAsia="맑은 고딕"/>
+          <w:sz w:val="21"/>
+        </w:rPr>
+        <w:t>④ 약 44.5배. NOLOGGING이 실제로 동작하면 그만큼 리두가 줄고 Standby에 구멍이 생긴다</w:t>
       </w:r>
     </w:p>
     <w:p>
@@ -2281,34 +2281,34 @@
           <w:rFonts w:ascii="맑은 고딕" w:hAnsi="맑은 고딕" w:eastAsia="맑은 고딕"/>
           <w:sz w:val="21"/>
         </w:rPr>
-        <w:t>① 메워지지 않으며 `UNRECOVERABLE_CHANGE#`도 그대로 남는다</w:t>
-      </w:r>
-    </w:p>
-    <w:p>
-      <w:r>
-        <w:rPr>
-          <w:rFonts w:ascii="맑은 고딕" w:hAnsi="맑은 고딕" w:eastAsia="맑은 고딕"/>
-          <w:sz w:val="21"/>
-        </w:rPr>
-        <w:t>② 자동으로 메워진다</w:t>
-      </w:r>
-    </w:p>
-    <w:p>
-      <w:r>
-        <w:rPr>
-          <w:rFonts w:ascii="맑은 고딕" w:hAnsi="맑은 고딕" w:eastAsia="맑은 고딕"/>
-          <w:sz w:val="21"/>
-        </w:rPr>
-        <w:t>③ 다음 로그 스위치에 메워진다</w:t>
-      </w:r>
-    </w:p>
-    <w:p>
-      <w:r>
-        <w:rPr>
-          <w:rFonts w:ascii="맑은 고딕" w:hAnsi="맑은 고딕" w:eastAsia="맑은 고딕"/>
-          <w:sz w:val="21"/>
-        </w:rPr>
-        <w:t>④ Standby가 자동 복구한다</w:t>
+        <w:t>① 자동으로 메워진다</w:t>
+      </w:r>
+    </w:p>
+    <w:p>
+      <w:r>
+        <w:rPr>
+          <w:rFonts w:ascii="맑은 고딕" w:hAnsi="맑은 고딕" w:eastAsia="맑은 고딕"/>
+          <w:sz w:val="21"/>
+        </w:rPr>
+        <w:t>② 메워지지 않으며 `UNRECOVERABLE_CHANGE#`도 그대로 남는다</w:t>
+      </w:r>
+    </w:p>
+    <w:p>
+      <w:r>
+        <w:rPr>
+          <w:rFonts w:ascii="맑은 고딕" w:hAnsi="맑은 고딕" w:eastAsia="맑은 고딕"/>
+          <w:sz w:val="21"/>
+        </w:rPr>
+        <w:t>③ Standby가 자동 복구한다</w:t>
+      </w:r>
+    </w:p>
+    <w:p>
+      <w:r>
+        <w:rPr>
+          <w:rFonts w:ascii="맑은 고딕" w:hAnsi="맑은 고딕" w:eastAsia="맑은 고딕"/>
+          <w:sz w:val="21"/>
+        </w:rPr>
+        <w:t>④ 다음 로그 스위치에 메워진다</w:t>
       </w:r>
     </w:p>
     <w:p>
@@ -2344,7 +2344,7 @@
           <w:rFonts w:ascii="맑은 고딕" w:hAnsi="맑은 고딕" w:eastAsia="맑은 고딕"/>
           <w:sz w:val="21"/>
         </w:rPr>
-        <w:t>② 자동으로 SRL도 커진다</w:t>
+        <w:t>② 영향이 없다</w:t>
       </w:r>
     </w:p>
     <w:p>
@@ -2362,7 +2362,7 @@
           <w:rFonts w:ascii="맑은 고딕" w:hAnsi="맑은 고딕" w:eastAsia="맑은 고딕"/>
           <w:sz w:val="21"/>
         </w:rPr>
-        <w:t>④ 영향이 없다</w:t>
+        <w:t>④ 자동으로 SRL도 커진다</w:t>
       </w:r>
     </w:p>
     <w:p>
@@ -2389,34 +2389,34 @@
           <w:rFonts w:ascii="맑은 고딕" w:hAnsi="맑은 고딕" w:eastAsia="맑은 고딕"/>
           <w:sz w:val="21"/>
         </w:rPr>
-        <w:t>① 동작의 최소 요건이 아니라 성능·안정을 위한 권장이다</w:t>
-      </w:r>
-    </w:p>
-    <w:p>
-      <w:r>
-        <w:rPr>
-          <w:rFonts w:ascii="맑은 고딕" w:hAnsi="맑은 고딕" w:eastAsia="맑은 고딕"/>
-          <w:sz w:val="21"/>
-        </w:rPr>
-        <w:t>② 지키지 않으면 적용이 시작되지 않는다</w:t>
-      </w:r>
-    </w:p>
-    <w:p>
-      <w:r>
-        <w:rPr>
-          <w:rFonts w:ascii="맑은 고딕" w:hAnsi="맑은 고딕" w:eastAsia="맑은 고딕"/>
-          <w:sz w:val="21"/>
-        </w:rPr>
-        <w:t>③ 오라클이 강제로 검사한다</w:t>
-      </w:r>
-    </w:p>
-    <w:p>
-      <w:r>
-        <w:rPr>
-          <w:rFonts w:ascii="맑은 고딕" w:hAnsi="맑은 고딕" w:eastAsia="맑은 고딕"/>
-          <w:sz w:val="21"/>
-        </w:rPr>
-        <w:t>④ RAC에서만 적용된다</w:t>
+        <w:t>① 오라클이 강제로 검사한다</w:t>
+      </w:r>
+    </w:p>
+    <w:p>
+      <w:r>
+        <w:rPr>
+          <w:rFonts w:ascii="맑은 고딕" w:hAnsi="맑은 고딕" w:eastAsia="맑은 고딕"/>
+          <w:sz w:val="21"/>
+        </w:rPr>
+        <w:t>② 동작의 최소 요건이 아니라 성능·안정을 위한 권장이다</w:t>
+      </w:r>
+    </w:p>
+    <w:p>
+      <w:r>
+        <w:rPr>
+          <w:rFonts w:ascii="맑은 고딕" w:hAnsi="맑은 고딕" w:eastAsia="맑은 고딕"/>
+          <w:sz w:val="21"/>
+        </w:rPr>
+        <w:t>③ RAC에서만 적용된다</w:t>
+      </w:r>
+    </w:p>
+    <w:p>
+      <w:r>
+        <w:rPr>
+          <w:rFonts w:ascii="맑은 고딕" w:hAnsi="맑은 고딕" w:eastAsia="맑은 고딕"/>
+          <w:sz w:val="21"/>
+        </w:rPr>
+        <w:t>④ 지키지 않으면 적용이 시작되지 않는다</w:t>
       </w:r>
     </w:p>
     <w:p>
@@ -2443,34 +2443,34 @@
           <w:rFonts w:ascii="맑은 고딕" w:hAnsi="맑은 고딕" w:eastAsia="맑은 고딕"/>
           <w:sz w:val="21"/>
         </w:rPr>
-        <w:t>① 2장에서는 문면과 실제 원인이 달랐고 4장에서는 문면 그대로다</w:t>
-      </w:r>
-    </w:p>
-    <w:p>
-      <w:r>
-        <w:rPr>
-          <w:rFonts w:ascii="맑은 고딕" w:hAnsi="맑은 고딕" w:eastAsia="맑은 고딕"/>
-          <w:sz w:val="21"/>
-        </w:rPr>
-        <w:t>② 두 장 모두 문면 그대로다</w:t>
-      </w:r>
-    </w:p>
-    <w:p>
-      <w:r>
-        <w:rPr>
-          <w:rFonts w:ascii="맑은 고딕" w:hAnsi="맑은 고딕" w:eastAsia="맑은 고딕"/>
-          <w:sz w:val="21"/>
-        </w:rPr>
-        <w:t>③ 두 장 모두 문면과 다르다</w:t>
-      </w:r>
-    </w:p>
-    <w:p>
-      <w:r>
-        <w:rPr>
-          <w:rFonts w:ascii="맑은 고딕" w:hAnsi="맑은 고딕" w:eastAsia="맑은 고딕"/>
-          <w:sz w:val="21"/>
-        </w:rPr>
-        <w:t>④ 4장에서만 문면과 다르다</w:t>
+        <w:t>① 4장에서만 문면과 다르다</w:t>
+      </w:r>
+    </w:p>
+    <w:p>
+      <w:r>
+        <w:rPr>
+          <w:rFonts w:ascii="맑은 고딕" w:hAnsi="맑은 고딕" w:eastAsia="맑은 고딕"/>
+          <w:sz w:val="21"/>
+        </w:rPr>
+        <w:t>② 2장에서는 문면과 실제 원인이 달랐고 4장에서는 문면 그대로다</w:t>
+      </w:r>
+    </w:p>
+    <w:p>
+      <w:r>
+        <w:rPr>
+          <w:rFonts w:ascii="맑은 고딕" w:hAnsi="맑은 고딕" w:eastAsia="맑은 고딕"/>
+          <w:sz w:val="21"/>
+        </w:rPr>
+        <w:t>③ 두 장 모두 문면 그대로다</w:t>
+      </w:r>
+    </w:p>
+    <w:p>
+      <w:r>
+        <w:rPr>
+          <w:rFonts w:ascii="맑은 고딕" w:hAnsi="맑은 고딕" w:eastAsia="맑은 고딕"/>
+          <w:sz w:val="21"/>
+        </w:rPr>
+        <w:t>④ 두 장 모두 문면과 다르다</w:t>
       </w:r>
     </w:p>
     <w:p>
@@ -2506,25 +2506,25 @@
           <w:rFonts w:ascii="맑은 고딕" w:hAnsi="맑은 고딕" w:eastAsia="맑은 고딕"/>
           <w:sz w:val="21"/>
         </w:rPr>
-        <w:t>② DBCA가 더 엄격하다</w:t>
-      </w:r>
-    </w:p>
-    <w:p>
-      <w:r>
-        <w:rPr>
-          <w:rFonts w:ascii="맑은 고딕" w:hAnsi="맑은 고딕" w:eastAsia="맑은 고딕"/>
-          <w:sz w:val="21"/>
-        </w:rPr>
-        <w:t>③ 규칙이 서로 다르다</w:t>
-      </w:r>
-    </w:p>
-    <w:p>
-      <w:r>
-        <w:rPr>
-          <w:rFonts w:ascii="맑은 고딕" w:hAnsi="맑은 고딕" w:eastAsia="맑은 고딕"/>
-          <w:sz w:val="21"/>
-        </w:rPr>
-        <w:t>④ 19c에서 둘 다 폐기됐다</w:t>
+        <w:t>② 19c에서 둘 다 폐기됐다</w:t>
+      </w:r>
+    </w:p>
+    <w:p>
+      <w:r>
+        <w:rPr>
+          <w:rFonts w:ascii="맑은 고딕" w:hAnsi="맑은 고딕" w:eastAsia="맑은 고딕"/>
+          <w:sz w:val="21"/>
+        </w:rPr>
+        <w:t>③ DBCA가 더 엄격하다</w:t>
+      </w:r>
+    </w:p>
+    <w:p>
+      <w:r>
+        <w:rPr>
+          <w:rFonts w:ascii="맑은 고딕" w:hAnsi="맑은 고딕" w:eastAsia="맑은 고딕"/>
+          <w:sz w:val="21"/>
+        </w:rPr>
+        <w:t>④ 규칙이 서로 다르다</w:t>
       </w:r>
     </w:p>
     <w:p>
@@ -2551,34 +2551,34 @@
           <w:rFonts w:ascii="맑은 고딕" w:hAnsi="맑은 고딕" w:eastAsia="맑은 고딕"/>
           <w:sz w:val="21"/>
         </w:rPr>
-        <w:t>① 딕셔너리에서만 지워지고 파일은 디스크에 남아 있기 때문</w:t>
-      </w:r>
-    </w:p>
-    <w:p>
-      <w:r>
-        <w:rPr>
-          <w:rFonts w:ascii="맑은 고딕" w:hAnsi="맑은 고딕" w:eastAsia="맑은 고딕"/>
-          <w:sz w:val="21"/>
-        </w:rPr>
-        <w:t>② 그룹 번호를 재사용하기 때문</w:t>
-      </w:r>
-    </w:p>
-    <w:p>
-      <w:r>
-        <w:rPr>
-          <w:rFonts w:ascii="맑은 고딕" w:hAnsi="맑은 고딕" w:eastAsia="맑은 고딕"/>
-          <w:sz w:val="21"/>
-        </w:rPr>
-        <w:t>③ 크기를 유지하기 위해</w:t>
-      </w:r>
-    </w:p>
-    <w:p>
-      <w:r>
-        <w:rPr>
-          <w:rFonts w:ascii="맑은 고딕" w:hAnsi="맑은 고딕" w:eastAsia="맑은 고딕"/>
-          <w:sz w:val="21"/>
-        </w:rPr>
-        <w:t>④ 아카이브 이력을 보존하기 위해</w:t>
+        <w:t>① 그룹 번호를 재사용하기 때문</w:t>
+      </w:r>
+    </w:p>
+    <w:p>
+      <w:r>
+        <w:rPr>
+          <w:rFonts w:ascii="맑은 고딕" w:hAnsi="맑은 고딕" w:eastAsia="맑은 고딕"/>
+          <w:sz w:val="21"/>
+        </w:rPr>
+        <w:t>② 크기를 유지하기 위해</w:t>
+      </w:r>
+    </w:p>
+    <w:p>
+      <w:r>
+        <w:rPr>
+          <w:rFonts w:ascii="맑은 고딕" w:hAnsi="맑은 고딕" w:eastAsia="맑은 고딕"/>
+          <w:sz w:val="21"/>
+        </w:rPr>
+        <w:t>③ 아카이브 이력을 보존하기 위해</w:t>
+      </w:r>
+    </w:p>
+    <w:p>
+      <w:r>
+        <w:rPr>
+          <w:rFonts w:ascii="맑은 고딕" w:hAnsi="맑은 고딕" w:eastAsia="맑은 고딕"/>
+          <w:sz w:val="21"/>
+        </w:rPr>
+        <w:t>④ 딕셔너리에서만 지워지고 파일은 디스크에 남아 있기 때문</w:t>
       </w:r>
     </w:p>
     <w:p>
@@ -2605,7 +2605,7 @@
           <w:rFonts w:ascii="맑은 고딕" w:hAnsi="맑은 고딕" w:eastAsia="맑은 고딕"/>
           <w:sz w:val="21"/>
         </w:rPr>
-        <w:t>① Flashback Database 활성화</w:t>
+        <w:t>① SRL 개수와 크기</w:t>
       </w:r>
     </w:p>
     <w:p>
@@ -2623,7 +2623,7 @@
           <w:rFonts w:ascii="맑은 고딕" w:hAnsi="맑은 고딕" w:eastAsia="맑은 고딕"/>
           <w:sz w:val="21"/>
         </w:rPr>
-        <w:t>③ SRL 개수와 크기</w:t>
+        <w:t>③ Flashback Database 활성화</w:t>
       </w:r>
     </w:p>
     <w:p>
@@ -2659,7 +2659,7 @@
           <w:rFonts w:ascii="맑은 고딕" w:hAnsi="맑은 고딕" w:eastAsia="맑은 고딕"/>
           <w:sz w:val="21"/>
         </w:rPr>
-        <w:t>① `SELECT force_logging FROM v$database`로 확인하고 실측 근거로 설명한다</w:t>
+        <w:t>① SRL을 늘린다</w:t>
       </w:r>
     </w:p>
     <w:p>
@@ -2686,7 +2686,7 @@
           <w:rFonts w:ascii="맑은 고딕" w:hAnsi="맑은 고딕" w:eastAsia="맑은 고딕"/>
           <w:sz w:val="21"/>
         </w:rPr>
-        <w:t>④ SRL을 늘린다</w:t>
+        <w:t>④ `SELECT force_logging FROM v$database`로 확인하고 실측 근거로 설명한다</w:t>
       </w:r>
     </w:p>
     <w:p>
@@ -2713,16 +2713,16 @@
           <w:rFonts w:ascii="맑은 고딕" w:hAnsi="맑은 고딕" w:eastAsia="맑은 고딕"/>
           <w:sz w:val="21"/>
         </w:rPr>
-        <w:t>① 답이 되지 않는다. 직접 경로 적재에만 적용되기 때문</w:t>
-      </w:r>
-    </w:p>
-    <w:p>
-      <w:r>
-        <w:rPr>
-          <w:rFonts w:ascii="맑은 고딕" w:hAnsi="맑은 고딕" w:eastAsia="맑은 고딕"/>
-          <w:sz w:val="21"/>
-        </w:rPr>
-        <w:t>② 가장 좋은 해법이다</w:t>
+        <w:t>① 가장 좋은 해법이다</w:t>
+      </w:r>
+    </w:p>
+    <w:p>
+      <w:r>
+        <w:rPr>
+          <w:rFonts w:ascii="맑은 고딕" w:hAnsi="맑은 고딕" w:eastAsia="맑은 고딕"/>
+          <w:sz w:val="21"/>
+        </w:rPr>
+        <w:t>② 보호 모드를 낮춰야 적용된다</w:t>
       </w:r>
     </w:p>
     <w:p>
@@ -2740,7 +2740,7 @@
           <w:rFonts w:ascii="맑은 고딕" w:hAnsi="맑은 고딕" w:eastAsia="맑은 고딕"/>
           <w:sz w:val="21"/>
         </w:rPr>
-        <w:t>④ 보호 모드를 낮춰야 적용된다</w:t>
+        <w:t>④ 답이 되지 않는다. 직접 경로 적재에만 적용되기 때문</w:t>
       </w:r>
     </w:p>
     <w:sectPr>

--- a/ADG/04장/4장_실습문제.docx
+++ b/ADG/04장/4장_실습문제.docx
@@ -204,7 +204,35 @@
           <w:rFonts w:ascii="맑은 고딕" w:hAnsi="맑은 고딕" w:eastAsia="맑은 고딕"/>
           <w:sz w:val="21"/>
         </w:rPr>
-        <w:t>[하-04] `LOG_ARCHIVE_FORMAT`의 `%s`가 뜻하는 것은?</w:t>
+        <w:t xml:space="preserve">[하-04] </w:t>
+      </w:r>
+      <w:r>
+        <w:rPr>
+          <w:rFonts w:ascii="Consolas" w:hAnsi="Consolas" w:eastAsia="맑은 고딕"/>
+          <w:sz w:val="21"/>
+        </w:rPr>
+        <w:t xml:space="preserve">LOG_ARCHIVE_FORMAT</w:t>
+      </w:r>
+      <w:r>
+        <w:rPr>
+          <w:rFonts w:ascii="맑은 고딕" w:hAnsi="맑은 고딕" w:eastAsia="맑은 고딕"/>
+          <w:sz w:val="21"/>
+        </w:rPr>
+        <w:t xml:space="preserve">의 </w:t>
+      </w:r>
+      <w:r>
+        <w:rPr>
+          <w:rFonts w:ascii="Consolas" w:hAnsi="Consolas" w:eastAsia="맑은 고딕"/>
+          <w:sz w:val="21"/>
+        </w:rPr>
+        <w:t xml:space="preserve">%s</w:t>
+      </w:r>
+      <w:r>
+        <w:rPr>
+          <w:rFonts w:ascii="맑은 고딕" w:hAnsi="맑은 고딕" w:eastAsia="맑은 고딕"/>
+          <w:sz w:val="21"/>
+        </w:rPr>
+        <w:t xml:space="preserve">가 뜻하는 것은?</w:t>
       </w:r>
     </w:p>
     <w:p>
@@ -744,7 +772,21 @@
           <w:rFonts w:ascii="맑은 고딕" w:hAnsi="맑은 고딕" w:eastAsia="맑은 고딕"/>
           <w:sz w:val="21"/>
         </w:rPr>
-        <w:t>[하-14] SRL 생성 시 `REUSE`의 의미는?</w:t>
+        <w:t xml:space="preserve">[하-14] SRL 생성 시 </w:t>
+      </w:r>
+      <w:r>
+        <w:rPr>
+          <w:rFonts w:ascii="Consolas" w:hAnsi="Consolas" w:eastAsia="맑은 고딕"/>
+          <w:sz w:val="21"/>
+        </w:rPr>
+        <w:t xml:space="preserve">REUSE</w:t>
+      </w:r>
+      <w:r>
+        <w:rPr>
+          <w:rFonts w:ascii="맑은 고딕" w:hAnsi="맑은 고딕" w:eastAsia="맑은 고딕"/>
+          <w:sz w:val="21"/>
+        </w:rPr>
+        <w:t xml:space="preserve">의 의미는?</w:t>
       </w:r>
     </w:p>
     <w:p>
@@ -852,7 +894,21 @@
           <w:rFonts w:ascii="맑은 고딕" w:hAnsi="맑은 고딕" w:eastAsia="맑은 고딕"/>
           <w:sz w:val="21"/>
         </w:rPr>
-        <w:t>[하-16] 열린 상태에서 `ALTER DATABASE NOARCHIVELOG`를 실행하면?</w:t>
+        <w:t xml:space="preserve">[하-16] 열린 상태에서 </w:t>
+      </w:r>
+      <w:r>
+        <w:rPr>
+          <w:rFonts w:ascii="Consolas" w:hAnsi="Consolas" w:eastAsia="맑은 고딕"/>
+          <w:sz w:val="21"/>
+        </w:rPr>
+        <w:t xml:space="preserve">ALTER DATABASE NOARCHIVELOG</w:t>
+      </w:r>
+      <w:r>
+        <w:rPr>
+          <w:rFonts w:ascii="맑은 고딕" w:hAnsi="맑은 고딕" w:eastAsia="맑은 고딕"/>
+          <w:sz w:val="21"/>
+        </w:rPr>
+        <w:t xml:space="preserve">를 실행하면?</w:t>
       </w:r>
     </w:p>
     <w:p>
@@ -960,7 +1016,21 @@
           <w:rFonts w:ascii="맑은 고딕" w:hAnsi="맑은 고딕" w:eastAsia="맑은 고딕"/>
           <w:sz w:val="21"/>
         </w:rPr>
-        <w:t>[하-18] 실습 환경 DBCA의 `-totalMemory` 값은?</w:t>
+        <w:t xml:space="preserve">[하-18] 실습 환경 DBCA의 </w:t>
+      </w:r>
+      <w:r>
+        <w:rPr>
+          <w:rFonts w:ascii="Consolas" w:hAnsi="Consolas" w:eastAsia="맑은 고딕"/>
+          <w:sz w:val="21"/>
+        </w:rPr>
+        <w:t xml:space="preserve">-totalMemory</w:t>
+      </w:r>
+      <w:r>
+        <w:rPr>
+          <w:rFonts w:ascii="맑은 고딕" w:hAnsi="맑은 고딕" w:eastAsia="맑은 고딕"/>
+          <w:sz w:val="21"/>
+        </w:rPr>
+        <w:t xml:space="preserve"> 값은?</w:t>
       </w:r>
     </w:p>
     <w:p>
@@ -1068,7 +1138,21 @@
           <w:rFonts w:ascii="맑은 고딕" w:hAnsi="맑은 고딕" w:eastAsia="맑은 고딕"/>
           <w:sz w:val="21"/>
         </w:rPr>
-        <w:t>[하-20] `V$DATAFILE.UNRECOVERABLE_CHANGE#`가 0보다 크다는 것은?</w:t>
+        <w:t xml:space="preserve">[하-20] </w:t>
+      </w:r>
+      <w:r>
+        <w:rPr>
+          <w:rFonts w:ascii="Consolas" w:hAnsi="Consolas" w:eastAsia="맑은 고딕"/>
+          <w:sz w:val="21"/>
+        </w:rPr>
+        <w:t xml:space="preserve">V$DATAFILE.UNRECOVERABLE_CHANGE#</w:t>
+      </w:r>
+      <w:r>
+        <w:rPr>
+          <w:rFonts w:ascii="맑은 고딕" w:hAnsi="맑은 고딕" w:eastAsia="맑은 고딕"/>
+          <w:sz w:val="21"/>
+        </w:rPr>
+        <w:t xml:space="preserve">가 0보다 크다는 것은?</w:t>
       </w:r>
     </w:p>
     <w:p>
@@ -1400,7 +1484,21 @@
           <w:rFonts w:ascii="맑은 고딕" w:hAnsi="맑은 고딕" w:eastAsia="맑은 고딕"/>
           <w:sz w:val="21"/>
         </w:rPr>
-        <w:t>[중-06] SRL을 `DROP`한 뒤 디스크의 파일은?</w:t>
+        <w:t xml:space="preserve">[중-06] SRL을 </w:t>
+      </w:r>
+      <w:r>
+        <w:rPr>
+          <w:rFonts w:ascii="Consolas" w:hAnsi="Consolas" w:eastAsia="맑은 고딕"/>
+          <w:sz w:val="21"/>
+        </w:rPr>
+        <w:t xml:space="preserve">DROP</w:t>
+      </w:r>
+      <w:r>
+        <w:rPr>
+          <w:rFonts w:ascii="맑은 고딕" w:hAnsi="맑은 고딕" w:eastAsia="맑은 고딕"/>
+          <w:sz w:val="21"/>
+        </w:rPr>
+        <w:t xml:space="preserve">한 뒤 디스크의 파일은?</w:t>
       </w:r>
     </w:p>
     <w:p>
@@ -1508,7 +1606,21 @@
           <w:rFonts w:ascii="맑은 고딕" w:hAnsi="맑은 고딕" w:eastAsia="맑은 고딕"/>
           <w:sz w:val="21"/>
         </w:rPr>
-        <w:t>[중-08] SRL이 하나만 남은 상태에서 `USING CURRENT LOGFILE` 적용을 시도하면?</w:t>
+        <w:t xml:space="preserve">[중-08] SRL이 하나만 남은 상태에서 </w:t>
+      </w:r>
+      <w:r>
+        <w:rPr>
+          <w:rFonts w:ascii="Consolas" w:hAnsi="Consolas" w:eastAsia="맑은 고딕"/>
+          <w:sz w:val="21"/>
+        </w:rPr>
+        <w:t xml:space="preserve">USING CURRENT LOGFILE</w:t>
+      </w:r>
+      <w:r>
+        <w:rPr>
+          <w:rFonts w:ascii="맑은 고딕" w:hAnsi="맑은 고딕" w:eastAsia="맑은 고딕"/>
+          <w:sz w:val="21"/>
+        </w:rPr>
+        <w:t xml:space="preserve"> 적용을 시도하면?</w:t>
       </w:r>
     </w:p>
     <w:p>
@@ -1850,7 +1962,21 @@
           <w:rFonts w:ascii="맑은 고딕" w:hAnsi="맑은 고딕" w:eastAsia="맑은 고딕"/>
           <w:sz w:val="21"/>
         </w:rPr>
-        <w:t>② `/etc/oratab`에 같은 SID가 이미 등록되어 있었다</w:t>
+        <w:t xml:space="preserve">② </w:t>
+      </w:r>
+      <w:r>
+        <w:rPr>
+          <w:rFonts w:ascii="Consolas" w:hAnsi="Consolas" w:eastAsia="맑은 고딕"/>
+          <w:sz w:val="21"/>
+        </w:rPr>
+        <w:t xml:space="preserve">/etc/oratab</w:t>
+      </w:r>
+      <w:r>
+        <w:rPr>
+          <w:rFonts w:ascii="맑은 고딕" w:hAnsi="맑은 고딕" w:eastAsia="맑은 고딕"/>
+          <w:sz w:val="21"/>
+        </w:rPr>
+        <w:t xml:space="preserve">에 같은 SID가 이미 등록되어 있었다</w:t>
       </w:r>
     </w:p>
     <w:p>
@@ -1886,7 +2012,35 @@
           <w:rFonts w:ascii="맑은 고딕" w:hAnsi="맑은 고딕" w:eastAsia="맑은 고딕"/>
           <w:sz w:val="21"/>
         </w:rPr>
-        <w:t>[중-15] `[WARNING]`과 `[FATAL]` 표시의 차이는?</w:t>
+        <w:t xml:space="preserve">[중-15] </w:t>
+      </w:r>
+      <w:r>
+        <w:rPr>
+          <w:rFonts w:ascii="Consolas" w:hAnsi="Consolas" w:eastAsia="맑은 고딕"/>
+          <w:sz w:val="21"/>
+        </w:rPr>
+        <w:t xml:space="preserve">[WARNING]</w:t>
+      </w:r>
+      <w:r>
+        <w:rPr>
+          <w:rFonts w:ascii="맑은 고딕" w:hAnsi="맑은 고딕" w:eastAsia="맑은 고딕"/>
+          <w:sz w:val="21"/>
+        </w:rPr>
+        <w:t xml:space="preserve">과 </w:t>
+      </w:r>
+      <w:r>
+        <w:rPr>
+          <w:rFonts w:ascii="Consolas" w:hAnsi="Consolas" w:eastAsia="맑은 고딕"/>
+          <w:sz w:val="21"/>
+        </w:rPr>
+        <w:t xml:space="preserve">[FATAL]</w:t>
+      </w:r>
+      <w:r>
+        <w:rPr>
+          <w:rFonts w:ascii="맑은 고딕" w:hAnsi="맑은 고딕" w:eastAsia="맑은 고딕"/>
+          <w:sz w:val="21"/>
+        </w:rPr>
+        <w:t xml:space="preserve"> 표시의 차이는?</w:t>
       </w:r>
     </w:p>
     <w:p>
@@ -1994,7 +2148,21 @@
           <w:rFonts w:ascii="맑은 고딕" w:hAnsi="맑은 고딕" w:eastAsia="맑은 고딕"/>
           <w:sz w:val="21"/>
         </w:rPr>
-        <w:t>[중-17] 19c에서 `V$DATABASE.FORCE_LOGGING`이 YES/NO가 아닐 수 있는 이유는?</w:t>
+        <w:t xml:space="preserve">[중-17] 19c에서 </w:t>
+      </w:r>
+      <w:r>
+        <w:rPr>
+          <w:rFonts w:ascii="Consolas" w:hAnsi="Consolas" w:eastAsia="맑은 고딕"/>
+          <w:sz w:val="21"/>
+        </w:rPr>
+        <w:t xml:space="preserve">V$DATABASE.FORCE_LOGGING</w:t>
+      </w:r>
+      <w:r>
+        <w:rPr>
+          <w:rFonts w:ascii="맑은 고딕" w:hAnsi="맑은 고딕" w:eastAsia="맑은 고딕"/>
+          <w:sz w:val="21"/>
+        </w:rPr>
+        <w:t xml:space="preserve">이 YES/NO가 아닐 수 있는 이유는?</w:t>
       </w:r>
     </w:p>
     <w:p>
@@ -2048,7 +2216,21 @@
           <w:rFonts w:ascii="맑은 고딕" w:hAnsi="맑은 고딕" w:eastAsia="맑은 고딕"/>
           <w:sz w:val="21"/>
         </w:rPr>
-        <w:t>[중-18] `STANDBY NOLOGGING FOR DATA AVAILABILITY`의 동작은?</w:t>
+        <w:t xml:space="preserve">[중-18] </w:t>
+      </w:r>
+      <w:r>
+        <w:rPr>
+          <w:rFonts w:ascii="Consolas" w:hAnsi="Consolas" w:eastAsia="맑은 고딕"/>
+          <w:sz w:val="21"/>
+        </w:rPr>
+        <w:t xml:space="preserve">STANDBY NOLOGGING FOR DATA AVAILABILITY</w:t>
+      </w:r>
+      <w:r>
+        <w:rPr>
+          <w:rFonts w:ascii="맑은 고딕" w:hAnsi="맑은 고딕" w:eastAsia="맑은 고딕"/>
+          <w:sz w:val="21"/>
+        </w:rPr>
+        <w:t xml:space="preserve">의 동작은?</w:t>
       </w:r>
     </w:p>
     <w:p>
@@ -2102,7 +2284,21 @@
           <w:rFonts w:ascii="맑은 고딕" w:hAnsi="맑은 고딕" w:eastAsia="맑은 고딕"/>
           <w:sz w:val="21"/>
         </w:rPr>
-        <w:t>[중-19] `STANDBY NOLOGGING FOR LOAD PERFORMANCE`의 위험은?</w:t>
+        <w:t xml:space="preserve">[중-19] </w:t>
+      </w:r>
+      <w:r>
+        <w:rPr>
+          <w:rFonts w:ascii="Consolas" w:hAnsi="Consolas" w:eastAsia="맑은 고딕"/>
+          <w:sz w:val="21"/>
+        </w:rPr>
+        <w:t xml:space="preserve">STANDBY NOLOGGING FOR LOAD PERFORMANCE</w:t>
+      </w:r>
+      <w:r>
+        <w:rPr>
+          <w:rFonts w:ascii="맑은 고딕" w:hAnsi="맑은 고딕" w:eastAsia="맑은 고딕"/>
+          <w:sz w:val="21"/>
+        </w:rPr>
+        <w:t xml:space="preserve">의 위험은?</w:t>
       </w:r>
     </w:p>
     <w:p>
@@ -2290,7 +2486,21 @@
           <w:rFonts w:ascii="맑은 고딕" w:hAnsi="맑은 고딕" w:eastAsia="맑은 고딕"/>
           <w:sz w:val="21"/>
         </w:rPr>
-        <w:t>② 메워지지 않으며 `UNRECOVERABLE_CHANGE#`도 그대로 남는다</w:t>
+        <w:t xml:space="preserve">② 메워지지 않으며 </w:t>
+      </w:r>
+      <w:r>
+        <w:rPr>
+          <w:rFonts w:ascii="Consolas" w:hAnsi="Consolas" w:eastAsia="맑은 고딕"/>
+          <w:sz w:val="21"/>
+        </w:rPr>
+        <w:t xml:space="preserve">UNRECOVERABLE_CHANGE#</w:t>
+      </w:r>
+      <w:r>
+        <w:rPr>
+          <w:rFonts w:ascii="맑은 고딕" w:hAnsi="맑은 고딕" w:eastAsia="맑은 고딕"/>
+          <w:sz w:val="21"/>
+        </w:rPr>
+        <w:t xml:space="preserve">도 그대로 남는다</w:t>
       </w:r>
     </w:p>
     <w:p>
@@ -2488,7 +2698,21 @@
           <w:rFonts w:ascii="맑은 고딕" w:hAnsi="맑은 고딕" w:eastAsia="맑은 고딕"/>
           <w:sz w:val="21"/>
         </w:rPr>
-        <w:t>[상-06] `orapwd`의 비밀번호 규칙과 DBCA의 비밀번호 규칙 비교로 옳은 것은?</w:t>
+        <w:t xml:space="preserve">[상-06] </w:t>
+      </w:r>
+      <w:r>
+        <w:rPr>
+          <w:rFonts w:ascii="Consolas" w:hAnsi="Consolas" w:eastAsia="맑은 고딕"/>
+          <w:sz w:val="21"/>
+        </w:rPr>
+        <w:t xml:space="preserve">orapwd</w:t>
+      </w:r>
+      <w:r>
+        <w:rPr>
+          <w:rFonts w:ascii="맑은 고딕" w:hAnsi="맑은 고딕" w:eastAsia="맑은 고딕"/>
+          <w:sz w:val="21"/>
+        </w:rPr>
+        <w:t xml:space="preserve">의 비밀번호 규칙과 DBCA의 비밀번호 규칙 비교로 옳은 것은?</w:t>
       </w:r>
     </w:p>
     <w:p>
@@ -2542,7 +2766,21 @@
           <w:rFonts w:ascii="맑은 고딕" w:hAnsi="맑은 고딕" w:eastAsia="맑은 고딕"/>
           <w:sz w:val="21"/>
         </w:rPr>
-        <w:t>[상-07] SRL 삭제 후 복구 시 `REUSE`가 필요한 이유는?</w:t>
+        <w:t xml:space="preserve">[상-07] SRL 삭제 후 복구 시 </w:t>
+      </w:r>
+      <w:r>
+        <w:rPr>
+          <w:rFonts w:ascii="Consolas" w:hAnsi="Consolas" w:eastAsia="맑은 고딕"/>
+          <w:sz w:val="21"/>
+        </w:rPr>
+        <w:t xml:space="preserve">REUSE</w:t>
+      </w:r>
+      <w:r>
+        <w:rPr>
+          <w:rFonts w:ascii="맑은 고딕" w:hAnsi="맑은 고딕" w:eastAsia="맑은 고딕"/>
+          <w:sz w:val="21"/>
+        </w:rPr>
+        <w:t xml:space="preserve">가 필요한 이유는?</w:t>
       </w:r>
     </w:p>
     <w:p>
@@ -2686,7 +2924,21 @@
           <w:rFonts w:ascii="맑은 고딕" w:hAnsi="맑은 고딕" w:eastAsia="맑은 고딕"/>
           <w:sz w:val="21"/>
         </w:rPr>
-        <w:t>④ `SELECT force_logging FROM v$database`로 확인하고 실측 근거로 설명한다</w:t>
+        <w:t xml:space="preserve">④ </w:t>
+      </w:r>
+      <w:r>
+        <w:rPr>
+          <w:rFonts w:ascii="Consolas" w:hAnsi="Consolas" w:eastAsia="맑은 고딕"/>
+          <w:sz w:val="21"/>
+        </w:rPr>
+        <w:t xml:space="preserve">SELECT force_logging FROM v$database</w:t>
+      </w:r>
+      <w:r>
+        <w:rPr>
+          <w:rFonts w:ascii="맑은 고딕" w:hAnsi="맑은 고딕" w:eastAsia="맑은 고딕"/>
+          <w:sz w:val="21"/>
+        </w:rPr>
+        <w:t xml:space="preserve">로 확인하고 실측 근거로 설명한다</w:t>
       </w:r>
     </w:p>
     <w:p>
@@ -2744,6 +2996,8 @@
       </w:r>
     </w:p>
     <w:sectPr>
+      <w:headerReference w:type="default" r:id="rId9"/>
+      <w:footerReference w:type="default" r:id="rId10"/>
       <w:pgSz w:w="12240" w:h="15840"/>
       <w:pgMar w:top="1440" w:right="1800" w:bottom="1440" w:left="1800" w:header="720" w:footer="720" w:gutter="0"/>
       <w:cols w:space="720"/>
@@ -2751,6 +3005,26 @@
     </w:sectPr>
   </w:body>
 </w:document>
+</file>
+
+<file path=word/footer1.xml><?xml version="1.0" encoding="utf-8"?>
+<w:ftr xmlns:m="http://schemas.openxmlformats.org/officeDocument/2006/math" xmlns:mc="http://schemas.openxmlformats.org/markup-compatibility/2006" xmlns:mo="http://schemas.microsoft.com/office/mac/office/2008/main" xmlns:mv="urn:schemas-microsoft-com:mac:vml" xmlns:o="urn:schemas-microsoft-com:office:office" xmlns:r="http://schemas.openxmlformats.org/officeDocument/2006/relationships" xmlns:v="urn:schemas-microsoft-com:vml" xmlns:w10="urn:schemas-microsoft-com:office:word" xmlns:w14="http://schemas.microsoft.com/office/word/2010/wordml" xmlns:w="http://schemas.openxmlformats.org/wordprocessingml/2006/main" xmlns:wne="http://schemas.microsoft.com/office/word/2006/wordml" xmlns:wp14="http://schemas.microsoft.com/office/word/2010/wordprocessingDrawing" xmlns:wp="http://schemas.openxmlformats.org/drawingml/2006/wordprocessingDrawing" xmlns:wpc="http://schemas.microsoft.com/office/word/2010/wordprocessingCanvas" xmlns:wpg="http://schemas.microsoft.com/office/word/2010/wordprocessingGroup" xmlns:wpi="http://schemas.microsoft.com/office/word/2010/wordprocessingInk" xmlns:wps="http://schemas.microsoft.com/office/word/2010/wordprocessingShape" mc:Ignorable="w14 wp14">
+  <w:p>
+    <w:pPr>
+      <w:pStyle w:val="Footer"/>
+    </w:pPr>
+  </w:p>
+</w:ftr>
+</file>
+
+<file path=word/header1.xml><?xml version="1.0" encoding="utf-8"?>
+<w:hdr xmlns:m="http://schemas.openxmlformats.org/officeDocument/2006/math" xmlns:mc="http://schemas.openxmlformats.org/markup-compatibility/2006" xmlns:mo="http://schemas.microsoft.com/office/mac/office/2008/main" xmlns:mv="urn:schemas-microsoft-com:mac:vml" xmlns:o="urn:schemas-microsoft-com:office:office" xmlns:r="http://schemas.openxmlformats.org/officeDocument/2006/relationships" xmlns:v="urn:schemas-microsoft-com:vml" xmlns:w10="urn:schemas-microsoft-com:office:word" xmlns:w14="http://schemas.microsoft.com/office/word/2010/wordml" xmlns:w="http://schemas.openxmlformats.org/wordprocessingml/2006/main" xmlns:wne="http://schemas.microsoft.com/office/word/2006/wordml" xmlns:wp14="http://schemas.microsoft.com/office/word/2010/wordprocessingDrawing" xmlns:wp="http://schemas.openxmlformats.org/drawingml/2006/wordprocessingDrawing" xmlns:wpc="http://schemas.microsoft.com/office/word/2010/wordprocessingCanvas" xmlns:wpg="http://schemas.microsoft.com/office/word/2010/wordprocessingGroup" xmlns:wpi="http://schemas.microsoft.com/office/word/2010/wordprocessingInk" xmlns:wps="http://schemas.microsoft.com/office/word/2010/wordprocessingShape" mc:Ignorable="w14 wp14">
+  <w:p>
+    <w:pPr>
+      <w:pStyle w:val="Header"/>
+    </w:pPr>
+  </w:p>
+</w:hdr>
 </file>
 
 <file path=word/numbering.xml><?xml version="1.0" encoding="utf-8"?>

--- a/ADG/04장/4장_실습문제.docx
+++ b/ADG/04장/4장_실습문제.docx
@@ -51,34 +51,34 @@
           <w:rFonts w:ascii="맑은 고딕" w:hAnsi="맑은 고딕" w:eastAsia="맑은 고딕"/>
           <w:sz w:val="21"/>
         </w:rPr>
-        <w:t>① ARCHIVELOG</w:t>
-      </w:r>
-    </w:p>
-    <w:p>
-      <w:r>
-        <w:rPr>
-          <w:rFonts w:ascii="맑은 고딕" w:hAnsi="맑은 고딕" w:eastAsia="맑은 고딕"/>
-          <w:sz w:val="21"/>
-        </w:rPr>
-        <w:t>② NOARCHIVELOG</w:t>
-      </w:r>
-    </w:p>
-    <w:p>
-      <w:r>
-        <w:rPr>
-          <w:rFonts w:ascii="맑은 고딕" w:hAnsi="맑은 고딕" w:eastAsia="맑은 고딕"/>
-          <w:sz w:val="21"/>
-        </w:rPr>
-        <w:t>③ FORCE LOGGING만 있으면 무관</w:t>
-      </w:r>
-    </w:p>
-    <w:p>
-      <w:r>
-        <w:rPr>
-          <w:rFonts w:ascii="맑은 고딕" w:hAnsi="맑은 고딕" w:eastAsia="맑은 고딕"/>
-          <w:sz w:val="21"/>
-        </w:rPr>
-        <w:t>④ FLASHBACK</w:t>
+        <w:t>① FLASHBACK</w:t>
+      </w:r>
+    </w:p>
+    <w:p>
+      <w:r>
+        <w:rPr>
+          <w:rFonts w:ascii="맑은 고딕" w:hAnsi="맑은 고딕" w:eastAsia="맑은 고딕"/>
+          <w:sz w:val="21"/>
+        </w:rPr>
+        <w:t>② FORCE LOGGING만 있으면 무관</w:t>
+      </w:r>
+    </w:p>
+    <w:p>
+      <w:r>
+        <w:rPr>
+          <w:rFonts w:ascii="맑은 고딕" w:hAnsi="맑은 고딕" w:eastAsia="맑은 고딕"/>
+          <w:sz w:val="21"/>
+        </w:rPr>
+        <w:t>③ NOARCHIVELOG</w:t>
+      </w:r>
+    </w:p>
+    <w:p>
+      <w:r>
+        <w:rPr>
+          <w:rFonts w:ascii="맑은 고딕" w:hAnsi="맑은 고딕" w:eastAsia="맑은 고딕"/>
+          <w:sz w:val="21"/>
+        </w:rPr>
+        <w:t>④ ARCHIVELOG</w:t>
       </w:r>
     </w:p>
     <w:p>
@@ -105,34 +105,34 @@
           <w:rFonts w:ascii="맑은 고딕" w:hAnsi="맑은 고딕" w:eastAsia="맑은 고딕"/>
           <w:sz w:val="21"/>
         </w:rPr>
-        <w:t>① MOUNT</w:t>
-      </w:r>
-    </w:p>
-    <w:p>
-      <w:r>
-        <w:rPr>
-          <w:rFonts w:ascii="맑은 고딕" w:hAnsi="맑은 고딕" w:eastAsia="맑은 고딕"/>
-          <w:sz w:val="21"/>
-        </w:rPr>
-        <w:t>② OPEN</w:t>
-      </w:r>
-    </w:p>
-    <w:p>
-      <w:r>
-        <w:rPr>
-          <w:rFonts w:ascii="맑은 고딕" w:hAnsi="맑은 고딕" w:eastAsia="맑은 고딕"/>
-          <w:sz w:val="21"/>
-        </w:rPr>
-        <w:t>③ NOMOUNT</w:t>
-      </w:r>
-    </w:p>
-    <w:p>
-      <w:r>
-        <w:rPr>
-          <w:rFonts w:ascii="맑은 고딕" w:hAnsi="맑은 고딕" w:eastAsia="맑은 고딕"/>
-          <w:sz w:val="21"/>
-        </w:rPr>
-        <w:t>④ 어느 상태든 가능</w:t>
+        <w:t>① NOMOUNT</w:t>
+      </w:r>
+    </w:p>
+    <w:p>
+      <w:r>
+        <w:rPr>
+          <w:rFonts w:ascii="맑은 고딕" w:hAnsi="맑은 고딕" w:eastAsia="맑은 고딕"/>
+          <w:sz w:val="21"/>
+        </w:rPr>
+        <w:t>② 어느 상태든 가능</w:t>
+      </w:r>
+    </w:p>
+    <w:p>
+      <w:r>
+        <w:rPr>
+          <w:rFonts w:ascii="맑은 고딕" w:hAnsi="맑은 고딕" w:eastAsia="맑은 고딕"/>
+          <w:sz w:val="21"/>
+        </w:rPr>
+        <w:t>③ MOUNT</w:t>
+      </w:r>
+    </w:p>
+    <w:p>
+      <w:r>
+        <w:rPr>
+          <w:rFonts w:ascii="맑은 고딕" w:hAnsi="맑은 고딕" w:eastAsia="맑은 고딕"/>
+          <w:sz w:val="21"/>
+        </w:rPr>
+        <w:t>④ OPEN</w:t>
       </w:r>
     </w:p>
     <w:p>
@@ -159,7 +159,7 @@
           <w:rFonts w:ascii="맑은 고딕" w:hAnsi="맑은 고딕" w:eastAsia="맑은 고딕"/>
           <w:sz w:val="21"/>
         </w:rPr>
-        <w:t>① ARCHIVE LOG LIST</w:t>
+        <w:t>① LIST ARCHIVELOG</w:t>
       </w:r>
     </w:p>
     <w:p>
@@ -177,7 +177,7 @@
           <w:rFonts w:ascii="맑은 고딕" w:hAnsi="맑은 고딕" w:eastAsia="맑은 고딕"/>
           <w:sz w:val="21"/>
         </w:rPr>
-        <w:t>③ LIST ARCHIVELOG</w:t>
+        <w:t>③ ARCHIVE LOG LIST</w:t>
       </w:r>
     </w:p>
     <w:p>
@@ -204,34 +204,62 @@
           <w:rFonts w:ascii="맑은 고딕" w:hAnsi="맑은 고딕" w:eastAsia="맑은 고딕"/>
           <w:sz w:val="21"/>
         </w:rPr>
-        <w:t>[하-04] `LOG_ARCHIVE_FORMAT`의 `%s`가 뜻하는 것은?</w:t>
-      </w:r>
-    </w:p>
-    <w:p>
-      <w:r>
-        <w:rPr>
-          <w:rFonts w:ascii="맑은 고딕" w:hAnsi="맑은 고딕" w:eastAsia="맑은 고딕"/>
-          <w:sz w:val="21"/>
-        </w:rPr>
-        <w:t>① 시퀀스 번호</w:t>
-      </w:r>
-    </w:p>
-    <w:p>
-      <w:r>
-        <w:rPr>
-          <w:rFonts w:ascii="맑은 고딕" w:hAnsi="맑은 고딕" w:eastAsia="맑은 고딕"/>
-          <w:sz w:val="21"/>
-        </w:rPr>
-        <w:t>② 스레드 번호</w:t>
-      </w:r>
-    </w:p>
-    <w:p>
-      <w:r>
-        <w:rPr>
-          <w:rFonts w:ascii="맑은 고딕" w:hAnsi="맑은 고딕" w:eastAsia="맑은 고딕"/>
-          <w:sz w:val="21"/>
-        </w:rPr>
-        <w:t>③ resetlogs ID</w:t>
+        <w:t xml:space="preserve">[하-04] </w:t>
+      </w:r>
+      <w:r>
+        <w:rPr>
+          <w:rFonts w:ascii="Consolas" w:hAnsi="Consolas" w:eastAsia="맑은 고딕"/>
+          <w:sz w:val="21"/>
+        </w:rPr>
+        <w:t xml:space="preserve">LOG_ARCHIVE_FORMAT</w:t>
+      </w:r>
+      <w:r>
+        <w:rPr>
+          <w:rFonts w:ascii="맑은 고딕" w:hAnsi="맑은 고딕" w:eastAsia="맑은 고딕"/>
+          <w:sz w:val="21"/>
+        </w:rPr>
+        <w:t xml:space="preserve">의 </w:t>
+      </w:r>
+      <w:r>
+        <w:rPr>
+          <w:rFonts w:ascii="Consolas" w:hAnsi="Consolas" w:eastAsia="맑은 고딕"/>
+          <w:sz w:val="21"/>
+        </w:rPr>
+        <w:t xml:space="preserve">%s</w:t>
+      </w:r>
+      <w:r>
+        <w:rPr>
+          <w:rFonts w:ascii="맑은 고딕" w:hAnsi="맑은 고딕" w:eastAsia="맑은 고딕"/>
+          <w:sz w:val="21"/>
+        </w:rPr>
+        <w:t xml:space="preserve">가 뜻하는 것은?</w:t>
+      </w:r>
+    </w:p>
+    <w:p>
+      <w:r>
+        <w:rPr>
+          <w:rFonts w:ascii="맑은 고딕" w:hAnsi="맑은 고딕" w:eastAsia="맑은 고딕"/>
+          <w:sz w:val="21"/>
+        </w:rPr>
+        <w:t>① resetlogs ID</w:t>
+      </w:r>
+    </w:p>
+    <w:p>
+      <w:r>
+        <w:rPr>
+          <w:rFonts w:ascii="맑은 고딕" w:hAnsi="맑은 고딕" w:eastAsia="맑은 고딕"/>
+          <w:sz w:val="21"/>
+        </w:rPr>
+        <w:t>② 시퀀스 번호</w:t>
+      </w:r>
+    </w:p>
+    <w:p>
+      <w:r>
+        <w:rPr>
+          <w:rFonts w:ascii="맑은 고딕" w:hAnsi="맑은 고딕" w:eastAsia="맑은 고딕"/>
+          <w:sz w:val="21"/>
+        </w:rPr>
+        <w:t>③ 스레드 번호</w:t>
       </w:r>
     </w:p>
     <w:p>
@@ -330,25 +358,25 @@
           <w:rFonts w:ascii="맑은 고딕" w:hAnsi="맑은 고딕" w:eastAsia="맑은 고딕"/>
           <w:sz w:val="21"/>
         </w:rPr>
-        <w:t>② 리두를 압축한다</w:t>
-      </w:r>
-    </w:p>
-    <w:p>
-      <w:r>
-        <w:rPr>
-          <w:rFonts w:ascii="맑은 고딕" w:hAnsi="맑은 고딕" w:eastAsia="맑은 고딕"/>
-          <w:sz w:val="21"/>
-        </w:rPr>
-        <w:t>③ 아카이브 속도를 높인다</w:t>
-      </w:r>
-    </w:p>
-    <w:p>
-      <w:r>
-        <w:rPr>
-          <w:rFonts w:ascii="맑은 고딕" w:hAnsi="맑은 고딕" w:eastAsia="맑은 고딕"/>
-          <w:sz w:val="21"/>
-        </w:rPr>
-        <w:t>④ 리두를 두 벌 기록한다</w:t>
+        <w:t>② 리두를 두 벌 기록한다</w:t>
+      </w:r>
+    </w:p>
+    <w:p>
+      <w:r>
+        <w:rPr>
+          <w:rFonts w:ascii="맑은 고딕" w:hAnsi="맑은 고딕" w:eastAsia="맑은 고딕"/>
+          <w:sz w:val="21"/>
+        </w:rPr>
+        <w:t>③ 리두를 압축한다</w:t>
+      </w:r>
+    </w:p>
+    <w:p>
+      <w:r>
+        <w:rPr>
+          <w:rFonts w:ascii="맑은 고딕" w:hAnsi="맑은 고딕" w:eastAsia="맑은 고딕"/>
+          <w:sz w:val="21"/>
+        </w:rPr>
+        <w:t>④ 아카이브 속도를 높인다</w:t>
       </w:r>
     </w:p>
     <w:p>
@@ -375,7 +403,7 @@
           <w:rFonts w:ascii="맑은 고딕" w:hAnsi="맑은 고딕" w:eastAsia="맑은 고딕"/>
           <w:sz w:val="21"/>
         </w:rPr>
-        <w:t>① 약 4.52MB</w:t>
+        <w:t>① 0바이트</w:t>
       </w:r>
     </w:p>
     <w:p>
@@ -402,7 +430,7 @@
           <w:rFonts w:ascii="맑은 고딕" w:hAnsi="맑은 고딕" w:eastAsia="맑은 고딕"/>
           <w:sz w:val="21"/>
         </w:rPr>
-        <w:t>④ 0바이트</w:t>
+        <w:t>④ 약 4.52MB</w:t>
       </w:r>
     </w:p>
     <w:p>
@@ -438,7 +466,7 @@
           <w:rFonts w:ascii="맑은 고딕" w:hAnsi="맑은 고딕" w:eastAsia="맑은 고딕"/>
           <w:sz w:val="21"/>
         </w:rPr>
-        <w:t>② 약 4.52MB</w:t>
+        <w:t>② 약 44MB</w:t>
       </w:r>
     </w:p>
     <w:p>
@@ -456,7 +484,7 @@
           <w:rFonts w:ascii="맑은 고딕" w:hAnsi="맑은 고딕" w:eastAsia="맑은 고딕"/>
           <w:sz w:val="21"/>
         </w:rPr>
-        <w:t>④ 약 44MB</w:t>
+        <w:t>④ 약 4.52MB</w:t>
       </w:r>
     </w:p>
     <w:p>
@@ -483,7 +511,7 @@
           <w:rFonts w:ascii="맑은 고딕" w:hAnsi="맑은 고딕" w:eastAsia="맑은 고딕"/>
           <w:sz w:val="21"/>
         </w:rPr>
-        <w:t>① 온라인 리두 그룹 수 + 1 이상</w:t>
+        <w:t>① CPU 수와 동일</w:t>
       </w:r>
     </w:p>
     <w:p>
@@ -510,7 +538,7 @@
           <w:rFonts w:ascii="맑은 고딕" w:hAnsi="맑은 고딕" w:eastAsia="맑은 고딕"/>
           <w:sz w:val="21"/>
         </w:rPr>
-        <w:t>④ CPU 수와 동일</w:t>
+        <w:t>④ 온라인 리두 그룹 수 + 1 이상</w:t>
       </w:r>
     </w:p>
     <w:p>
@@ -537,34 +565,34 @@
           <w:rFonts w:ascii="맑은 고딕" w:hAnsi="맑은 고딕" w:eastAsia="맑은 고딕"/>
           <w:sz w:val="21"/>
         </w:rPr>
-        <w:t>① 온라인 리두와 정확히 같아야 한다</w:t>
-      </w:r>
-    </w:p>
-    <w:p>
-      <w:r>
-        <w:rPr>
-          <w:rFonts w:ascii="맑은 고딕" w:hAnsi="맑은 고딕" w:eastAsia="맑은 고딕"/>
-          <w:sz w:val="21"/>
-        </w:rPr>
-        <w:t>② 온라인 리두의 절반</w:t>
-      </w:r>
-    </w:p>
-    <w:p>
-      <w:r>
-        <w:rPr>
-          <w:rFonts w:ascii="맑은 고딕" w:hAnsi="맑은 고딕" w:eastAsia="맑은 고딕"/>
-          <w:sz w:val="21"/>
-        </w:rPr>
-        <w:t>③ 온라인 리두의 두 배</w:t>
-      </w:r>
-    </w:p>
-    <w:p>
-      <w:r>
-        <w:rPr>
-          <w:rFonts w:ascii="맑은 고딕" w:hAnsi="맑은 고딕" w:eastAsia="맑은 고딕"/>
-          <w:sz w:val="21"/>
-        </w:rPr>
-        <w:t>④ 아무 크기나 무방</w:t>
+        <w:t>① 온라인 리두의 절반</w:t>
+      </w:r>
+    </w:p>
+    <w:p>
+      <w:r>
+        <w:rPr>
+          <w:rFonts w:ascii="맑은 고딕" w:hAnsi="맑은 고딕" w:eastAsia="맑은 고딕"/>
+          <w:sz w:val="21"/>
+        </w:rPr>
+        <w:t>② 온라인 리두와 정확히 같아야 한다</w:t>
+      </w:r>
+    </w:p>
+    <w:p>
+      <w:r>
+        <w:rPr>
+          <w:rFonts w:ascii="맑은 고딕" w:hAnsi="맑은 고딕" w:eastAsia="맑은 고딕"/>
+          <w:sz w:val="21"/>
+        </w:rPr>
+        <w:t>③ 아무 크기나 무방</w:t>
+      </w:r>
+    </w:p>
+    <w:p>
+      <w:r>
+        <w:rPr>
+          <w:rFonts w:ascii="맑은 고딕" w:hAnsi="맑은 고딕" w:eastAsia="맑은 고딕"/>
+          <w:sz w:val="21"/>
+        </w:rPr>
+        <w:t>④ 온라인 리두의 두 배</w:t>
       </w:r>
     </w:p>
     <w:p>
@@ -654,16 +682,16 @@
           <w:rFonts w:ascii="맑은 고딕" w:hAnsi="맑은 고딕" w:eastAsia="맑은 고딕"/>
           <w:sz w:val="21"/>
         </w:rPr>
-        <w:t>② 크기가 잘못됐기 때문</w:t>
-      </w:r>
-    </w:p>
-    <w:p>
-      <w:r>
-        <w:rPr>
-          <w:rFonts w:ascii="맑은 고딕" w:hAnsi="맑은 고딕" w:eastAsia="맑은 고딕"/>
-          <w:sz w:val="21"/>
-        </w:rPr>
-        <w:t>③ 아직 생성되지 않았기 때문</w:t>
+        <w:t>② 아직 생성되지 않았기 때문</w:t>
+      </w:r>
+    </w:p>
+    <w:p>
+      <w:r>
+        <w:rPr>
+          <w:rFonts w:ascii="맑은 고딕" w:hAnsi="맑은 고딕" w:eastAsia="맑은 고딕"/>
+          <w:sz w:val="21"/>
+        </w:rPr>
+        <w:t>③ 크기가 잘못됐기 때문</w:t>
       </w:r>
     </w:p>
     <w:p>
@@ -699,7 +727,7 @@
           <w:rFonts w:ascii="맑은 고딕" w:hAnsi="맑은 고딕" w:eastAsia="맑은 고딕"/>
           <w:sz w:val="21"/>
         </w:rPr>
-        <w:t>① 역할 전환 이후 즉시 필요해지기 때문</w:t>
+        <w:t>① 라이선스 요건이기 때문</w:t>
       </w:r>
     </w:p>
     <w:p>
@@ -717,16 +745,16 @@
           <w:rFonts w:ascii="맑은 고딕" w:hAnsi="맑은 고딕" w:eastAsia="맑은 고딕"/>
           <w:sz w:val="21"/>
         </w:rPr>
-        <w:t>③ 백업에 필요하기 때문</w:t>
-      </w:r>
-    </w:p>
-    <w:p>
-      <w:r>
-        <w:rPr>
-          <w:rFonts w:ascii="맑은 고딕" w:hAnsi="맑은 고딕" w:eastAsia="맑은 고딕"/>
-          <w:sz w:val="21"/>
-        </w:rPr>
-        <w:t>④ 라이선스 요건이기 때문</w:t>
+        <w:t>③ 역할 전환 이후 즉시 필요해지기 때문</w:t>
+      </w:r>
+    </w:p>
+    <w:p>
+      <w:r>
+        <w:rPr>
+          <w:rFonts w:ascii="맑은 고딕" w:hAnsi="맑은 고딕" w:eastAsia="맑은 고딕"/>
+          <w:sz w:val="21"/>
+        </w:rPr>
+        <w:t>④ 백업에 필요하기 때문</w:t>
       </w:r>
     </w:p>
     <w:p>
@@ -744,43 +772,57 @@
           <w:rFonts w:ascii="맑은 고딕" w:hAnsi="맑은 고딕" w:eastAsia="맑은 고딕"/>
           <w:sz w:val="21"/>
         </w:rPr>
-        <w:t>[하-14] SRL 생성 시 `REUSE`의 의미는?</w:t>
-      </w:r>
-    </w:p>
-    <w:p>
-      <w:r>
-        <w:rPr>
-          <w:rFonts w:ascii="맑은 고딕" w:hAnsi="맑은 고딕" w:eastAsia="맑은 고딕"/>
-          <w:sz w:val="21"/>
-        </w:rPr>
-        <w:t>① 같은 이름의 파일이 있으면 덮어쓴다</w:t>
-      </w:r>
-    </w:p>
-    <w:p>
-      <w:r>
-        <w:rPr>
-          <w:rFonts w:ascii="맑은 고딕" w:hAnsi="맑은 고딕" w:eastAsia="맑은 고딕"/>
-          <w:sz w:val="21"/>
-        </w:rPr>
-        <w:t>② 기존 그룹 번호를 재사용한다</w:t>
-      </w:r>
-    </w:p>
-    <w:p>
-      <w:r>
-        <w:rPr>
-          <w:rFonts w:ascii="맑은 고딕" w:hAnsi="맑은 고딕" w:eastAsia="맑은 고딕"/>
-          <w:sz w:val="21"/>
-        </w:rPr>
-        <w:t>③ 온라인 리두를 SRL로 전환한다</w:t>
-      </w:r>
-    </w:p>
-    <w:p>
-      <w:r>
-        <w:rPr>
-          <w:rFonts w:ascii="맑은 고딕" w:hAnsi="맑은 고딕" w:eastAsia="맑은 고딕"/>
-          <w:sz w:val="21"/>
-        </w:rPr>
-        <w:t>④ 압축해 저장한다</w:t>
+        <w:t xml:space="preserve">[하-14] SRL 생성 시 </w:t>
+      </w:r>
+      <w:r>
+        <w:rPr>
+          <w:rFonts w:ascii="Consolas" w:hAnsi="Consolas" w:eastAsia="맑은 고딕"/>
+          <w:sz w:val="21"/>
+        </w:rPr>
+        <w:t xml:space="preserve">REUSE</w:t>
+      </w:r>
+      <w:r>
+        <w:rPr>
+          <w:rFonts w:ascii="맑은 고딕" w:hAnsi="맑은 고딕" w:eastAsia="맑은 고딕"/>
+          <w:sz w:val="21"/>
+        </w:rPr>
+        <w:t xml:space="preserve">의 의미는?</w:t>
+      </w:r>
+    </w:p>
+    <w:p>
+      <w:r>
+        <w:rPr>
+          <w:rFonts w:ascii="맑은 고딕" w:hAnsi="맑은 고딕" w:eastAsia="맑은 고딕"/>
+          <w:sz w:val="21"/>
+        </w:rPr>
+        <w:t>① 기존 그룹 번호를 재사용한다</w:t>
+      </w:r>
+    </w:p>
+    <w:p>
+      <w:r>
+        <w:rPr>
+          <w:rFonts w:ascii="맑은 고딕" w:hAnsi="맑은 고딕" w:eastAsia="맑은 고딕"/>
+          <w:sz w:val="21"/>
+        </w:rPr>
+        <w:t>② 압축해 저장한다</w:t>
+      </w:r>
+    </w:p>
+    <w:p>
+      <w:r>
+        <w:rPr>
+          <w:rFonts w:ascii="맑은 고딕" w:hAnsi="맑은 고딕" w:eastAsia="맑은 고딕"/>
+          <w:sz w:val="21"/>
+        </w:rPr>
+        <w:t>③ 같은 이름의 파일이 있으면 덮어쓴다</w:t>
+      </w:r>
+    </w:p>
+    <w:p>
+      <w:r>
+        <w:rPr>
+          <w:rFonts w:ascii="맑은 고딕" w:hAnsi="맑은 고딕" w:eastAsia="맑은 고딕"/>
+          <w:sz w:val="21"/>
+        </w:rPr>
+        <w:t>④ 온라인 리두를 SRL로 전환한다</w:t>
       </w:r>
     </w:p>
     <w:p>
@@ -807,34 +849,34 @@
           <w:rFonts w:ascii="맑은 고딕" w:hAnsi="맑은 고딕" w:eastAsia="맑은 고딕"/>
           <w:sz w:val="21"/>
         </w:rPr>
-        <w:t>① FOR DATA AVAILABILITY / FOR LOAD PERFORMANCE</w:t>
-      </w:r>
-    </w:p>
-    <w:p>
-      <w:r>
-        <w:rPr>
-          <w:rFonts w:ascii="맑은 고딕" w:hAnsi="맑은 고딕" w:eastAsia="맑은 고딕"/>
-          <w:sz w:val="21"/>
-        </w:rPr>
-        <w:t>② FOR PROTECTION / FOR PERFORMANCE</w:t>
-      </w:r>
-    </w:p>
-    <w:p>
-      <w:r>
-        <w:rPr>
-          <w:rFonts w:ascii="맑은 고딕" w:hAnsi="맑은 고딕" w:eastAsia="맑은 고딕"/>
-          <w:sz w:val="21"/>
-        </w:rPr>
-        <w:t>③ FOR SYNC / FOR ASYNC</w:t>
-      </w:r>
-    </w:p>
-    <w:p>
-      <w:r>
-        <w:rPr>
-          <w:rFonts w:ascii="맑은 고딕" w:hAnsi="맑은 고딕" w:eastAsia="맑은 고딕"/>
-          <w:sz w:val="21"/>
-        </w:rPr>
-        <w:t>④ FOR PRIMARY / FOR STANDBY</w:t>
+        <w:t>① FOR SYNC / FOR ASYNC</w:t>
+      </w:r>
+    </w:p>
+    <w:p>
+      <w:r>
+        <w:rPr>
+          <w:rFonts w:ascii="맑은 고딕" w:hAnsi="맑은 고딕" w:eastAsia="맑은 고딕"/>
+          <w:sz w:val="21"/>
+        </w:rPr>
+        <w:t>② FOR PRIMARY / FOR STANDBY</w:t>
+      </w:r>
+    </w:p>
+    <w:p>
+      <w:r>
+        <w:rPr>
+          <w:rFonts w:ascii="맑은 고딕" w:hAnsi="맑은 고딕" w:eastAsia="맑은 고딕"/>
+          <w:sz w:val="21"/>
+        </w:rPr>
+        <w:t>③ FOR PROTECTION / FOR PERFORMANCE</w:t>
+      </w:r>
+    </w:p>
+    <w:p>
+      <w:r>
+        <w:rPr>
+          <w:rFonts w:ascii="맑은 고딕" w:hAnsi="맑은 고딕" w:eastAsia="맑은 고딕"/>
+          <w:sz w:val="21"/>
+        </w:rPr>
+        <w:t>④ FOR DATA AVAILABILITY / FOR LOAD PERFORMANCE</w:t>
       </w:r>
     </w:p>
     <w:p>
@@ -852,43 +894,57 @@
           <w:rFonts w:ascii="맑은 고딕" w:hAnsi="맑은 고딕" w:eastAsia="맑은 고딕"/>
           <w:sz w:val="21"/>
         </w:rPr>
-        <w:t>[하-16] 열린 상태에서 `ALTER DATABASE NOARCHIVELOG`를 실행하면?</w:t>
-      </w:r>
-    </w:p>
-    <w:p>
-      <w:r>
-        <w:rPr>
-          <w:rFonts w:ascii="맑은 고딕" w:hAnsi="맑은 고딕" w:eastAsia="맑은 고딕"/>
-          <w:sz w:val="21"/>
-        </w:rPr>
-        <w:t>① ORA-01126</w:t>
-      </w:r>
-    </w:p>
-    <w:p>
-      <w:r>
-        <w:rPr>
-          <w:rFonts w:ascii="맑은 고딕" w:hAnsi="맑은 고딕" w:eastAsia="맑은 고딕"/>
-          <w:sz w:val="21"/>
-        </w:rPr>
-        <w:t>② ORA-00261</w:t>
-      </w:r>
-    </w:p>
-    <w:p>
-      <w:r>
-        <w:rPr>
-          <w:rFonts w:ascii="맑은 고딕" w:hAnsi="맑은 고딕" w:eastAsia="맑은 고딕"/>
-          <w:sz w:val="21"/>
-        </w:rPr>
-        <w:t>③ ORA-01153</w:t>
-      </w:r>
-    </w:p>
-    <w:p>
-      <w:r>
-        <w:rPr>
-          <w:rFonts w:ascii="맑은 고딕" w:hAnsi="맑은 고딕" w:eastAsia="맑은 고딕"/>
-          <w:sz w:val="21"/>
-        </w:rPr>
-        <w:t>④ ORA-01184</w:t>
+        <w:t xml:space="preserve">[하-16] 열린 상태에서 </w:t>
+      </w:r>
+      <w:r>
+        <w:rPr>
+          <w:rFonts w:ascii="Consolas" w:hAnsi="Consolas" w:eastAsia="맑은 고딕"/>
+          <w:sz w:val="21"/>
+        </w:rPr>
+        <w:t xml:space="preserve">ALTER DATABASE NOARCHIVELOG</w:t>
+      </w:r>
+      <w:r>
+        <w:rPr>
+          <w:rFonts w:ascii="맑은 고딕" w:hAnsi="맑은 고딕" w:eastAsia="맑은 고딕"/>
+          <w:sz w:val="21"/>
+        </w:rPr>
+        <w:t xml:space="preserve">를 실행하면?</w:t>
+      </w:r>
+    </w:p>
+    <w:p>
+      <w:r>
+        <w:rPr>
+          <w:rFonts w:ascii="맑은 고딕" w:hAnsi="맑은 고딕" w:eastAsia="맑은 고딕"/>
+          <w:sz w:val="21"/>
+        </w:rPr>
+        <w:t>① ORA-00261</w:t>
+      </w:r>
+    </w:p>
+    <w:p>
+      <w:r>
+        <w:rPr>
+          <w:rFonts w:ascii="맑은 고딕" w:hAnsi="맑은 고딕" w:eastAsia="맑은 고딕"/>
+          <w:sz w:val="21"/>
+        </w:rPr>
+        <w:t>② ORA-01126</w:t>
+      </w:r>
+    </w:p>
+    <w:p>
+      <w:r>
+        <w:rPr>
+          <w:rFonts w:ascii="맑은 고딕" w:hAnsi="맑은 고딕" w:eastAsia="맑은 고딕"/>
+          <w:sz w:val="21"/>
+        </w:rPr>
+        <w:t>③ ORA-01184</w:t>
+      </w:r>
+    </w:p>
+    <w:p>
+      <w:r>
+        <w:rPr>
+          <w:rFonts w:ascii="맑은 고딕" w:hAnsi="맑은 고딕" w:eastAsia="맑은 고딕"/>
+          <w:sz w:val="21"/>
+        </w:rPr>
+        <w:t>④ ORA-01153</w:t>
       </w:r>
     </w:p>
     <w:p>
@@ -915,34 +971,34 @@
           <w:rFonts w:ascii="맑은 고딕" w:hAnsi="맑은 고딕" w:eastAsia="맑은 고딕"/>
           <w:sz w:val="21"/>
         </w:rPr>
-        <w:t>① ORA-00261</w:t>
-      </w:r>
-    </w:p>
-    <w:p>
-      <w:r>
-        <w:rPr>
-          <w:rFonts w:ascii="맑은 고딕" w:hAnsi="맑은 고딕" w:eastAsia="맑은 고딕"/>
-          <w:sz w:val="21"/>
-        </w:rPr>
-        <w:t>② ORA-01184</w:t>
-      </w:r>
-    </w:p>
-    <w:p>
-      <w:r>
-        <w:rPr>
-          <w:rFonts w:ascii="맑은 고딕" w:hAnsi="맑은 고딕" w:eastAsia="맑은 고딕"/>
-          <w:sz w:val="21"/>
-        </w:rPr>
-        <w:t>③ ORA-01153</w:t>
-      </w:r>
-    </w:p>
-    <w:p>
-      <w:r>
-        <w:rPr>
-          <w:rFonts w:ascii="맑은 고딕" w:hAnsi="맑은 고딕" w:eastAsia="맑은 고딕"/>
-          <w:sz w:val="21"/>
-        </w:rPr>
-        <w:t>④ ORA-16191</w:t>
+        <w:t>① ORA-01184</w:t>
+      </w:r>
+    </w:p>
+    <w:p>
+      <w:r>
+        <w:rPr>
+          <w:rFonts w:ascii="맑은 고딕" w:hAnsi="맑은 고딕" w:eastAsia="맑은 고딕"/>
+          <w:sz w:val="21"/>
+        </w:rPr>
+        <w:t>② ORA-01153</w:t>
+      </w:r>
+    </w:p>
+    <w:p>
+      <w:r>
+        <w:rPr>
+          <w:rFonts w:ascii="맑은 고딕" w:hAnsi="맑은 고딕" w:eastAsia="맑은 고딕"/>
+          <w:sz w:val="21"/>
+        </w:rPr>
+        <w:t>③ ORA-16191</w:t>
+      </w:r>
+    </w:p>
+    <w:p>
+      <w:r>
+        <w:rPr>
+          <w:rFonts w:ascii="맑은 고딕" w:hAnsi="맑은 고딕" w:eastAsia="맑은 고딕"/>
+          <w:sz w:val="21"/>
+        </w:rPr>
+        <w:t>④ ORA-00261</w:t>
       </w:r>
     </w:p>
     <w:p>
@@ -960,16 +1016,30 @@
           <w:rFonts w:ascii="맑은 고딕" w:hAnsi="맑은 고딕" w:eastAsia="맑은 고딕"/>
           <w:sz w:val="21"/>
         </w:rPr>
-        <w:t>[하-18] 실습 환경 DBCA의 `-totalMemory` 값은?</w:t>
-      </w:r>
-    </w:p>
-    <w:p>
-      <w:r>
-        <w:rPr>
-          <w:rFonts w:ascii="맑은 고딕" w:hAnsi="맑은 고딕" w:eastAsia="맑은 고딕"/>
-          <w:sz w:val="21"/>
-        </w:rPr>
-        <w:t>① 4096</w:t>
+        <w:t xml:space="preserve">[하-18] 실습 환경 DBCA의 </w:t>
+      </w:r>
+      <w:r>
+        <w:rPr>
+          <w:rFonts w:ascii="Consolas" w:hAnsi="Consolas" w:eastAsia="맑은 고딕"/>
+          <w:sz w:val="21"/>
+        </w:rPr>
+        <w:t xml:space="preserve">-totalMemory</w:t>
+      </w:r>
+      <w:r>
+        <w:rPr>
+          <w:rFonts w:ascii="맑은 고딕" w:hAnsi="맑은 고딕" w:eastAsia="맑은 고딕"/>
+          <w:sz w:val="21"/>
+        </w:rPr>
+        <w:t xml:space="preserve"> 값은?</w:t>
+      </w:r>
+    </w:p>
+    <w:p>
+      <w:r>
+        <w:rPr>
+          <w:rFonts w:ascii="맑은 고딕" w:hAnsi="맑은 고딕" w:eastAsia="맑은 고딕"/>
+          <w:sz w:val="21"/>
+        </w:rPr>
+        <w:t>① 1024</w:t>
       </w:r>
     </w:p>
     <w:p>
@@ -996,7 +1066,7 @@
           <w:rFonts w:ascii="맑은 고딕" w:hAnsi="맑은 고딕" w:eastAsia="맑은 고딕"/>
           <w:sz w:val="21"/>
         </w:rPr>
-        <w:t>④ 1024</w:t>
+        <w:t>④ 4096</w:t>
       </w:r>
     </w:p>
     <w:p>
@@ -1023,34 +1093,34 @@
           <w:rFonts w:ascii="맑은 고딕" w:hAnsi="맑은 고딕" w:eastAsia="맑은 고딕"/>
           <w:sz w:val="21"/>
         </w:rPr>
-        <w:t>① 경고(DBT-06208)가 나오고 생성은 진행된다</w:t>
-      </w:r>
-    </w:p>
-    <w:p>
-      <w:r>
-        <w:rPr>
-          <w:rFonts w:ascii="맑은 고딕" w:hAnsi="맑은 고딕" w:eastAsia="맑은 고딕"/>
-          <w:sz w:val="21"/>
-        </w:rPr>
-        <w:t>② 즉시 중단된다</w:t>
-      </w:r>
-    </w:p>
-    <w:p>
-      <w:r>
-        <w:rPr>
-          <w:rFonts w:ascii="맑은 고딕" w:hAnsi="맑은 고딕" w:eastAsia="맑은 고딕"/>
-          <w:sz w:val="21"/>
-        </w:rPr>
-        <w:t>③ 자동으로 강한 비밀번호로 바뀐다</w:t>
-      </w:r>
-    </w:p>
-    <w:p>
-      <w:r>
-        <w:rPr>
-          <w:rFonts w:ascii="맑은 고딕" w:hAnsi="맑은 고딕" w:eastAsia="맑은 고딕"/>
-          <w:sz w:val="21"/>
-        </w:rPr>
-        <w:t>④ 아무 표시도 없다</w:t>
+        <w:t>① 아무 표시도 없다</w:t>
+      </w:r>
+    </w:p>
+    <w:p>
+      <w:r>
+        <w:rPr>
+          <w:rFonts w:ascii="맑은 고딕" w:hAnsi="맑은 고딕" w:eastAsia="맑은 고딕"/>
+          <w:sz w:val="21"/>
+        </w:rPr>
+        <w:t>② 자동으로 강한 비밀번호로 바뀐다</w:t>
+      </w:r>
+    </w:p>
+    <w:p>
+      <w:r>
+        <w:rPr>
+          <w:rFonts w:ascii="맑은 고딕" w:hAnsi="맑은 고딕" w:eastAsia="맑은 고딕"/>
+          <w:sz w:val="21"/>
+        </w:rPr>
+        <w:t>③ 즉시 중단된다</w:t>
+      </w:r>
+    </w:p>
+    <w:p>
+      <w:r>
+        <w:rPr>
+          <w:rFonts w:ascii="맑은 고딕" w:hAnsi="맑은 고딕" w:eastAsia="맑은 고딕"/>
+          <w:sz w:val="21"/>
+        </w:rPr>
+        <w:t>④ 경고(DBT-06208)가 나오고 생성은 진행된다</w:t>
       </w:r>
     </w:p>
     <w:p>
@@ -1068,43 +1138,57 @@
           <w:rFonts w:ascii="맑은 고딕" w:hAnsi="맑은 고딕" w:eastAsia="맑은 고딕"/>
           <w:sz w:val="21"/>
         </w:rPr>
-        <w:t>[하-20] `V$DATAFILE.UNRECOVERABLE_CHANGE#`가 0보다 크다는 것은?</w:t>
-      </w:r>
-    </w:p>
-    <w:p>
-      <w:r>
-        <w:rPr>
-          <w:rFonts w:ascii="맑은 고딕" w:hAnsi="맑은 고딕" w:eastAsia="맑은 고딕"/>
-          <w:sz w:val="21"/>
-        </w:rPr>
-        <w:t>① 그 파일에 리두 없이 변경된 부분이 있다</w:t>
-      </w:r>
-    </w:p>
-    <w:p>
-      <w:r>
-        <w:rPr>
-          <w:rFonts w:ascii="맑은 고딕" w:hAnsi="맑은 고딕" w:eastAsia="맑은 고딕"/>
-          <w:sz w:val="21"/>
-        </w:rPr>
-        <w:t>② 파일이 손상됐다</w:t>
-      </w:r>
-    </w:p>
-    <w:p>
-      <w:r>
-        <w:rPr>
-          <w:rFonts w:ascii="맑은 고딕" w:hAnsi="맑은 고딕" w:eastAsia="맑은 고딕"/>
-          <w:sz w:val="21"/>
-        </w:rPr>
-        <w:t>③ 백업이 필요하다</w:t>
-      </w:r>
-    </w:p>
-    <w:p>
-      <w:r>
-        <w:rPr>
-          <w:rFonts w:ascii="맑은 고딕" w:hAnsi="맑은 고딕" w:eastAsia="맑은 고딕"/>
-          <w:sz w:val="21"/>
-        </w:rPr>
-        <w:t>④ 아카이브가 밀렸다</w:t>
+        <w:t xml:space="preserve">[하-20] </w:t>
+      </w:r>
+      <w:r>
+        <w:rPr>
+          <w:rFonts w:ascii="Consolas" w:hAnsi="Consolas" w:eastAsia="맑은 고딕"/>
+          <w:sz w:val="21"/>
+        </w:rPr>
+        <w:t xml:space="preserve">V$DATAFILE.UNRECOVERABLE_CHANGE#</w:t>
+      </w:r>
+      <w:r>
+        <w:rPr>
+          <w:rFonts w:ascii="맑은 고딕" w:hAnsi="맑은 고딕" w:eastAsia="맑은 고딕"/>
+          <w:sz w:val="21"/>
+        </w:rPr>
+        <w:t xml:space="preserve">가 0보다 크다는 것은?</w:t>
+      </w:r>
+    </w:p>
+    <w:p>
+      <w:r>
+        <w:rPr>
+          <w:rFonts w:ascii="맑은 고딕" w:hAnsi="맑은 고딕" w:eastAsia="맑은 고딕"/>
+          <w:sz w:val="21"/>
+        </w:rPr>
+        <w:t>① 파일이 손상됐다</w:t>
+      </w:r>
+    </w:p>
+    <w:p>
+      <w:r>
+        <w:rPr>
+          <w:rFonts w:ascii="맑은 고딕" w:hAnsi="맑은 고딕" w:eastAsia="맑은 고딕"/>
+          <w:sz w:val="21"/>
+        </w:rPr>
+        <w:t>② 그 파일에 리두 없이 변경된 부분이 있다</w:t>
+      </w:r>
+    </w:p>
+    <w:p>
+      <w:r>
+        <w:rPr>
+          <w:rFonts w:ascii="맑은 고딕" w:hAnsi="맑은 고딕" w:eastAsia="맑은 고딕"/>
+          <w:sz w:val="21"/>
+        </w:rPr>
+        <w:t>③ 아카이브가 밀렸다</w:t>
+      </w:r>
+    </w:p>
+    <w:p>
+      <w:r>
+        <w:rPr>
+          <w:rFonts w:ascii="맑은 고딕" w:hAnsi="맑은 고딕" w:eastAsia="맑은 고딕"/>
+          <w:sz w:val="21"/>
+        </w:rPr>
+        <w:t>④ 백업이 필요하다</w:t>
       </w:r>
     </w:p>
     <w:p>
@@ -1139,34 +1223,34 @@
           <w:rFonts w:ascii="맑은 고딕" w:hAnsi="맑은 고딕" w:eastAsia="맑은 고딕"/>
           <w:sz w:val="21"/>
         </w:rPr>
-        <w:t>① 사실상 같다 (4,737,636 vs 4,693,784)</w:t>
-      </w:r>
-    </w:p>
-    <w:p>
-      <w:r>
-        <w:rPr>
-          <w:rFonts w:ascii="맑은 고딕" w:hAnsi="맑은 고딕" w:eastAsia="맑은 고딕"/>
-          <w:sz w:val="21"/>
-        </w:rPr>
-        <w:t>② NOLOGGING이 절반이다</w:t>
-      </w:r>
-    </w:p>
-    <w:p>
-      <w:r>
-        <w:rPr>
-          <w:rFonts w:ascii="맑은 고딕" w:hAnsi="맑은 고딕" w:eastAsia="맑은 고딕"/>
-          <w:sz w:val="21"/>
-        </w:rPr>
-        <w:t>③ NOLOGGING이 두 배다</w:t>
-      </w:r>
-    </w:p>
-    <w:p>
-      <w:r>
-        <w:rPr>
-          <w:rFonts w:ascii="맑은 고딕" w:hAnsi="맑은 고딕" w:eastAsia="맑은 고딕"/>
-          <w:sz w:val="21"/>
-        </w:rPr>
-        <w:t>④ LOGGING이 44배다</w:t>
+        <w:t>① NOLOGGING이 절반이다</w:t>
+      </w:r>
+    </w:p>
+    <w:p>
+      <w:r>
+        <w:rPr>
+          <w:rFonts w:ascii="맑은 고딕" w:hAnsi="맑은 고딕" w:eastAsia="맑은 고딕"/>
+          <w:sz w:val="21"/>
+        </w:rPr>
+        <w:t>② 사실상 같다 (4,737,636 vs 4,693,784)</w:t>
+      </w:r>
+    </w:p>
+    <w:p>
+      <w:r>
+        <w:rPr>
+          <w:rFonts w:ascii="맑은 고딕" w:hAnsi="맑은 고딕" w:eastAsia="맑은 고딕"/>
+          <w:sz w:val="21"/>
+        </w:rPr>
+        <w:t>③ LOGGING이 44배다</w:t>
+      </w:r>
+    </w:p>
+    <w:p>
+      <w:r>
+        <w:rPr>
+          <w:rFonts w:ascii="맑은 고딕" w:hAnsi="맑은 고딕" w:eastAsia="맑은 고딕"/>
+          <w:sz w:val="21"/>
+        </w:rPr>
+        <w:t>④ NOLOGGING이 두 배다</w:t>
       </w:r>
     </w:p>
     <w:p>
@@ -1193,34 +1277,34 @@
           <w:rFonts w:ascii="맑은 고딕" w:hAnsi="맑은 고딕" w:eastAsia="맑은 고딕"/>
           <w:sz w:val="21"/>
         </w:rPr>
-        <w:t>① 같은 데이터를 만들었는데 리두만 다르다</w:t>
-      </w:r>
-    </w:p>
-    <w:p>
-      <w:r>
-        <w:rPr>
-          <w:rFonts w:ascii="맑은 고딕" w:hAnsi="맑은 고딕" w:eastAsia="맑은 고딕"/>
-          <w:sz w:val="21"/>
-        </w:rPr>
-        <w:t>② 측정이 잘못됐다</w:t>
-      </w:r>
-    </w:p>
-    <w:p>
-      <w:r>
-        <w:rPr>
-          <w:rFonts w:ascii="맑은 고딕" w:hAnsi="맑은 고딕" w:eastAsia="맑은 고딕"/>
-          <w:sz w:val="21"/>
-        </w:rPr>
-        <w:t>③ NOLOGGING이 데이터를 줄인다</w:t>
-      </w:r>
-    </w:p>
-    <w:p>
-      <w:r>
-        <w:rPr>
-          <w:rFonts w:ascii="맑은 고딕" w:hAnsi="맑은 고딕" w:eastAsia="맑은 고딕"/>
-          <w:sz w:val="21"/>
-        </w:rPr>
-        <w:t>④ FORCE LOGGING이 세그먼트를 키운다</w:t>
+        <w:t>① FORCE LOGGING이 세그먼트를 키운다</w:t>
+      </w:r>
+    </w:p>
+    <w:p>
+      <w:r>
+        <w:rPr>
+          <w:rFonts w:ascii="맑은 고딕" w:hAnsi="맑은 고딕" w:eastAsia="맑은 고딕"/>
+          <w:sz w:val="21"/>
+        </w:rPr>
+        <w:t>② 같은 데이터를 만들었는데 리두만 다르다</w:t>
+      </w:r>
+    </w:p>
+    <w:p>
+      <w:r>
+        <w:rPr>
+          <w:rFonts w:ascii="맑은 고딕" w:hAnsi="맑은 고딕" w:eastAsia="맑은 고딕"/>
+          <w:sz w:val="21"/>
+        </w:rPr>
+        <w:t>③ 측정이 잘못됐다</w:t>
+      </w:r>
+    </w:p>
+    <w:p>
+      <w:r>
+        <w:rPr>
+          <w:rFonts w:ascii="맑은 고딕" w:hAnsi="맑은 고딕" w:eastAsia="맑은 고딕"/>
+          <w:sz w:val="21"/>
+        </w:rPr>
+        <w:t>④ NOLOGGING이 데이터를 줄인다</w:t>
       </w:r>
     </w:p>
     <w:p>
@@ -1247,7 +1331,7 @@
           <w:rFonts w:ascii="맑은 고딕" w:hAnsi="맑은 고딕" w:eastAsia="맑은 고딕"/>
           <w:sz w:val="21"/>
         </w:rPr>
-        <w:t>① 데이터베이스 수준</w:t>
+        <w:t>① 둘 다 AND 조건으로 적용</w:t>
       </w:r>
     </w:p>
     <w:p>
@@ -1265,16 +1349,16 @@
           <w:rFonts w:ascii="맑은 고딕" w:hAnsi="맑은 고딕" w:eastAsia="맑은 고딕"/>
           <w:sz w:val="21"/>
         </w:rPr>
-        <w:t>③ 나중에 설정한 쪽</w:t>
-      </w:r>
-    </w:p>
-    <w:p>
-      <w:r>
-        <w:rPr>
-          <w:rFonts w:ascii="맑은 고딕" w:hAnsi="맑은 고딕" w:eastAsia="맑은 고딕"/>
-          <w:sz w:val="21"/>
-        </w:rPr>
-        <w:t>④ 둘 다 AND 조건으로 적용</w:t>
+        <w:t>③ 데이터베이스 수준</w:t>
+      </w:r>
+    </w:p>
+    <w:p>
+      <w:r>
+        <w:rPr>
+          <w:rFonts w:ascii="맑은 고딕" w:hAnsi="맑은 고딕" w:eastAsia="맑은 고딕"/>
+          <w:sz w:val="21"/>
+        </w:rPr>
+        <w:t>④ 나중에 설정한 쪽</w:t>
       </w:r>
     </w:p>
     <w:p>
@@ -1301,34 +1385,34 @@
           <w:rFonts w:ascii="맑은 고딕" w:hAnsi="맑은 고딕" w:eastAsia="맑은 고딕"/>
           <w:sz w:val="21"/>
         </w:rPr>
-        <w:t>① 데이터베이스 수준이 YES였기 때문</w:t>
-      </w:r>
-    </w:p>
-    <w:p>
-      <w:r>
-        <w:rPr>
-          <w:rFonts w:ascii="맑은 고딕" w:hAnsi="맑은 고딕" w:eastAsia="맑은 고딕"/>
-          <w:sz w:val="21"/>
-        </w:rPr>
-        <w:t>② 테이블스페이스 설정이 반영되지 않았기 때문</w:t>
-      </w:r>
-    </w:p>
-    <w:p>
-      <w:r>
-        <w:rPr>
-          <w:rFonts w:ascii="맑은 고딕" w:hAnsi="맑은 고딕" w:eastAsia="맑은 고딕"/>
-          <w:sz w:val="21"/>
-        </w:rPr>
-        <w:t>③ 측정 오차 때문</w:t>
-      </w:r>
-    </w:p>
-    <w:p>
-      <w:r>
-        <w:rPr>
-          <w:rFonts w:ascii="맑은 고딕" w:hAnsi="맑은 고딕" w:eastAsia="맑은 고딕"/>
-          <w:sz w:val="21"/>
-        </w:rPr>
-        <w:t>④ 아카이브 때문</w:t>
+        <w:t>① 측정 오차 때문</w:t>
+      </w:r>
+    </w:p>
+    <w:p>
+      <w:r>
+        <w:rPr>
+          <w:rFonts w:ascii="맑은 고딕" w:hAnsi="맑은 고딕" w:eastAsia="맑은 고딕"/>
+          <w:sz w:val="21"/>
+        </w:rPr>
+        <w:t>② 데이터베이스 수준이 YES였기 때문</w:t>
+      </w:r>
+    </w:p>
+    <w:p>
+      <w:r>
+        <w:rPr>
+          <w:rFonts w:ascii="맑은 고딕" w:hAnsi="맑은 고딕" w:eastAsia="맑은 고딕"/>
+          <w:sz w:val="21"/>
+        </w:rPr>
+        <w:t>③ 아카이브 때문</w:t>
+      </w:r>
+    </w:p>
+    <w:p>
+      <w:r>
+        <w:rPr>
+          <w:rFonts w:ascii="맑은 고딕" w:hAnsi="맑은 고딕" w:eastAsia="맑은 고딕"/>
+          <w:sz w:val="21"/>
+        </w:rPr>
+        <w:t>④ 테이블스페이스 설정이 반영되지 않았기 때문</w:t>
       </w:r>
     </w:p>
     <w:p>
@@ -1364,25 +1448,25 @@
           <w:rFonts w:ascii="맑은 고딕" w:hAnsi="맑은 고딕" w:eastAsia="맑은 고딕"/>
           <w:sz w:val="21"/>
         </w:rPr>
-        <w:t>② 생성 자체가 거부된다</w:t>
-      </w:r>
-    </w:p>
-    <w:p>
-      <w:r>
-        <w:rPr>
-          <w:rFonts w:ascii="맑은 고딕" w:hAnsi="맑은 고딕" w:eastAsia="맑은 고딕"/>
-          <w:sz w:val="21"/>
-        </w:rPr>
-        <w:t>③ 자동으로 크기가 조정된다</w:t>
-      </w:r>
-    </w:p>
-    <w:p>
-      <w:r>
-        <w:rPr>
-          <w:rFonts w:ascii="맑은 고딕" w:hAnsi="맑은 고딕" w:eastAsia="맑은 고딕"/>
-          <w:sz w:val="21"/>
-        </w:rPr>
-        <w:t>④ 온라인 리두가 그 크기로 바뀐다</w:t>
+        <w:t>② 온라인 리두가 그 크기로 바뀐다</w:t>
+      </w:r>
+    </w:p>
+    <w:p>
+      <w:r>
+        <w:rPr>
+          <w:rFonts w:ascii="맑은 고딕" w:hAnsi="맑은 고딕" w:eastAsia="맑은 고딕"/>
+          <w:sz w:val="21"/>
+        </w:rPr>
+        <w:t>③ 생성 자체가 거부된다</w:t>
+      </w:r>
+    </w:p>
+    <w:p>
+      <w:r>
+        <w:rPr>
+          <w:rFonts w:ascii="맑은 고딕" w:hAnsi="맑은 고딕" w:eastAsia="맑은 고딕"/>
+          <w:sz w:val="21"/>
+        </w:rPr>
+        <w:t>④ 자동으로 크기가 조정된다</w:t>
       </w:r>
     </w:p>
     <w:p>
@@ -1400,43 +1484,57 @@
           <w:rFonts w:ascii="맑은 고딕" w:hAnsi="맑은 고딕" w:eastAsia="맑은 고딕"/>
           <w:sz w:val="21"/>
         </w:rPr>
-        <w:t>[중-06] SRL을 `DROP`한 뒤 디스크의 파일은?</w:t>
-      </w:r>
-    </w:p>
-    <w:p>
-      <w:r>
-        <w:rPr>
-          <w:rFonts w:ascii="맑은 고딕" w:hAnsi="맑은 고딕" w:eastAsia="맑은 고딕"/>
-          <w:sz w:val="21"/>
-        </w:rPr>
-        <w:t>① 그대로 남는다 (OMF가 아닌 경우)</w:t>
-      </w:r>
-    </w:p>
-    <w:p>
-      <w:r>
-        <w:rPr>
-          <w:rFonts w:ascii="맑은 고딕" w:hAnsi="맑은 고딕" w:eastAsia="맑은 고딕"/>
-          <w:sz w:val="21"/>
-        </w:rPr>
-        <w:t>② 자동으로 삭제된다</w:t>
-      </w:r>
-    </w:p>
-    <w:p>
-      <w:r>
-        <w:rPr>
-          <w:rFonts w:ascii="맑은 고딕" w:hAnsi="맑은 고딕" w:eastAsia="맑은 고딕"/>
-          <w:sz w:val="21"/>
-        </w:rPr>
-        <w:t>③ 0바이트로 줄어든다</w:t>
-      </w:r>
-    </w:p>
-    <w:p>
-      <w:r>
-        <w:rPr>
-          <w:rFonts w:ascii="맑은 고딕" w:hAnsi="맑은 고딕" w:eastAsia="맑은 고딕"/>
-          <w:sz w:val="21"/>
-        </w:rPr>
-        <w:t>④ 백업 디렉터리로 이동한다</w:t>
+        <w:t xml:space="preserve">[중-06] SRL을 </w:t>
+      </w:r>
+      <w:r>
+        <w:rPr>
+          <w:rFonts w:ascii="Consolas" w:hAnsi="Consolas" w:eastAsia="맑은 고딕"/>
+          <w:sz w:val="21"/>
+        </w:rPr>
+        <w:t xml:space="preserve">DROP</w:t>
+      </w:r>
+      <w:r>
+        <w:rPr>
+          <w:rFonts w:ascii="맑은 고딕" w:hAnsi="맑은 고딕" w:eastAsia="맑은 고딕"/>
+          <w:sz w:val="21"/>
+        </w:rPr>
+        <w:t xml:space="preserve">한 뒤 디스크의 파일은?</w:t>
+      </w:r>
+    </w:p>
+    <w:p>
+      <w:r>
+        <w:rPr>
+          <w:rFonts w:ascii="맑은 고딕" w:hAnsi="맑은 고딕" w:eastAsia="맑은 고딕"/>
+          <w:sz w:val="21"/>
+        </w:rPr>
+        <w:t>① 자동으로 삭제된다</w:t>
+      </w:r>
+    </w:p>
+    <w:p>
+      <w:r>
+        <w:rPr>
+          <w:rFonts w:ascii="맑은 고딕" w:hAnsi="맑은 고딕" w:eastAsia="맑은 고딕"/>
+          <w:sz w:val="21"/>
+        </w:rPr>
+        <w:t>② 백업 디렉터리로 이동한다</w:t>
+      </w:r>
+    </w:p>
+    <w:p>
+      <w:r>
+        <w:rPr>
+          <w:rFonts w:ascii="맑은 고딕" w:hAnsi="맑은 고딕" w:eastAsia="맑은 고딕"/>
+          <w:sz w:val="21"/>
+        </w:rPr>
+        <w:t>③ 그대로 남는다 (OMF가 아닌 경우)</w:t>
+      </w:r>
+    </w:p>
+    <w:p>
+      <w:r>
+        <w:rPr>
+          <w:rFonts w:ascii="맑은 고딕" w:hAnsi="맑은 고딕" w:eastAsia="맑은 고딕"/>
+          <w:sz w:val="21"/>
+        </w:rPr>
+        <w:t>④ 0바이트로 줄어든다</w:t>
       </w:r>
     </w:p>
     <w:p>
@@ -1463,34 +1561,34 @@
           <w:rFonts w:ascii="맑은 고딕" w:hAnsi="맑은 고딕" w:eastAsia="맑은 고딕"/>
           <w:sz w:val="21"/>
         </w:rPr>
-        <w:t>① 적용은 멈췄지만 수신(RFS)은 계속되기 때문</w:t>
-      </w:r>
-    </w:p>
-    <w:p>
-      <w:r>
-        <w:rPr>
-          <w:rFonts w:ascii="맑은 고딕" w:hAnsi="맑은 고딕" w:eastAsia="맑은 고딕"/>
-          <w:sz w:val="21"/>
-        </w:rPr>
-        <w:t>② CANCEL이 실패했기 때문</w:t>
-      </w:r>
-    </w:p>
-    <w:p>
-      <w:r>
-        <w:rPr>
-          <w:rFonts w:ascii="맑은 고딕" w:hAnsi="맑은 고딕" w:eastAsia="맑은 고딕"/>
-          <w:sz w:val="21"/>
-        </w:rPr>
-        <w:t>③ SRL이 손상됐기 때문</w:t>
-      </w:r>
-    </w:p>
-    <w:p>
-      <w:r>
-        <w:rPr>
-          <w:rFonts w:ascii="맑은 고딕" w:hAnsi="맑은 고딕" w:eastAsia="맑은 고딕"/>
-          <w:sz w:val="21"/>
-        </w:rPr>
-        <w:t>④ 아카이브가 진행 중이기 때문</w:t>
+        <w:t>① 아카이브가 진행 중이기 때문</w:t>
+      </w:r>
+    </w:p>
+    <w:p>
+      <w:r>
+        <w:rPr>
+          <w:rFonts w:ascii="맑은 고딕" w:hAnsi="맑은 고딕" w:eastAsia="맑은 고딕"/>
+          <w:sz w:val="21"/>
+        </w:rPr>
+        <w:t>② SRL이 손상됐기 때문</w:t>
+      </w:r>
+    </w:p>
+    <w:p>
+      <w:r>
+        <w:rPr>
+          <w:rFonts w:ascii="맑은 고딕" w:hAnsi="맑은 고딕" w:eastAsia="맑은 고딕"/>
+          <w:sz w:val="21"/>
+        </w:rPr>
+        <w:t>③ CANCEL이 실패했기 때문</w:t>
+      </w:r>
+    </w:p>
+    <w:p>
+      <w:r>
+        <w:rPr>
+          <w:rFonts w:ascii="맑은 고딕" w:hAnsi="맑은 고딕" w:eastAsia="맑은 고딕"/>
+          <w:sz w:val="21"/>
+        </w:rPr>
+        <w:t>④ 적용은 멈췄지만 수신(RFS)은 계속되기 때문</w:t>
       </w:r>
     </w:p>
     <w:p>
@@ -1508,34 +1606,48 @@
           <w:rFonts w:ascii="맑은 고딕" w:hAnsi="맑은 고딕" w:eastAsia="맑은 고딕"/>
           <w:sz w:val="21"/>
         </w:rPr>
-        <w:t>[중-08] SRL이 하나만 남은 상태에서 `USING CURRENT LOGFILE` 적용을 시도하면?</w:t>
-      </w:r>
-    </w:p>
-    <w:p>
-      <w:r>
-        <w:rPr>
-          <w:rFonts w:ascii="맑은 고딕" w:hAnsi="맑은 고딕" w:eastAsia="맑은 고딕"/>
-          <w:sz w:val="21"/>
-        </w:rPr>
-        <w:t>① 성공한다. 다만 지연이 커질 수 있다</w:t>
-      </w:r>
-    </w:p>
-    <w:p>
-      <w:r>
-        <w:rPr>
-          <w:rFonts w:ascii="맑은 고딕" w:hAnsi="맑은 고딕" w:eastAsia="맑은 고딕"/>
-          <w:sz w:val="21"/>
-        </w:rPr>
-        <w:t>② ORA-16037로 실패한다</w:t>
-      </w:r>
-    </w:p>
-    <w:p>
-      <w:r>
-        <w:rPr>
-          <w:rFonts w:ascii="맑은 고딕" w:hAnsi="맑은 고딕" w:eastAsia="맑은 고딕"/>
-          <w:sz w:val="21"/>
-        </w:rPr>
-        <w:t>③ 인스턴스가 종료된다</w:t>
+        <w:t xml:space="preserve">[중-08] SRL이 하나만 남은 상태에서 </w:t>
+      </w:r>
+      <w:r>
+        <w:rPr>
+          <w:rFonts w:ascii="Consolas" w:hAnsi="Consolas" w:eastAsia="맑은 고딕"/>
+          <w:sz w:val="21"/>
+        </w:rPr>
+        <w:t xml:space="preserve">USING CURRENT LOGFILE</w:t>
+      </w:r>
+      <w:r>
+        <w:rPr>
+          <w:rFonts w:ascii="맑은 고딕" w:hAnsi="맑은 고딕" w:eastAsia="맑은 고딕"/>
+          <w:sz w:val="21"/>
+        </w:rPr>
+        <w:t xml:space="preserve"> 적용을 시도하면?</w:t>
+      </w:r>
+    </w:p>
+    <w:p>
+      <w:r>
+        <w:rPr>
+          <w:rFonts w:ascii="맑은 고딕" w:hAnsi="맑은 고딕" w:eastAsia="맑은 고딕"/>
+          <w:sz w:val="21"/>
+        </w:rPr>
+        <w:t>① ORA-16037로 실패한다</w:t>
+      </w:r>
+    </w:p>
+    <w:p>
+      <w:r>
+        <w:rPr>
+          <w:rFonts w:ascii="맑은 고딕" w:hAnsi="맑은 고딕" w:eastAsia="맑은 고딕"/>
+          <w:sz w:val="21"/>
+        </w:rPr>
+        <w:t>② 인스턴스가 종료된다</w:t>
+      </w:r>
+    </w:p>
+    <w:p>
+      <w:r>
+        <w:rPr>
+          <w:rFonts w:ascii="맑은 고딕" w:hAnsi="맑은 고딕" w:eastAsia="맑은 고딕"/>
+          <w:sz w:val="21"/>
+        </w:rPr>
+        <w:t>③ 성공한다. 다만 지연이 커질 수 있다</w:t>
       </w:r>
     </w:p>
     <w:p>
@@ -1580,16 +1692,16 @@
           <w:rFonts w:ascii="맑은 고딕" w:hAnsi="맑은 고딕" w:eastAsia="맑은 고딕"/>
           <w:sz w:val="21"/>
         </w:rPr>
-        <w:t>② ORA-00261</w:t>
-      </w:r>
-    </w:p>
-    <w:p>
-      <w:r>
-        <w:rPr>
-          <w:rFonts w:ascii="맑은 고딕" w:hAnsi="맑은 고딕" w:eastAsia="맑은 고딕"/>
-          <w:sz w:val="21"/>
-        </w:rPr>
-        <w:t>③ ORA-01184</w:t>
+        <w:t>② ORA-01184</w:t>
+      </w:r>
+    </w:p>
+    <w:p>
+      <w:r>
+        <w:rPr>
+          <w:rFonts w:ascii="맑은 고딕" w:hAnsi="맑은 고딕" w:eastAsia="맑은 고딕"/>
+          <w:sz w:val="21"/>
+        </w:rPr>
+        <w:t>③ ORA-00261</w:t>
       </w:r>
     </w:p>
     <w:p>
@@ -1634,25 +1746,25 @@
           <w:rFonts w:ascii="맑은 고딕" w:hAnsi="맑은 고딕" w:eastAsia="맑은 고딕"/>
           <w:sz w:val="21"/>
         </w:rPr>
-        <w:t>② 중복된 것만 건너뛰고 나머지는 추가된다</w:t>
-      </w:r>
-    </w:p>
-    <w:p>
-      <w:r>
-        <w:rPr>
-          <w:rFonts w:ascii="맑은 고딕" w:hAnsi="맑은 고딕" w:eastAsia="맑은 고딕"/>
-          <w:sz w:val="21"/>
-        </w:rPr>
-        <w:t>③ 경고만 나고 전부 추가된다</w:t>
-      </w:r>
-    </w:p>
-    <w:p>
-      <w:r>
-        <w:rPr>
-          <w:rFonts w:ascii="맑은 고딕" w:hAnsi="맑은 고딕" w:eastAsia="맑은 고딕"/>
-          <w:sz w:val="21"/>
-        </w:rPr>
-        <w:t>④ 중복된 그룹이 덮어써진다</w:t>
+        <w:t>② 중복된 그룹이 덮어써진다</w:t>
+      </w:r>
+    </w:p>
+    <w:p>
+      <w:r>
+        <w:rPr>
+          <w:rFonts w:ascii="맑은 고딕" w:hAnsi="맑은 고딕" w:eastAsia="맑은 고딕"/>
+          <w:sz w:val="21"/>
+        </w:rPr>
+        <w:t>③ 중복된 것만 건너뛰고 나머지는 추가된다</w:t>
+      </w:r>
+    </w:p>
+    <w:p>
+      <w:r>
+        <w:rPr>
+          <w:rFonts w:ascii="맑은 고딕" w:hAnsi="맑은 고딕" w:eastAsia="맑은 고딕"/>
+          <w:sz w:val="21"/>
+        </w:rPr>
+        <w:t>④ 경고만 나고 전부 추가된다</w:t>
       </w:r>
     </w:p>
     <w:p>
@@ -1679,25 +1791,25 @@
           <w:rFonts w:ascii="맑은 고딕" w:hAnsi="맑은 고딕" w:eastAsia="맑은 고딕"/>
           <w:sz w:val="21"/>
         </w:rPr>
-        <w:t>① Standby가 적용하지 않은 아카이브를 오라클이 지우지 않기 때문</w:t>
-      </w:r>
-    </w:p>
-    <w:p>
-      <w:r>
-        <w:rPr>
-          <w:rFonts w:ascii="맑은 고딕" w:hAnsi="맑은 고딕" w:eastAsia="맑은 고딕"/>
-          <w:sz w:val="21"/>
-        </w:rPr>
-        <w:t>② Standby가 FRA를 공유하기 때문</w:t>
-      </w:r>
-    </w:p>
-    <w:p>
-      <w:r>
-        <w:rPr>
-          <w:rFonts w:ascii="맑은 고딕" w:hAnsi="맑은 고딕" w:eastAsia="맑은 고딕"/>
-          <w:sz w:val="21"/>
-        </w:rPr>
-        <w:t>③ 아카이브가 Standby에 저장되기 때문</w:t>
+        <w:t>① Standby가 FRA를 공유하기 때문</w:t>
+      </w:r>
+    </w:p>
+    <w:p>
+      <w:r>
+        <w:rPr>
+          <w:rFonts w:ascii="맑은 고딕" w:hAnsi="맑은 고딕" w:eastAsia="맑은 고딕"/>
+          <w:sz w:val="21"/>
+        </w:rPr>
+        <w:t>② 아카이브가 Standby에 저장되기 때문</w:t>
+      </w:r>
+    </w:p>
+    <w:p>
+      <w:r>
+        <w:rPr>
+          <w:rFonts w:ascii="맑은 고딕" w:hAnsi="맑은 고딕" w:eastAsia="맑은 고딕"/>
+          <w:sz w:val="21"/>
+        </w:rPr>
+        <w:t>③ Standby가 적용하지 않은 아카이브를 오라클이 지우지 않기 때문</w:t>
       </w:r>
     </w:p>
     <w:p>
@@ -1742,7 +1854,7 @@
           <w:rFonts w:ascii="맑은 고딕" w:hAnsi="맑은 고딕" w:eastAsia="맑은 고딕"/>
           <w:sz w:val="21"/>
         </w:rPr>
-        <w:t>② 6번만 압축되지 않았다</w:t>
+        <w:t>② 6번은 Standby에서 온 것이다</w:t>
       </w:r>
     </w:p>
     <w:p>
@@ -1760,7 +1872,7 @@
           <w:rFonts w:ascii="맑은 고딕" w:hAnsi="맑은 고딕" w:eastAsia="맑은 고딕"/>
           <w:sz w:val="21"/>
         </w:rPr>
-        <w:t>④ 6번은 Standby에서 온 것이다</w:t>
+        <w:t>④ 6번만 압축되지 않았다</w:t>
       </w:r>
     </w:p>
     <w:p>
@@ -1787,25 +1899,25 @@
           <w:rFonts w:ascii="맑은 고딕" w:hAnsi="맑은 고딕" w:eastAsia="맑은 고딕"/>
           <w:sz w:val="21"/>
         </w:rPr>
-        <w:t>① 문자셋과 DB_BLOCK_SIZE</w:t>
-      </w:r>
-    </w:p>
-    <w:p>
-      <w:r>
-        <w:rPr>
-          <w:rFonts w:ascii="맑은 고딕" w:hAnsi="맑은 고딕" w:eastAsia="맑은 고딕"/>
-          <w:sz w:val="21"/>
-        </w:rPr>
-        <w:t>② ARCHIVELOG 모드</w:t>
-      </w:r>
-    </w:p>
-    <w:p>
-      <w:r>
-        <w:rPr>
-          <w:rFonts w:ascii="맑은 고딕" w:hAnsi="맑은 고딕" w:eastAsia="맑은 고딕"/>
-          <w:sz w:val="21"/>
-        </w:rPr>
-        <w:t>③ FORCE LOGGING</w:t>
+        <w:t>① ARCHIVELOG 모드</w:t>
+      </w:r>
+    </w:p>
+    <w:p>
+      <w:r>
+        <w:rPr>
+          <w:rFonts w:ascii="맑은 고딕" w:hAnsi="맑은 고딕" w:eastAsia="맑은 고딕"/>
+          <w:sz w:val="21"/>
+        </w:rPr>
+        <w:t>② FORCE LOGGING</w:t>
+      </w:r>
+    </w:p>
+    <w:p>
+      <w:r>
+        <w:rPr>
+          <w:rFonts w:ascii="맑은 고딕" w:hAnsi="맑은 고딕" w:eastAsia="맑은 고딕"/>
+          <w:sz w:val="21"/>
+        </w:rPr>
+        <w:t>③ 문자셋과 DB_BLOCK_SIZE</w:t>
       </w:r>
     </w:p>
     <w:p>
@@ -1841,34 +1953,48 @@
           <w:rFonts w:ascii="맑은 고딕" w:hAnsi="맑은 고딕" w:eastAsia="맑은 고딕"/>
           <w:sz w:val="21"/>
         </w:rPr>
-        <w:t>① `/etc/oratab`에 같은 SID가 이미 등록되어 있었다</w:t>
-      </w:r>
-    </w:p>
-    <w:p>
-      <w:r>
-        <w:rPr>
-          <w:rFonts w:ascii="맑은 고딕" w:hAnsi="맑은 고딕" w:eastAsia="맑은 고딕"/>
-          <w:sz w:val="21"/>
-        </w:rPr>
-        <w:t>② 디스크 공간이 부족했다</w:t>
-      </w:r>
-    </w:p>
-    <w:p>
-      <w:r>
-        <w:rPr>
-          <w:rFonts w:ascii="맑은 고딕" w:hAnsi="맑은 고딕" w:eastAsia="맑은 고딕"/>
-          <w:sz w:val="21"/>
-        </w:rPr>
-        <w:t>③ 리스너가 없었다</w:t>
-      </w:r>
-    </w:p>
-    <w:p>
-      <w:r>
-        <w:rPr>
-          <w:rFonts w:ascii="맑은 고딕" w:hAnsi="맑은 고딕" w:eastAsia="맑은 고딕"/>
-          <w:sz w:val="21"/>
-        </w:rPr>
-        <w:t>④ 비밀번호가 약했다</w:t>
+        <w:t>① 디스크 공간이 부족했다</w:t>
+      </w:r>
+    </w:p>
+    <w:p>
+      <w:r>
+        <w:rPr>
+          <w:rFonts w:ascii="맑은 고딕" w:hAnsi="맑은 고딕" w:eastAsia="맑은 고딕"/>
+          <w:sz w:val="21"/>
+        </w:rPr>
+        <w:t xml:space="preserve">② </w:t>
+      </w:r>
+      <w:r>
+        <w:rPr>
+          <w:rFonts w:ascii="Consolas" w:hAnsi="Consolas" w:eastAsia="맑은 고딕"/>
+          <w:sz w:val="21"/>
+        </w:rPr>
+        <w:t xml:space="preserve">/etc/oratab</w:t>
+      </w:r>
+      <w:r>
+        <w:rPr>
+          <w:rFonts w:ascii="맑은 고딕" w:hAnsi="맑은 고딕" w:eastAsia="맑은 고딕"/>
+          <w:sz w:val="21"/>
+        </w:rPr>
+        <w:t xml:space="preserve">에 같은 SID가 이미 등록되어 있었다</w:t>
+      </w:r>
+    </w:p>
+    <w:p>
+      <w:r>
+        <w:rPr>
+          <w:rFonts w:ascii="맑은 고딕" w:hAnsi="맑은 고딕" w:eastAsia="맑은 고딕"/>
+          <w:sz w:val="21"/>
+        </w:rPr>
+        <w:t>③ 비밀번호가 약했다</w:t>
+      </w:r>
+    </w:p>
+    <w:p>
+      <w:r>
+        <w:rPr>
+          <w:rFonts w:ascii="맑은 고딕" w:hAnsi="맑은 고딕" w:eastAsia="맑은 고딕"/>
+          <w:sz w:val="21"/>
+        </w:rPr>
+        <w:t>④ 리스너가 없었다</w:t>
       </w:r>
     </w:p>
     <w:p>
@@ -1886,16 +2012,44 @@
           <w:rFonts w:ascii="맑은 고딕" w:hAnsi="맑은 고딕" w:eastAsia="맑은 고딕"/>
           <w:sz w:val="21"/>
         </w:rPr>
-        <w:t>[중-15] `[WARNING]`과 `[FATAL]` 표시의 차이는?</w:t>
-      </w:r>
-    </w:p>
-    <w:p>
-      <w:r>
-        <w:rPr>
-          <w:rFonts w:ascii="맑은 고딕" w:hAnsi="맑은 고딕" w:eastAsia="맑은 고딕"/>
-          <w:sz w:val="21"/>
-        </w:rPr>
-        <w:t>① WARNING은 진행되고 FATAL은 즉시 중단된다</w:t>
+        <w:t xml:space="preserve">[중-15] </w:t>
+      </w:r>
+      <w:r>
+        <w:rPr>
+          <w:rFonts w:ascii="Consolas" w:hAnsi="Consolas" w:eastAsia="맑은 고딕"/>
+          <w:sz w:val="21"/>
+        </w:rPr>
+        <w:t xml:space="preserve">[WARNING]</w:t>
+      </w:r>
+      <w:r>
+        <w:rPr>
+          <w:rFonts w:ascii="맑은 고딕" w:hAnsi="맑은 고딕" w:eastAsia="맑은 고딕"/>
+          <w:sz w:val="21"/>
+        </w:rPr>
+        <w:t xml:space="preserve">과 </w:t>
+      </w:r>
+      <w:r>
+        <w:rPr>
+          <w:rFonts w:ascii="Consolas" w:hAnsi="Consolas" w:eastAsia="맑은 고딕"/>
+          <w:sz w:val="21"/>
+        </w:rPr>
+        <w:t xml:space="preserve">[FATAL]</w:t>
+      </w:r>
+      <w:r>
+        <w:rPr>
+          <w:rFonts w:ascii="맑은 고딕" w:hAnsi="맑은 고딕" w:eastAsia="맑은 고딕"/>
+          <w:sz w:val="21"/>
+        </w:rPr>
+        <w:t xml:space="preserve"> 표시의 차이는?</w:t>
+      </w:r>
+    </w:p>
+    <w:p>
+      <w:r>
+        <w:rPr>
+          <w:rFonts w:ascii="맑은 고딕" w:hAnsi="맑은 고딕" w:eastAsia="맑은 고딕"/>
+          <w:sz w:val="21"/>
+        </w:rPr>
+        <w:t>① 둘 다 진행된다</w:t>
       </w:r>
     </w:p>
     <w:p>
@@ -1913,7 +2067,7 @@
           <w:rFonts w:ascii="맑은 고딕" w:hAnsi="맑은 고딕" w:eastAsia="맑은 고딕"/>
           <w:sz w:val="21"/>
         </w:rPr>
-        <w:t>③ 둘 다 진행된다</w:t>
+        <w:t>③ WARNING은 진행되고 FATAL은 즉시 중단된다</w:t>
       </w:r>
     </w:p>
     <w:p>
@@ -1949,7 +2103,7 @@
           <w:rFonts w:ascii="맑은 고딕" w:hAnsi="맑은 고딕" w:eastAsia="맑은 고딕"/>
           <w:sz w:val="21"/>
         </w:rPr>
-        <w:t>① 컴파일 단계에서 ORA-00942</w:t>
+        <w:t>① 경고만 나고 진행된다</w:t>
       </w:r>
     </w:p>
     <w:p>
@@ -1967,16 +2121,16 @@
           <w:rFonts w:ascii="맑은 고딕" w:hAnsi="맑은 고딕" w:eastAsia="맑은 고딕"/>
           <w:sz w:val="21"/>
         </w:rPr>
-        <w:t>③ NULL이 반환된다</w:t>
-      </w:r>
-    </w:p>
-    <w:p>
-      <w:r>
-        <w:rPr>
-          <w:rFonts w:ascii="맑은 고딕" w:hAnsi="맑은 고딕" w:eastAsia="맑은 고딕"/>
-          <w:sz w:val="21"/>
-        </w:rPr>
-        <w:t>④ 경고만 나고 진행된다</w:t>
+        <w:t>③ 컴파일 단계에서 ORA-00942</w:t>
+      </w:r>
+    </w:p>
+    <w:p>
+      <w:r>
+        <w:rPr>
+          <w:rFonts w:ascii="맑은 고딕" w:hAnsi="맑은 고딕" w:eastAsia="맑은 고딕"/>
+          <w:sz w:val="21"/>
+        </w:rPr>
+        <w:t>④ NULL이 반환된다</w:t>
       </w:r>
     </w:p>
     <w:p>
@@ -1994,7 +2148,21 @@
           <w:rFonts w:ascii="맑은 고딕" w:hAnsi="맑은 고딕" w:eastAsia="맑은 고딕"/>
           <w:sz w:val="21"/>
         </w:rPr>
-        <w:t>[중-17] 19c에서 `V$DATABASE.FORCE_LOGGING`이 YES/NO가 아닐 수 있는 이유는?</w:t>
+        <w:t xml:space="preserve">[중-17] 19c에서 </w:t>
+      </w:r>
+      <w:r>
+        <w:rPr>
+          <w:rFonts w:ascii="Consolas" w:hAnsi="Consolas" w:eastAsia="맑은 고딕"/>
+          <w:sz w:val="21"/>
+        </w:rPr>
+        <w:t xml:space="preserve">V$DATABASE.FORCE_LOGGING</w:t>
+      </w:r>
+      <w:r>
+        <w:rPr>
+          <w:rFonts w:ascii="맑은 고딕" w:hAnsi="맑은 고딕" w:eastAsia="맑은 고딕"/>
+          <w:sz w:val="21"/>
+        </w:rPr>
+        <w:t xml:space="preserve">이 YES/NO가 아닐 수 있는 이유는?</w:t>
       </w:r>
     </w:p>
     <w:p>
@@ -2021,16 +2189,16 @@
           <w:rFonts w:ascii="맑은 고딕" w:hAnsi="맑은 고딕" w:eastAsia="맑은 고딕"/>
           <w:sz w:val="21"/>
         </w:rPr>
-        <w:t>③ CDB에서만 다르게 표시된다</w:t>
-      </w:r>
-    </w:p>
-    <w:p>
-      <w:r>
-        <w:rPr>
-          <w:rFonts w:ascii="맑은 고딕" w:hAnsi="맑은 고딕" w:eastAsia="맑은 고딕"/>
-          <w:sz w:val="21"/>
-        </w:rPr>
-        <w:t>④ 버그다</w:t>
+        <w:t>③ 버그다</w:t>
+      </w:r>
+    </w:p>
+    <w:p>
+      <w:r>
+        <w:rPr>
+          <w:rFonts w:ascii="맑은 고딕" w:hAnsi="맑은 고딕" w:eastAsia="맑은 고딕"/>
+          <w:sz w:val="21"/>
+        </w:rPr>
+        <w:t>④ CDB에서만 다르게 표시된다</w:t>
       </w:r>
     </w:p>
     <w:p>
@@ -2048,43 +2216,57 @@
           <w:rFonts w:ascii="맑은 고딕" w:hAnsi="맑은 고딕" w:eastAsia="맑은 고딕"/>
           <w:sz w:val="21"/>
         </w:rPr>
-        <w:t>[중-18] `STANDBY NOLOGGING FOR DATA AVAILABILITY`의 동작은?</w:t>
-      </w:r>
-    </w:p>
-    <w:p>
-      <w:r>
-        <w:rPr>
-          <w:rFonts w:ascii="맑은 고딕" w:hAnsi="맑은 고딕" w:eastAsia="맑은 고딕"/>
-          <w:sz w:val="21"/>
-        </w:rPr>
-        <w:t>① 블록을 Standby로 직접 보내고 받을 때까지 기다린다</w:t>
-      </w:r>
-    </w:p>
-    <w:p>
-      <w:r>
-        <w:rPr>
-          <w:rFonts w:ascii="맑은 고딕" w:hAnsi="맑은 고딕" w:eastAsia="맑은 고딕"/>
-          <w:sz w:val="21"/>
-        </w:rPr>
-        <w:t>② 리두를 두 배로 남긴다</w:t>
-      </w:r>
-    </w:p>
-    <w:p>
-      <w:r>
-        <w:rPr>
-          <w:rFonts w:ascii="맑은 고딕" w:hAnsi="맑은 고딕" w:eastAsia="맑은 고딕"/>
-          <w:sz w:val="21"/>
-        </w:rPr>
-        <w:t>③ Standby의 적용을 지연시킨다</w:t>
-      </w:r>
-    </w:p>
-    <w:p>
-      <w:r>
-        <w:rPr>
-          <w:rFonts w:ascii="맑은 고딕" w:hAnsi="맑은 고딕" w:eastAsia="맑은 고딕"/>
-          <w:sz w:val="21"/>
-        </w:rPr>
-        <w:t>④ 아카이브를 압축한다</w:t>
+        <w:t xml:space="preserve">[중-18] </w:t>
+      </w:r>
+      <w:r>
+        <w:rPr>
+          <w:rFonts w:ascii="Consolas" w:hAnsi="Consolas" w:eastAsia="맑은 고딕"/>
+          <w:sz w:val="21"/>
+        </w:rPr>
+        <w:t xml:space="preserve">STANDBY NOLOGGING FOR DATA AVAILABILITY</w:t>
+      </w:r>
+      <w:r>
+        <w:rPr>
+          <w:rFonts w:ascii="맑은 고딕" w:hAnsi="맑은 고딕" w:eastAsia="맑은 고딕"/>
+          <w:sz w:val="21"/>
+        </w:rPr>
+        <w:t xml:space="preserve">의 동작은?</w:t>
+      </w:r>
+    </w:p>
+    <w:p>
+      <w:r>
+        <w:rPr>
+          <w:rFonts w:ascii="맑은 고딕" w:hAnsi="맑은 고딕" w:eastAsia="맑은 고딕"/>
+          <w:sz w:val="21"/>
+        </w:rPr>
+        <w:t>① 리두를 두 배로 남긴다</w:t>
+      </w:r>
+    </w:p>
+    <w:p>
+      <w:r>
+        <w:rPr>
+          <w:rFonts w:ascii="맑은 고딕" w:hAnsi="맑은 고딕" w:eastAsia="맑은 고딕"/>
+          <w:sz w:val="21"/>
+        </w:rPr>
+        <w:t>② 블록을 Standby로 직접 보내고 받을 때까지 기다린다</w:t>
+      </w:r>
+    </w:p>
+    <w:p>
+      <w:r>
+        <w:rPr>
+          <w:rFonts w:ascii="맑은 고딕" w:hAnsi="맑은 고딕" w:eastAsia="맑은 고딕"/>
+          <w:sz w:val="21"/>
+        </w:rPr>
+        <w:t>③ 아카이브를 압축한다</w:t>
+      </w:r>
+    </w:p>
+    <w:p>
+      <w:r>
+        <w:rPr>
+          <w:rFonts w:ascii="맑은 고딕" w:hAnsi="맑은 고딕" w:eastAsia="맑은 고딕"/>
+          <w:sz w:val="21"/>
+        </w:rPr>
+        <w:t>④ Standby의 적용을 지연시킨다</w:t>
       </w:r>
     </w:p>
     <w:p>
@@ -2102,43 +2284,57 @@
           <w:rFonts w:ascii="맑은 고딕" w:hAnsi="맑은 고딕" w:eastAsia="맑은 고딕"/>
           <w:sz w:val="21"/>
         </w:rPr>
-        <w:t>[중-19] `STANDBY NOLOGGING FOR LOAD PERFORMANCE`의 위험은?</w:t>
-      </w:r>
-    </w:p>
-    <w:p>
-      <w:r>
-        <w:rPr>
-          <w:rFonts w:ascii="맑은 고딕" w:hAnsi="맑은 고딕" w:eastAsia="맑은 고딕"/>
-          <w:sz w:val="21"/>
-        </w:rPr>
-        <w:t>① Standby가 못 받은 블록이 구멍으로 남는다</w:t>
-      </w:r>
-    </w:p>
-    <w:p>
-      <w:r>
-        <w:rPr>
-          <w:rFonts w:ascii="맑은 고딕" w:hAnsi="맑은 고딕" w:eastAsia="맑은 고딕"/>
-          <w:sz w:val="21"/>
-        </w:rPr>
-        <w:t>② Primary가 멈출 수 있다</w:t>
-      </w:r>
-    </w:p>
-    <w:p>
-      <w:r>
-        <w:rPr>
-          <w:rFonts w:ascii="맑은 고딕" w:hAnsi="맑은 고딕" w:eastAsia="맑은 고딕"/>
-          <w:sz w:val="21"/>
-        </w:rPr>
-        <w:t>③ 아카이브가 손상된다</w:t>
-      </w:r>
-    </w:p>
-    <w:p>
-      <w:r>
-        <w:rPr>
-          <w:rFonts w:ascii="맑은 고딕" w:hAnsi="맑은 고딕" w:eastAsia="맑은 고딕"/>
-          <w:sz w:val="21"/>
-        </w:rPr>
-        <w:t>④ 보호 모드가 내려간다</w:t>
+        <w:t xml:space="preserve">[중-19] </w:t>
+      </w:r>
+      <w:r>
+        <w:rPr>
+          <w:rFonts w:ascii="Consolas" w:hAnsi="Consolas" w:eastAsia="맑은 고딕"/>
+          <w:sz w:val="21"/>
+        </w:rPr>
+        <w:t xml:space="preserve">STANDBY NOLOGGING FOR LOAD PERFORMANCE</w:t>
+      </w:r>
+      <w:r>
+        <w:rPr>
+          <w:rFonts w:ascii="맑은 고딕" w:hAnsi="맑은 고딕" w:eastAsia="맑은 고딕"/>
+          <w:sz w:val="21"/>
+        </w:rPr>
+        <w:t xml:space="preserve">의 위험은?</w:t>
+      </w:r>
+    </w:p>
+    <w:p>
+      <w:r>
+        <w:rPr>
+          <w:rFonts w:ascii="맑은 고딕" w:hAnsi="맑은 고딕" w:eastAsia="맑은 고딕"/>
+          <w:sz w:val="21"/>
+        </w:rPr>
+        <w:t>① 아카이브가 손상된다</w:t>
+      </w:r>
+    </w:p>
+    <w:p>
+      <w:r>
+        <w:rPr>
+          <w:rFonts w:ascii="맑은 고딕" w:hAnsi="맑은 고딕" w:eastAsia="맑은 고딕"/>
+          <w:sz w:val="21"/>
+        </w:rPr>
+        <w:t>② 보호 모드가 내려간다</w:t>
+      </w:r>
+    </w:p>
+    <w:p>
+      <w:r>
+        <w:rPr>
+          <w:rFonts w:ascii="맑은 고딕" w:hAnsi="맑은 고딕" w:eastAsia="맑은 고딕"/>
+          <w:sz w:val="21"/>
+        </w:rPr>
+        <w:t>③ Primary가 멈출 수 있다</w:t>
+      </w:r>
+    </w:p>
+    <w:p>
+      <w:r>
+        <w:rPr>
+          <w:rFonts w:ascii="맑은 고딕" w:hAnsi="맑은 고딕" w:eastAsia="맑은 고딕"/>
+          <w:sz w:val="21"/>
+        </w:rPr>
+        <w:t>④ Standby가 못 받은 블록이 구멍으로 남는다</w:t>
       </w:r>
     </w:p>
     <w:p>
@@ -2165,16 +2361,16 @@
           <w:rFonts w:ascii="맑은 고딕" w:hAnsi="맑은 고딕" w:eastAsia="맑은 고딕"/>
           <w:sz w:val="21"/>
         </w:rPr>
-        <w:t>① 직접 경로 적재 등 블록을 통째로 만드는 작업</w:t>
-      </w:r>
-    </w:p>
-    <w:p>
-      <w:r>
-        <w:rPr>
-          <w:rFonts w:ascii="맑은 고딕" w:hAnsi="맑은 고딕" w:eastAsia="맑은 고딕"/>
-          <w:sz w:val="21"/>
-        </w:rPr>
-        <w:t>② 모든 DML</w:t>
+        <w:t>① 모든 DML</w:t>
+      </w:r>
+    </w:p>
+    <w:p>
+      <w:r>
+        <w:rPr>
+          <w:rFonts w:ascii="맑은 고딕" w:hAnsi="맑은 고딕" w:eastAsia="맑은 고딕"/>
+          <w:sz w:val="21"/>
+        </w:rPr>
+        <w:t>② 직접 경로 적재 등 블록을 통째로 만드는 작업</w:t>
       </w:r>
     </w:p>
     <w:p>
@@ -2227,34 +2423,34 @@
           <w:rFonts w:ascii="맑은 고딕" w:hAnsi="맑은 고딕" w:eastAsia="맑은 고딕"/>
           <w:sz w:val="21"/>
         </w:rPr>
-        <w:t>① 약 44.5배. NOLOGGING이 실제로 동작하면 그만큼 리두가 줄고 Standby에 구멍이 생긴다</w:t>
-      </w:r>
-    </w:p>
-    <w:p>
-      <w:r>
-        <w:rPr>
-          <w:rFonts w:ascii="맑은 고딕" w:hAnsi="맑은 고딕" w:eastAsia="맑은 고딕"/>
-          <w:sz w:val="21"/>
-        </w:rPr>
-        <w:t>② 약 4.5배. 성능 차이는 크지 않다</w:t>
-      </w:r>
-    </w:p>
-    <w:p>
-      <w:r>
-        <w:rPr>
-          <w:rFonts w:ascii="맑은 고딕" w:hAnsi="맑은 고딕" w:eastAsia="맑은 고딕"/>
-          <w:sz w:val="21"/>
-        </w:rPr>
-        <w:t>③ 약 445배. 측정 오류다</w:t>
-      </w:r>
-    </w:p>
-    <w:p>
-      <w:r>
-        <w:rPr>
-          <w:rFonts w:ascii="맑은 고딕" w:hAnsi="맑은 고딕" w:eastAsia="맑은 고딕"/>
-          <w:sz w:val="21"/>
-        </w:rPr>
-        <w:t>④ 배수는 의미가 없다</w:t>
+        <w:t>① 약 445배. 측정 오류다</w:t>
+      </w:r>
+    </w:p>
+    <w:p>
+      <w:r>
+        <w:rPr>
+          <w:rFonts w:ascii="맑은 고딕" w:hAnsi="맑은 고딕" w:eastAsia="맑은 고딕"/>
+          <w:sz w:val="21"/>
+        </w:rPr>
+        <w:t>② 배수는 의미가 없다</w:t>
+      </w:r>
+    </w:p>
+    <w:p>
+      <w:r>
+        <w:rPr>
+          <w:rFonts w:ascii="맑은 고딕" w:hAnsi="맑은 고딕" w:eastAsia="맑은 고딕"/>
+          <w:sz w:val="21"/>
+        </w:rPr>
+        <w:t>③ 약 4.5배. 성능 차이는 크지 않다</w:t>
+      </w:r>
+    </w:p>
+    <w:p>
+      <w:r>
+        <w:rPr>
+          <w:rFonts w:ascii="맑은 고딕" w:hAnsi="맑은 고딕" w:eastAsia="맑은 고딕"/>
+          <w:sz w:val="21"/>
+        </w:rPr>
+        <w:t>④ 약 44.5배. NOLOGGING이 실제로 동작하면 그만큼 리두가 줄고 Standby에 구멍이 생긴다</w:t>
       </w:r>
     </w:p>
     <w:p>
@@ -2281,34 +2477,48 @@
           <w:rFonts w:ascii="맑은 고딕" w:hAnsi="맑은 고딕" w:eastAsia="맑은 고딕"/>
           <w:sz w:val="21"/>
         </w:rPr>
-        <w:t>① 메워지지 않으며 `UNRECOVERABLE_CHANGE#`도 그대로 남는다</w:t>
-      </w:r>
-    </w:p>
-    <w:p>
-      <w:r>
-        <w:rPr>
-          <w:rFonts w:ascii="맑은 고딕" w:hAnsi="맑은 고딕" w:eastAsia="맑은 고딕"/>
-          <w:sz w:val="21"/>
-        </w:rPr>
-        <w:t>② 자동으로 메워진다</w:t>
-      </w:r>
-    </w:p>
-    <w:p>
-      <w:r>
-        <w:rPr>
-          <w:rFonts w:ascii="맑은 고딕" w:hAnsi="맑은 고딕" w:eastAsia="맑은 고딕"/>
-          <w:sz w:val="21"/>
-        </w:rPr>
-        <w:t>③ 다음 로그 스위치에 메워진다</w:t>
-      </w:r>
-    </w:p>
-    <w:p>
-      <w:r>
-        <w:rPr>
-          <w:rFonts w:ascii="맑은 고딕" w:hAnsi="맑은 고딕" w:eastAsia="맑은 고딕"/>
-          <w:sz w:val="21"/>
-        </w:rPr>
-        <w:t>④ Standby가 자동 복구한다</w:t>
+        <w:t>① 자동으로 메워진다</w:t>
+      </w:r>
+    </w:p>
+    <w:p>
+      <w:r>
+        <w:rPr>
+          <w:rFonts w:ascii="맑은 고딕" w:hAnsi="맑은 고딕" w:eastAsia="맑은 고딕"/>
+          <w:sz w:val="21"/>
+        </w:rPr>
+        <w:t xml:space="preserve">② 메워지지 않으며 </w:t>
+      </w:r>
+      <w:r>
+        <w:rPr>
+          <w:rFonts w:ascii="Consolas" w:hAnsi="Consolas" w:eastAsia="맑은 고딕"/>
+          <w:sz w:val="21"/>
+        </w:rPr>
+        <w:t xml:space="preserve">UNRECOVERABLE_CHANGE#</w:t>
+      </w:r>
+      <w:r>
+        <w:rPr>
+          <w:rFonts w:ascii="맑은 고딕" w:hAnsi="맑은 고딕" w:eastAsia="맑은 고딕"/>
+          <w:sz w:val="21"/>
+        </w:rPr>
+        <w:t xml:space="preserve">도 그대로 남는다</w:t>
+      </w:r>
+    </w:p>
+    <w:p>
+      <w:r>
+        <w:rPr>
+          <w:rFonts w:ascii="맑은 고딕" w:hAnsi="맑은 고딕" w:eastAsia="맑은 고딕"/>
+          <w:sz w:val="21"/>
+        </w:rPr>
+        <w:t>③ Standby가 자동 복구한다</w:t>
+      </w:r>
+    </w:p>
+    <w:p>
+      <w:r>
+        <w:rPr>
+          <w:rFonts w:ascii="맑은 고딕" w:hAnsi="맑은 고딕" w:eastAsia="맑은 고딕"/>
+          <w:sz w:val="21"/>
+        </w:rPr>
+        <w:t>④ 다음 로그 스위치에 메워진다</w:t>
       </w:r>
     </w:p>
     <w:p>
@@ -2344,7 +2554,7 @@
           <w:rFonts w:ascii="맑은 고딕" w:hAnsi="맑은 고딕" w:eastAsia="맑은 고딕"/>
           <w:sz w:val="21"/>
         </w:rPr>
-        <w:t>② 자동으로 SRL도 커진다</w:t>
+        <w:t>② 영향이 없다</w:t>
       </w:r>
     </w:p>
     <w:p>
@@ -2362,7 +2572,7 @@
           <w:rFonts w:ascii="맑은 고딕" w:hAnsi="맑은 고딕" w:eastAsia="맑은 고딕"/>
           <w:sz w:val="21"/>
         </w:rPr>
-        <w:t>④ 영향이 없다</w:t>
+        <w:t>④ 자동으로 SRL도 커진다</w:t>
       </w:r>
     </w:p>
     <w:p>
@@ -2389,34 +2599,34 @@
           <w:rFonts w:ascii="맑은 고딕" w:hAnsi="맑은 고딕" w:eastAsia="맑은 고딕"/>
           <w:sz w:val="21"/>
         </w:rPr>
-        <w:t>① 동작의 최소 요건이 아니라 성능·안정을 위한 권장이다</w:t>
-      </w:r>
-    </w:p>
-    <w:p>
-      <w:r>
-        <w:rPr>
-          <w:rFonts w:ascii="맑은 고딕" w:hAnsi="맑은 고딕" w:eastAsia="맑은 고딕"/>
-          <w:sz w:val="21"/>
-        </w:rPr>
-        <w:t>② 지키지 않으면 적용이 시작되지 않는다</w:t>
-      </w:r>
-    </w:p>
-    <w:p>
-      <w:r>
-        <w:rPr>
-          <w:rFonts w:ascii="맑은 고딕" w:hAnsi="맑은 고딕" w:eastAsia="맑은 고딕"/>
-          <w:sz w:val="21"/>
-        </w:rPr>
-        <w:t>③ 오라클이 강제로 검사한다</w:t>
-      </w:r>
-    </w:p>
-    <w:p>
-      <w:r>
-        <w:rPr>
-          <w:rFonts w:ascii="맑은 고딕" w:hAnsi="맑은 고딕" w:eastAsia="맑은 고딕"/>
-          <w:sz w:val="21"/>
-        </w:rPr>
-        <w:t>④ RAC에서만 적용된다</w:t>
+        <w:t>① 오라클이 강제로 검사한다</w:t>
+      </w:r>
+    </w:p>
+    <w:p>
+      <w:r>
+        <w:rPr>
+          <w:rFonts w:ascii="맑은 고딕" w:hAnsi="맑은 고딕" w:eastAsia="맑은 고딕"/>
+          <w:sz w:val="21"/>
+        </w:rPr>
+        <w:t>② 동작의 최소 요건이 아니라 성능·안정을 위한 권장이다</w:t>
+      </w:r>
+    </w:p>
+    <w:p>
+      <w:r>
+        <w:rPr>
+          <w:rFonts w:ascii="맑은 고딕" w:hAnsi="맑은 고딕" w:eastAsia="맑은 고딕"/>
+          <w:sz w:val="21"/>
+        </w:rPr>
+        <w:t>③ RAC에서만 적용된다</w:t>
+      </w:r>
+    </w:p>
+    <w:p>
+      <w:r>
+        <w:rPr>
+          <w:rFonts w:ascii="맑은 고딕" w:hAnsi="맑은 고딕" w:eastAsia="맑은 고딕"/>
+          <w:sz w:val="21"/>
+        </w:rPr>
+        <w:t>④ 지키지 않으면 적용이 시작되지 않는다</w:t>
       </w:r>
     </w:p>
     <w:p>
@@ -2443,34 +2653,34 @@
           <w:rFonts w:ascii="맑은 고딕" w:hAnsi="맑은 고딕" w:eastAsia="맑은 고딕"/>
           <w:sz w:val="21"/>
         </w:rPr>
-        <w:t>① 2장에서는 문면과 실제 원인이 달랐고 4장에서는 문면 그대로다</w:t>
-      </w:r>
-    </w:p>
-    <w:p>
-      <w:r>
-        <w:rPr>
-          <w:rFonts w:ascii="맑은 고딕" w:hAnsi="맑은 고딕" w:eastAsia="맑은 고딕"/>
-          <w:sz w:val="21"/>
-        </w:rPr>
-        <w:t>② 두 장 모두 문면 그대로다</w:t>
-      </w:r>
-    </w:p>
-    <w:p>
-      <w:r>
-        <w:rPr>
-          <w:rFonts w:ascii="맑은 고딕" w:hAnsi="맑은 고딕" w:eastAsia="맑은 고딕"/>
-          <w:sz w:val="21"/>
-        </w:rPr>
-        <w:t>③ 두 장 모두 문면과 다르다</w:t>
-      </w:r>
-    </w:p>
-    <w:p>
-      <w:r>
-        <w:rPr>
-          <w:rFonts w:ascii="맑은 고딕" w:hAnsi="맑은 고딕" w:eastAsia="맑은 고딕"/>
-          <w:sz w:val="21"/>
-        </w:rPr>
-        <w:t>④ 4장에서만 문면과 다르다</w:t>
+        <w:t>① 4장에서만 문면과 다르다</w:t>
+      </w:r>
+    </w:p>
+    <w:p>
+      <w:r>
+        <w:rPr>
+          <w:rFonts w:ascii="맑은 고딕" w:hAnsi="맑은 고딕" w:eastAsia="맑은 고딕"/>
+          <w:sz w:val="21"/>
+        </w:rPr>
+        <w:t>② 2장에서는 문면과 실제 원인이 달랐고 4장에서는 문면 그대로다</w:t>
+      </w:r>
+    </w:p>
+    <w:p>
+      <w:r>
+        <w:rPr>
+          <w:rFonts w:ascii="맑은 고딕" w:hAnsi="맑은 고딕" w:eastAsia="맑은 고딕"/>
+          <w:sz w:val="21"/>
+        </w:rPr>
+        <w:t>③ 두 장 모두 문면 그대로다</w:t>
+      </w:r>
+    </w:p>
+    <w:p>
+      <w:r>
+        <w:rPr>
+          <w:rFonts w:ascii="맑은 고딕" w:hAnsi="맑은 고딕" w:eastAsia="맑은 고딕"/>
+          <w:sz w:val="21"/>
+        </w:rPr>
+        <w:t>④ 두 장 모두 문면과 다르다</w:t>
       </w:r>
     </w:p>
     <w:p>
@@ -2488,7 +2698,21 @@
           <w:rFonts w:ascii="맑은 고딕" w:hAnsi="맑은 고딕" w:eastAsia="맑은 고딕"/>
           <w:sz w:val="21"/>
         </w:rPr>
-        <w:t>[상-06] `orapwd`의 비밀번호 규칙과 DBCA의 비밀번호 규칙 비교로 옳은 것은?</w:t>
+        <w:t xml:space="preserve">[상-06] </w:t>
+      </w:r>
+      <w:r>
+        <w:rPr>
+          <w:rFonts w:ascii="Consolas" w:hAnsi="Consolas" w:eastAsia="맑은 고딕"/>
+          <w:sz w:val="21"/>
+        </w:rPr>
+        <w:t xml:space="preserve">orapwd</w:t>
+      </w:r>
+      <w:r>
+        <w:rPr>
+          <w:rFonts w:ascii="맑은 고딕" w:hAnsi="맑은 고딕" w:eastAsia="맑은 고딕"/>
+          <w:sz w:val="21"/>
+        </w:rPr>
+        <w:t xml:space="preserve">의 비밀번호 규칙과 DBCA의 비밀번호 규칙 비교로 옳은 것은?</w:t>
       </w:r>
     </w:p>
     <w:p>
@@ -2506,25 +2730,25 @@
           <w:rFonts w:ascii="맑은 고딕" w:hAnsi="맑은 고딕" w:eastAsia="맑은 고딕"/>
           <w:sz w:val="21"/>
         </w:rPr>
-        <w:t>② DBCA가 더 엄격하다</w:t>
-      </w:r>
-    </w:p>
-    <w:p>
-      <w:r>
-        <w:rPr>
-          <w:rFonts w:ascii="맑은 고딕" w:hAnsi="맑은 고딕" w:eastAsia="맑은 고딕"/>
-          <w:sz w:val="21"/>
-        </w:rPr>
-        <w:t>③ 규칙이 서로 다르다</w:t>
-      </w:r>
-    </w:p>
-    <w:p>
-      <w:r>
-        <w:rPr>
-          <w:rFonts w:ascii="맑은 고딕" w:hAnsi="맑은 고딕" w:eastAsia="맑은 고딕"/>
-          <w:sz w:val="21"/>
-        </w:rPr>
-        <w:t>④ 19c에서 둘 다 폐기됐다</w:t>
+        <w:t>② 19c에서 둘 다 폐기됐다</w:t>
+      </w:r>
+    </w:p>
+    <w:p>
+      <w:r>
+        <w:rPr>
+          <w:rFonts w:ascii="맑은 고딕" w:hAnsi="맑은 고딕" w:eastAsia="맑은 고딕"/>
+          <w:sz w:val="21"/>
+        </w:rPr>
+        <w:t>③ DBCA가 더 엄격하다</w:t>
+      </w:r>
+    </w:p>
+    <w:p>
+      <w:r>
+        <w:rPr>
+          <w:rFonts w:ascii="맑은 고딕" w:hAnsi="맑은 고딕" w:eastAsia="맑은 고딕"/>
+          <w:sz w:val="21"/>
+        </w:rPr>
+        <w:t>④ 규칙이 서로 다르다</w:t>
       </w:r>
     </w:p>
     <w:p>
@@ -2542,43 +2766,57 @@
           <w:rFonts w:ascii="맑은 고딕" w:hAnsi="맑은 고딕" w:eastAsia="맑은 고딕"/>
           <w:sz w:val="21"/>
         </w:rPr>
-        <w:t>[상-07] SRL 삭제 후 복구 시 `REUSE`가 필요한 이유는?</w:t>
-      </w:r>
-    </w:p>
-    <w:p>
-      <w:r>
-        <w:rPr>
-          <w:rFonts w:ascii="맑은 고딕" w:hAnsi="맑은 고딕" w:eastAsia="맑은 고딕"/>
-          <w:sz w:val="21"/>
-        </w:rPr>
-        <w:t>① 딕셔너리에서만 지워지고 파일은 디스크에 남아 있기 때문</w:t>
-      </w:r>
-    </w:p>
-    <w:p>
-      <w:r>
-        <w:rPr>
-          <w:rFonts w:ascii="맑은 고딕" w:hAnsi="맑은 고딕" w:eastAsia="맑은 고딕"/>
-          <w:sz w:val="21"/>
-        </w:rPr>
-        <w:t>② 그룹 번호를 재사용하기 때문</w:t>
-      </w:r>
-    </w:p>
-    <w:p>
-      <w:r>
-        <w:rPr>
-          <w:rFonts w:ascii="맑은 고딕" w:hAnsi="맑은 고딕" w:eastAsia="맑은 고딕"/>
-          <w:sz w:val="21"/>
-        </w:rPr>
-        <w:t>③ 크기를 유지하기 위해</w:t>
-      </w:r>
-    </w:p>
-    <w:p>
-      <w:r>
-        <w:rPr>
-          <w:rFonts w:ascii="맑은 고딕" w:hAnsi="맑은 고딕" w:eastAsia="맑은 고딕"/>
-          <w:sz w:val="21"/>
-        </w:rPr>
-        <w:t>④ 아카이브 이력을 보존하기 위해</w:t>
+        <w:t xml:space="preserve">[상-07] SRL 삭제 후 복구 시 </w:t>
+      </w:r>
+      <w:r>
+        <w:rPr>
+          <w:rFonts w:ascii="Consolas" w:hAnsi="Consolas" w:eastAsia="맑은 고딕"/>
+          <w:sz w:val="21"/>
+        </w:rPr>
+        <w:t xml:space="preserve">REUSE</w:t>
+      </w:r>
+      <w:r>
+        <w:rPr>
+          <w:rFonts w:ascii="맑은 고딕" w:hAnsi="맑은 고딕" w:eastAsia="맑은 고딕"/>
+          <w:sz w:val="21"/>
+        </w:rPr>
+        <w:t xml:space="preserve">가 필요한 이유는?</w:t>
+      </w:r>
+    </w:p>
+    <w:p>
+      <w:r>
+        <w:rPr>
+          <w:rFonts w:ascii="맑은 고딕" w:hAnsi="맑은 고딕" w:eastAsia="맑은 고딕"/>
+          <w:sz w:val="21"/>
+        </w:rPr>
+        <w:t>① 그룹 번호를 재사용하기 때문</w:t>
+      </w:r>
+    </w:p>
+    <w:p>
+      <w:r>
+        <w:rPr>
+          <w:rFonts w:ascii="맑은 고딕" w:hAnsi="맑은 고딕" w:eastAsia="맑은 고딕"/>
+          <w:sz w:val="21"/>
+        </w:rPr>
+        <w:t>② 크기를 유지하기 위해</w:t>
+      </w:r>
+    </w:p>
+    <w:p>
+      <w:r>
+        <w:rPr>
+          <w:rFonts w:ascii="맑은 고딕" w:hAnsi="맑은 고딕" w:eastAsia="맑은 고딕"/>
+          <w:sz w:val="21"/>
+        </w:rPr>
+        <w:t>③ 아카이브 이력을 보존하기 위해</w:t>
+      </w:r>
+    </w:p>
+    <w:p>
+      <w:r>
+        <w:rPr>
+          <w:rFonts w:ascii="맑은 고딕" w:hAnsi="맑은 고딕" w:eastAsia="맑은 고딕"/>
+          <w:sz w:val="21"/>
+        </w:rPr>
+        <w:t>④ 딕셔너리에서만 지워지고 파일은 디스크에 남아 있기 때문</w:t>
       </w:r>
     </w:p>
     <w:p>
@@ -2605,7 +2843,7 @@
           <w:rFonts w:ascii="맑은 고딕" w:hAnsi="맑은 고딕" w:eastAsia="맑은 고딕"/>
           <w:sz w:val="21"/>
         </w:rPr>
-        <w:t>① Flashback Database 활성화</w:t>
+        <w:t>① SRL 개수와 크기</w:t>
       </w:r>
     </w:p>
     <w:p>
@@ -2623,7 +2861,7 @@
           <w:rFonts w:ascii="맑은 고딕" w:hAnsi="맑은 고딕" w:eastAsia="맑은 고딕"/>
           <w:sz w:val="21"/>
         </w:rPr>
-        <w:t>③ SRL 개수와 크기</w:t>
+        <w:t>③ Flashback Database 활성화</w:t>
       </w:r>
     </w:p>
     <w:p>
@@ -2659,7 +2897,7 @@
           <w:rFonts w:ascii="맑은 고딕" w:hAnsi="맑은 고딕" w:eastAsia="맑은 고딕"/>
           <w:sz w:val="21"/>
         </w:rPr>
-        <w:t>① `SELECT force_logging FROM v$database`로 확인하고 실측 근거로 설명한다</w:t>
+        <w:t>① SRL을 늘린다</w:t>
       </w:r>
     </w:p>
     <w:p>
@@ -2686,7 +2924,21 @@
           <w:rFonts w:ascii="맑은 고딕" w:hAnsi="맑은 고딕" w:eastAsia="맑은 고딕"/>
           <w:sz w:val="21"/>
         </w:rPr>
-        <w:t>④ SRL을 늘린다</w:t>
+        <w:t xml:space="preserve">④ </w:t>
+      </w:r>
+      <w:r>
+        <w:rPr>
+          <w:rFonts w:ascii="Consolas" w:hAnsi="Consolas" w:eastAsia="맑은 고딕"/>
+          <w:sz w:val="21"/>
+        </w:rPr>
+        <w:t xml:space="preserve">SELECT force_logging FROM v$database</w:t>
+      </w:r>
+      <w:r>
+        <w:rPr>
+          <w:rFonts w:ascii="맑은 고딕" w:hAnsi="맑은 고딕" w:eastAsia="맑은 고딕"/>
+          <w:sz w:val="21"/>
+        </w:rPr>
+        <w:t xml:space="preserve">로 확인하고 실측 근거로 설명한다</w:t>
       </w:r>
     </w:p>
     <w:p>
@@ -2713,16 +2965,16 @@
           <w:rFonts w:ascii="맑은 고딕" w:hAnsi="맑은 고딕" w:eastAsia="맑은 고딕"/>
           <w:sz w:val="21"/>
         </w:rPr>
-        <w:t>① 답이 되지 않는다. 직접 경로 적재에만 적용되기 때문</w:t>
-      </w:r>
-    </w:p>
-    <w:p>
-      <w:r>
-        <w:rPr>
-          <w:rFonts w:ascii="맑은 고딕" w:hAnsi="맑은 고딕" w:eastAsia="맑은 고딕"/>
-          <w:sz w:val="21"/>
-        </w:rPr>
-        <w:t>② 가장 좋은 해법이다</w:t>
+        <w:t>① 가장 좋은 해법이다</w:t>
+      </w:r>
+    </w:p>
+    <w:p>
+      <w:r>
+        <w:rPr>
+          <w:rFonts w:ascii="맑은 고딕" w:hAnsi="맑은 고딕" w:eastAsia="맑은 고딕"/>
+          <w:sz w:val="21"/>
+        </w:rPr>
+        <w:t>② 보호 모드를 낮춰야 적용된다</w:t>
       </w:r>
     </w:p>
     <w:p>
@@ -2740,10 +2992,12 @@
           <w:rFonts w:ascii="맑은 고딕" w:hAnsi="맑은 고딕" w:eastAsia="맑은 고딕"/>
           <w:sz w:val="21"/>
         </w:rPr>
-        <w:t>④ 보호 모드를 낮춰야 적용된다</w:t>
+        <w:t>④ 답이 되지 않는다. 직접 경로 적재에만 적용되기 때문</w:t>
       </w:r>
     </w:p>
     <w:sectPr>
+      <w:headerReference w:type="default" r:id="rId9"/>
+      <w:footerReference w:type="default" r:id="rId10"/>
       <w:pgSz w:w="12240" w:h="15840"/>
       <w:pgMar w:top="1440" w:right="1800" w:bottom="1440" w:left="1800" w:header="720" w:footer="720" w:gutter="0"/>
       <w:cols w:space="720"/>
@@ -2751,6 +3005,26 @@
     </w:sectPr>
   </w:body>
 </w:document>
+</file>
+
+<file path=word/footer1.xml><?xml version="1.0" encoding="utf-8"?>
+<w:ftr xmlns:m="http://schemas.openxmlformats.org/officeDocument/2006/math" xmlns:mc="http://schemas.openxmlformats.org/markup-compatibility/2006" xmlns:mo="http://schemas.microsoft.com/office/mac/office/2008/main" xmlns:mv="urn:schemas-microsoft-com:mac:vml" xmlns:o="urn:schemas-microsoft-com:office:office" xmlns:r="http://schemas.openxmlformats.org/officeDocument/2006/relationships" xmlns:v="urn:schemas-microsoft-com:vml" xmlns:w10="urn:schemas-microsoft-com:office:word" xmlns:w14="http://schemas.microsoft.com/office/word/2010/wordml" xmlns:w="http://schemas.openxmlformats.org/wordprocessingml/2006/main" xmlns:wne="http://schemas.microsoft.com/office/word/2006/wordml" xmlns:wp14="http://schemas.microsoft.com/office/word/2010/wordprocessingDrawing" xmlns:wp="http://schemas.openxmlformats.org/drawingml/2006/wordprocessingDrawing" xmlns:wpc="http://schemas.microsoft.com/office/word/2010/wordprocessingCanvas" xmlns:wpg="http://schemas.microsoft.com/office/word/2010/wordprocessingGroup" xmlns:wpi="http://schemas.microsoft.com/office/word/2010/wordprocessingInk" xmlns:wps="http://schemas.microsoft.com/office/word/2010/wordprocessingShape" mc:Ignorable="w14 wp14">
+  <w:p>
+    <w:pPr>
+      <w:pStyle w:val="Footer"/>
+    </w:pPr>
+  </w:p>
+</w:ftr>
+</file>
+
+<file path=word/header1.xml><?xml version="1.0" encoding="utf-8"?>
+<w:hdr xmlns:m="http://schemas.openxmlformats.org/officeDocument/2006/math" xmlns:mc="http://schemas.openxmlformats.org/markup-compatibility/2006" xmlns:mo="http://schemas.microsoft.com/office/mac/office/2008/main" xmlns:mv="urn:schemas-microsoft-com:mac:vml" xmlns:o="urn:schemas-microsoft-com:office:office" xmlns:r="http://schemas.openxmlformats.org/officeDocument/2006/relationships" xmlns:v="urn:schemas-microsoft-com:vml" xmlns:w10="urn:schemas-microsoft-com:office:word" xmlns:w14="http://schemas.microsoft.com/office/word/2010/wordml" xmlns:w="http://schemas.openxmlformats.org/wordprocessingml/2006/main" xmlns:wne="http://schemas.microsoft.com/office/word/2006/wordml" xmlns:wp14="http://schemas.microsoft.com/office/word/2010/wordprocessingDrawing" xmlns:wp="http://schemas.openxmlformats.org/drawingml/2006/wordprocessingDrawing" xmlns:wpc="http://schemas.microsoft.com/office/word/2010/wordprocessingCanvas" xmlns:wpg="http://schemas.microsoft.com/office/word/2010/wordprocessingGroup" xmlns:wpi="http://schemas.microsoft.com/office/word/2010/wordprocessingInk" xmlns:wps="http://schemas.microsoft.com/office/word/2010/wordprocessingShape" mc:Ignorable="w14 wp14">
+  <w:p>
+    <w:pPr>
+      <w:pStyle w:val="Header"/>
+    </w:pPr>
+  </w:p>
+</w:hdr>
 </file>
 
 <file path=word/numbering.xml><?xml version="1.0" encoding="utf-8"?>
